--- a/DF_Assignment_04_Spring_2026.docx
+++ b/DF_Assignment_04_Spring_2026.docx
@@ -348,7 +348,27 @@
           <w:sz w:val="24"/>
           <w:szCs w:val="24"/>
         </w:rPr>
-        <w:t xml:space="preserve"> (can be six members but in that case TL has to create an additional page for that member and then assign all tasks accordingly)</w:t>
+        <w:t xml:space="preserve"> (can be six members but in that </w:t>
+      </w:r>
+      <w:proofErr w:type="gramStart"/>
+      <w:r>
+        <w:rPr>
+          <w:rFonts w:ascii="Arial" w:eastAsia="Arial" w:hAnsi="Arial" w:cs="Arial"/>
+          <w:color w:val="000000"/>
+          <w:sz w:val="24"/>
+          <w:szCs w:val="24"/>
+        </w:rPr>
+        <w:t>case</w:t>
+      </w:r>
+      <w:proofErr w:type="gramEnd"/>
+      <w:r>
+        <w:rPr>
+          <w:rFonts w:ascii="Arial" w:eastAsia="Arial" w:hAnsi="Arial" w:cs="Arial"/>
+          <w:color w:val="000000"/>
+          <w:sz w:val="24"/>
+          <w:szCs w:val="24"/>
+        </w:rPr>
+        <w:t xml:space="preserve"> TL has to create an additional page for that member and then assign all tasks accordingly)</w:t>
       </w:r>
     </w:p>
     <w:p>
@@ -592,8 +612,9 @@
           <w:sz w:val="18"/>
           <w:szCs w:val="18"/>
         </w:rPr>
-        <w:t xml:space="preserve">Table 1: Group Details </w:t>
-      </w:r>
+        <w:t xml:space="preserve">Table 1: Group </w:t>
+      </w:r>
+      <w:proofErr w:type="gramStart"/>
       <w:r>
         <w:rPr>
           <w:rFonts w:ascii="Arial" w:eastAsia="Arial" w:hAnsi="Arial" w:cs="Arial"/>
@@ -603,7 +624,7 @@
           <w:sz w:val="18"/>
           <w:szCs w:val="18"/>
         </w:rPr>
-        <w:t>,</w:t>
+        <w:t xml:space="preserve">Details </w:t>
       </w:r>
       <w:r>
         <w:rPr>
@@ -614,12 +635,48 @@
           <w:sz w:val="18"/>
           <w:szCs w:val="18"/>
         </w:rPr>
-        <w:t xml:space="preserve"> Each student must fill their own row (including Assigned Page) in the versioned copy inside the repo</w:t>
+        <w:t>,</w:t>
+      </w:r>
+      <w:proofErr w:type="gramEnd"/>
+      <w:r>
+        <w:rPr>
+          <w:rFonts w:ascii="Arial" w:eastAsia="Arial" w:hAnsi="Arial" w:cs="Arial"/>
+          <w:b/>
+          <w:bCs/>
+          <w:color w:val="444444"/>
+          <w:sz w:val="18"/>
+          <w:szCs w:val="18"/>
+        </w:rPr>
+        <w:t xml:space="preserve"> </w:t>
+      </w:r>
+      <w:proofErr w:type="gramStart"/>
+      <w:r>
+        <w:rPr>
+          <w:rFonts w:ascii="Arial" w:eastAsia="Arial" w:hAnsi="Arial" w:cs="Arial"/>
+          <w:b/>
+          <w:bCs/>
+          <w:color w:val="444444"/>
+          <w:sz w:val="18"/>
+          <w:szCs w:val="18"/>
+        </w:rPr>
+        <w:t>Each</w:t>
+      </w:r>
+      <w:proofErr w:type="gramEnd"/>
+      <w:r>
+        <w:rPr>
+          <w:rFonts w:ascii="Arial" w:eastAsia="Arial" w:hAnsi="Arial" w:cs="Arial"/>
+          <w:b/>
+          <w:bCs/>
+          <w:color w:val="444444"/>
+          <w:sz w:val="18"/>
+          <w:szCs w:val="18"/>
+        </w:rPr>
+        <w:t xml:space="preserve"> student must fill their own row (including Assigned Page) in the versioned copy inside the repo</w:t>
       </w:r>
     </w:p>
     <w:tbl>
       <w:tblPr>
-        <w:tblW w:w="9360" w:type="dxa"/>
+        <w:tblW w:w="9382" w:type="dxa"/>
         <w:tblBorders>
           <w:top w:val="single" w:sz="4" w:space="0" w:color="auto"/>
           <w:left w:val="single" w:sz="4" w:space="0" w:color="auto"/>
@@ -628,6 +685,7 @@
           <w:insideH w:val="single" w:sz="4" w:space="0" w:color="auto"/>
           <w:insideV w:val="single" w:sz="4" w:space="0" w:color="auto"/>
         </w:tblBorders>
+        <w:tblLayout w:type="fixed"/>
         <w:tblCellMar>
           <w:left w:w="10" w:type="dxa"/>
           <w:right w:w="10" w:type="dxa"/>
@@ -636,26 +694,20 @@
       </w:tblPr>
       <w:tblGrid>
         <w:gridCol w:w="471"/>
-        <w:gridCol w:w="1424"/>
-        <w:gridCol w:w="1349"/>
-        <w:gridCol w:w="1561"/>
-        <w:gridCol w:w="1306"/>
-        <w:gridCol w:w="1596"/>
-        <w:gridCol w:w="1653"/>
+        <w:gridCol w:w="1951"/>
+        <w:gridCol w:w="1530"/>
+        <w:gridCol w:w="1256"/>
+        <w:gridCol w:w="1252"/>
+        <w:gridCol w:w="1372"/>
+        <w:gridCol w:w="1550"/>
       </w:tblGrid>
       <w:tr>
-        <w:tblPrEx>
-          <w:tblCellMar>
-            <w:top w:w="0" w:type="dxa"/>
-            <w:bottom w:w="0" w:type="dxa"/>
-          </w:tblCellMar>
-        </w:tblPrEx>
         <w:trPr>
           <w:tblHeader/>
         </w:trPr>
         <w:tc>
           <w:tcPr>
-            <w:tcW w:w="440" w:type="dxa"/>
+            <w:tcW w:w="471" w:type="dxa"/>
             <w:tcBorders>
               <w:top w:val="single" w:sz="6" w:space="0" w:color="ADB9CA"/>
               <w:left w:val="single" w:sz="6" w:space="0" w:color="ADB9CA"/>
@@ -687,7 +739,7 @@
         </w:tc>
         <w:tc>
           <w:tcPr>
-            <w:tcW w:w="1500" w:type="dxa"/>
+            <w:tcW w:w="1951" w:type="dxa"/>
             <w:tcBorders>
               <w:top w:val="single" w:sz="6" w:space="0" w:color="ADB9CA"/>
               <w:left w:val="single" w:sz="6" w:space="0" w:color="ADB9CA"/>
@@ -719,7 +771,7 @@
         </w:tc>
         <w:tc>
           <w:tcPr>
-            <w:tcW w:w="1380" w:type="dxa"/>
+            <w:tcW w:w="1530" w:type="dxa"/>
             <w:tcBorders>
               <w:top w:val="single" w:sz="6" w:space="0" w:color="ADB9CA"/>
               <w:left w:val="single" w:sz="6" w:space="0" w:color="ADB9CA"/>
@@ -751,7 +803,7 @@
         </w:tc>
         <w:tc>
           <w:tcPr>
-            <w:tcW w:w="1300" w:type="dxa"/>
+            <w:tcW w:w="1256" w:type="dxa"/>
             <w:tcBorders>
               <w:top w:val="single" w:sz="6" w:space="0" w:color="ADB9CA"/>
               <w:left w:val="single" w:sz="6" w:space="0" w:color="ADB9CA"/>
@@ -783,7 +835,7 @@
         </w:tc>
         <w:tc>
           <w:tcPr>
-            <w:tcW w:w="1340" w:type="dxa"/>
+            <w:tcW w:w="1252" w:type="dxa"/>
             <w:tcBorders>
               <w:top w:val="single" w:sz="6" w:space="0" w:color="ADB9CA"/>
               <w:left w:val="single" w:sz="6" w:space="0" w:color="ADB9CA"/>
@@ -815,7 +867,7 @@
         </w:tc>
         <w:tc>
           <w:tcPr>
-            <w:tcW w:w="1700" w:type="dxa"/>
+            <w:tcW w:w="1372" w:type="dxa"/>
             <w:tcBorders>
               <w:top w:val="single" w:sz="6" w:space="0" w:color="ADB9CA"/>
               <w:left w:val="single" w:sz="6" w:space="0" w:color="ADB9CA"/>
@@ -847,7 +899,7 @@
         </w:tc>
         <w:tc>
           <w:tcPr>
-            <w:tcW w:w="1700" w:type="dxa"/>
+            <w:tcW w:w="1550" w:type="dxa"/>
             <w:tcBorders>
               <w:top w:val="single" w:sz="6" w:space="0" w:color="ADB9CA"/>
               <w:left w:val="single" w:sz="6" w:space="0" w:color="ADB9CA"/>
@@ -879,15 +931,9 @@
         </w:tc>
       </w:tr>
       <w:tr>
-        <w:tblPrEx>
-          <w:tblCellMar>
-            <w:top w:w="0" w:type="dxa"/>
-            <w:bottom w:w="0" w:type="dxa"/>
-          </w:tblCellMar>
-        </w:tblPrEx>
-        <w:tc>
-          <w:tcPr>
-            <w:tcW w:w="440" w:type="dxa"/>
+        <w:tc>
+          <w:tcPr>
+            <w:tcW w:w="471" w:type="dxa"/>
             <w:tcBorders>
               <w:top w:val="single" w:sz="6" w:space="0" w:color="ADB9CA"/>
               <w:left w:val="single" w:sz="6" w:space="0" w:color="ADB9CA"/>
@@ -917,7 +963,7 @@
         </w:tc>
         <w:tc>
           <w:tcPr>
-            <w:tcW w:w="1500" w:type="dxa"/>
+            <w:tcW w:w="1951" w:type="dxa"/>
             <w:tcBorders>
               <w:top w:val="single" w:sz="6" w:space="0" w:color="ADB9CA"/>
               <w:left w:val="single" w:sz="6" w:space="0" w:color="ADB9CA"/>
@@ -933,11 +979,15 @@
             </w:tcMar>
             <w:vAlign w:val="center"/>
           </w:tcPr>
-          <w:p/>
-        </w:tc>
-        <w:tc>
-          <w:tcPr>
-            <w:tcW w:w="1380" w:type="dxa"/>
+          <w:p>
+            <w:r>
+              <w:t>Abdul Rahman Asad</w:t>
+            </w:r>
+          </w:p>
+        </w:tc>
+        <w:tc>
+          <w:tcPr>
+            <w:tcW w:w="1530" w:type="dxa"/>
             <w:tcBorders>
               <w:top w:val="single" w:sz="6" w:space="0" w:color="ADB9CA"/>
               <w:left w:val="single" w:sz="6" w:space="0" w:color="ADB9CA"/>
@@ -953,11 +1003,15 @@
             </w:tcMar>
             <w:vAlign w:val="center"/>
           </w:tcPr>
-          <w:p/>
-        </w:tc>
-        <w:tc>
-          <w:tcPr>
-            <w:tcW w:w="1300" w:type="dxa"/>
+          <w:p>
+            <w:r>
+              <w:t>asad1git</w:t>
+            </w:r>
+          </w:p>
+        </w:tc>
+        <w:tc>
+          <w:tcPr>
+            <w:tcW w:w="1256" w:type="dxa"/>
             <w:tcBorders>
               <w:top w:val="single" w:sz="6" w:space="0" w:color="ADB9CA"/>
               <w:left w:val="single" w:sz="6" w:space="0" w:color="ADB9CA"/>
@@ -973,11 +1027,15 @@
             </w:tcMar>
             <w:vAlign w:val="center"/>
           </w:tcPr>
-          <w:p/>
-        </w:tc>
-        <w:tc>
-          <w:tcPr>
-            <w:tcW w:w="1340" w:type="dxa"/>
+          <w:p>
+            <w:r>
+              <w:t>Team Lead</w:t>
+            </w:r>
+          </w:p>
+        </w:tc>
+        <w:tc>
+          <w:tcPr>
+            <w:tcW w:w="1252" w:type="dxa"/>
             <w:tcBorders>
               <w:top w:val="single" w:sz="6" w:space="0" w:color="ADB9CA"/>
               <w:left w:val="single" w:sz="6" w:space="0" w:color="ADB9CA"/>
@@ -993,11 +1051,18 @@
             </w:tcMar>
             <w:vAlign w:val="center"/>
           </w:tcPr>
-          <w:p/>
-        </w:tc>
-        <w:tc>
-          <w:tcPr>
-            <w:tcW w:w="1700" w:type="dxa"/>
+          <w:p>
+            <w:r>
+              <w:t>i</w:t>
+            </w:r>
+            <w:r>
+              <w:t>ndex</w:t>
+            </w:r>
+          </w:p>
+        </w:tc>
+        <w:tc>
+          <w:tcPr>
+            <w:tcW w:w="1372" w:type="dxa"/>
             <w:tcBorders>
               <w:top w:val="single" w:sz="6" w:space="0" w:color="ADB9CA"/>
               <w:left w:val="single" w:sz="6" w:space="0" w:color="ADB9CA"/>
@@ -1013,11 +1078,15 @@
             </w:tcMar>
             <w:vAlign w:val="center"/>
           </w:tcPr>
-          <w:p/>
-        </w:tc>
-        <w:tc>
-          <w:tcPr>
-            <w:tcW w:w="1700" w:type="dxa"/>
+          <w:p>
+            <w:r>
+              <w:t>Main, Develop</w:t>
+            </w:r>
+          </w:p>
+        </w:tc>
+        <w:tc>
+          <w:tcPr>
+            <w:tcW w:w="1550" w:type="dxa"/>
             <w:tcBorders>
               <w:top w:val="single" w:sz="6" w:space="0" w:color="ADB9CA"/>
               <w:left w:val="single" w:sz="6" w:space="0" w:color="ADB9CA"/>
@@ -1033,19 +1102,17 @@
             </w:tcMar>
             <w:vAlign w:val="center"/>
           </w:tcPr>
-          <w:p/>
+          <w:p>
+            <w:r>
+              <w:t>YES</w:t>
+            </w:r>
+          </w:p>
         </w:tc>
       </w:tr>
       <w:tr>
-        <w:tblPrEx>
-          <w:tblCellMar>
-            <w:top w:w="0" w:type="dxa"/>
-            <w:bottom w:w="0" w:type="dxa"/>
-          </w:tblCellMar>
-        </w:tblPrEx>
-        <w:tc>
-          <w:tcPr>
-            <w:tcW w:w="440" w:type="dxa"/>
+        <w:tc>
+          <w:tcPr>
+            <w:tcW w:w="471" w:type="dxa"/>
             <w:tcBorders>
               <w:top w:val="single" w:sz="6" w:space="0" w:color="ADB9CA"/>
               <w:left w:val="single" w:sz="6" w:space="0" w:color="ADB9CA"/>
@@ -1075,7 +1142,7 @@
         </w:tc>
         <w:tc>
           <w:tcPr>
-            <w:tcW w:w="1500" w:type="dxa"/>
+            <w:tcW w:w="1951" w:type="dxa"/>
             <w:tcBorders>
               <w:top w:val="single" w:sz="6" w:space="0" w:color="ADB9CA"/>
               <w:left w:val="single" w:sz="6" w:space="0" w:color="ADB9CA"/>
@@ -1091,11 +1158,35 @@
             </w:tcMar>
             <w:vAlign w:val="center"/>
           </w:tcPr>
+          <w:p>
+            <w:r>
+              <w:t>Arma Sajjad</w:t>
+            </w:r>
+          </w:p>
+        </w:tc>
+        <w:tc>
+          <w:tcPr>
+            <w:tcW w:w="1530" w:type="dxa"/>
+            <w:tcBorders>
+              <w:top w:val="single" w:sz="6" w:space="0" w:color="ADB9CA"/>
+              <w:left w:val="single" w:sz="6" w:space="0" w:color="ADB9CA"/>
+              <w:bottom w:val="single" w:sz="6" w:space="0" w:color="ADB9CA"/>
+              <w:right w:val="single" w:sz="6" w:space="0" w:color="ADB9CA"/>
+            </w:tcBorders>
+            <w:shd w:val="clear" w:color="auto" w:fill="FFFFFF"/>
+            <w:tcMar>
+              <w:top w:w="80" w:type="dxa"/>
+              <w:left w:w="140" w:type="dxa"/>
+              <w:bottom w:w="80" w:type="dxa"/>
+              <w:right w:w="140" w:type="dxa"/>
+            </w:tcMar>
+            <w:vAlign w:val="center"/>
+          </w:tcPr>
           <w:p/>
         </w:tc>
         <w:tc>
           <w:tcPr>
-            <w:tcW w:w="1380" w:type="dxa"/>
+            <w:tcW w:w="1256" w:type="dxa"/>
             <w:tcBorders>
               <w:top w:val="single" w:sz="6" w:space="0" w:color="ADB9CA"/>
               <w:left w:val="single" w:sz="6" w:space="0" w:color="ADB9CA"/>
@@ -1111,11 +1202,15 @@
             </w:tcMar>
             <w:vAlign w:val="center"/>
           </w:tcPr>
-          <w:p/>
-        </w:tc>
-        <w:tc>
-          <w:tcPr>
-            <w:tcW w:w="1300" w:type="dxa"/>
+          <w:p>
+            <w:r>
+              <w:t>Member</w:t>
+            </w:r>
+          </w:p>
+        </w:tc>
+        <w:tc>
+          <w:tcPr>
+            <w:tcW w:w="1252" w:type="dxa"/>
             <w:tcBorders>
               <w:top w:val="single" w:sz="6" w:space="0" w:color="ADB9CA"/>
               <w:left w:val="single" w:sz="6" w:space="0" w:color="ADB9CA"/>
@@ -1131,11 +1226,15 @@
             </w:tcMar>
             <w:vAlign w:val="center"/>
           </w:tcPr>
-          <w:p/>
-        </w:tc>
-        <w:tc>
-          <w:tcPr>
-            <w:tcW w:w="1340" w:type="dxa"/>
+          <w:p>
+            <w:r>
+              <w:t>about</w:t>
+            </w:r>
+          </w:p>
+        </w:tc>
+        <w:tc>
+          <w:tcPr>
+            <w:tcW w:w="1372" w:type="dxa"/>
             <w:tcBorders>
               <w:top w:val="single" w:sz="6" w:space="0" w:color="ADB9CA"/>
               <w:left w:val="single" w:sz="6" w:space="0" w:color="ADB9CA"/>
@@ -1151,11 +1250,15 @@
             </w:tcMar>
             <w:vAlign w:val="center"/>
           </w:tcPr>
-          <w:p/>
-        </w:tc>
-        <w:tc>
-          <w:tcPr>
-            <w:tcW w:w="1700" w:type="dxa"/>
+          <w:p>
+            <w:r>
+              <w:t>develop</w:t>
+            </w:r>
+          </w:p>
+        </w:tc>
+        <w:tc>
+          <w:tcPr>
+            <w:tcW w:w="1550" w:type="dxa"/>
             <w:tcBorders>
               <w:top w:val="single" w:sz="6" w:space="0" w:color="ADB9CA"/>
               <w:left w:val="single" w:sz="6" w:space="0" w:color="ADB9CA"/>
@@ -1171,39 +1274,17 @@
             </w:tcMar>
             <w:vAlign w:val="center"/>
           </w:tcPr>
-          <w:p/>
-        </w:tc>
-        <w:tc>
-          <w:tcPr>
-            <w:tcW w:w="1700" w:type="dxa"/>
-            <w:tcBorders>
-              <w:top w:val="single" w:sz="6" w:space="0" w:color="ADB9CA"/>
-              <w:left w:val="single" w:sz="6" w:space="0" w:color="ADB9CA"/>
-              <w:bottom w:val="single" w:sz="6" w:space="0" w:color="ADB9CA"/>
-              <w:right w:val="single" w:sz="6" w:space="0" w:color="ADB9CA"/>
-            </w:tcBorders>
-            <w:shd w:val="clear" w:color="auto" w:fill="FFFFFF"/>
-            <w:tcMar>
-              <w:top w:w="80" w:type="dxa"/>
-              <w:left w:w="140" w:type="dxa"/>
-              <w:bottom w:w="80" w:type="dxa"/>
-              <w:right w:w="140" w:type="dxa"/>
-            </w:tcMar>
-            <w:vAlign w:val="center"/>
-          </w:tcPr>
-          <w:p/>
+          <w:p>
+            <w:r>
+              <w:t>YES</w:t>
+            </w:r>
+          </w:p>
         </w:tc>
       </w:tr>
       <w:tr>
-        <w:tblPrEx>
-          <w:tblCellMar>
-            <w:top w:w="0" w:type="dxa"/>
-            <w:bottom w:w="0" w:type="dxa"/>
-          </w:tblCellMar>
-        </w:tblPrEx>
-        <w:tc>
-          <w:tcPr>
-            <w:tcW w:w="440" w:type="dxa"/>
+        <w:tc>
+          <w:tcPr>
+            <w:tcW w:w="471" w:type="dxa"/>
             <w:tcBorders>
               <w:top w:val="single" w:sz="6" w:space="0" w:color="ADB9CA"/>
               <w:left w:val="single" w:sz="6" w:space="0" w:color="ADB9CA"/>
@@ -1233,7 +1314,7 @@
         </w:tc>
         <w:tc>
           <w:tcPr>
-            <w:tcW w:w="1500" w:type="dxa"/>
+            <w:tcW w:w="1951" w:type="dxa"/>
             <w:tcBorders>
               <w:top w:val="single" w:sz="6" w:space="0" w:color="ADB9CA"/>
               <w:left w:val="single" w:sz="6" w:space="0" w:color="ADB9CA"/>
@@ -1249,11 +1330,15 @@
             </w:tcMar>
             <w:vAlign w:val="center"/>
           </w:tcPr>
-          <w:p/>
-        </w:tc>
-        <w:tc>
-          <w:tcPr>
-            <w:tcW w:w="1380" w:type="dxa"/>
+          <w:p>
+            <w:r>
+              <w:t>Mohsin Ali</w:t>
+            </w:r>
+          </w:p>
+        </w:tc>
+        <w:tc>
+          <w:tcPr>
+            <w:tcW w:w="1530" w:type="dxa"/>
             <w:tcBorders>
               <w:top w:val="single" w:sz="6" w:space="0" w:color="ADB9CA"/>
               <w:left w:val="single" w:sz="6" w:space="0" w:color="ADB9CA"/>
@@ -1269,11 +1354,15 @@
             </w:tcMar>
             <w:vAlign w:val="center"/>
           </w:tcPr>
-          <w:p/>
-        </w:tc>
-        <w:tc>
-          <w:tcPr>
-            <w:tcW w:w="1300" w:type="dxa"/>
+          <w:p>
+            <w:r>
+              <w:t>mohsin0165</w:t>
+            </w:r>
+          </w:p>
+        </w:tc>
+        <w:tc>
+          <w:tcPr>
+            <w:tcW w:w="1256" w:type="dxa"/>
             <w:tcBorders>
               <w:top w:val="single" w:sz="6" w:space="0" w:color="ADB9CA"/>
               <w:left w:val="single" w:sz="6" w:space="0" w:color="ADB9CA"/>
@@ -1289,11 +1378,15 @@
             </w:tcMar>
             <w:vAlign w:val="center"/>
           </w:tcPr>
-          <w:p/>
-        </w:tc>
-        <w:tc>
-          <w:tcPr>
-            <w:tcW w:w="1340" w:type="dxa"/>
+          <w:p>
+            <w:r>
+              <w:t>Member</w:t>
+            </w:r>
+          </w:p>
+        </w:tc>
+        <w:tc>
+          <w:tcPr>
+            <w:tcW w:w="1252" w:type="dxa"/>
             <w:tcBorders>
               <w:top w:val="single" w:sz="6" w:space="0" w:color="ADB9CA"/>
               <w:left w:val="single" w:sz="6" w:space="0" w:color="ADB9CA"/>
@@ -1309,11 +1402,15 @@
             </w:tcMar>
             <w:vAlign w:val="center"/>
           </w:tcPr>
-          <w:p/>
-        </w:tc>
-        <w:tc>
-          <w:tcPr>
-            <w:tcW w:w="1700" w:type="dxa"/>
+          <w:p>
+            <w:r>
+              <w:t>add-task</w:t>
+            </w:r>
+          </w:p>
+        </w:tc>
+        <w:tc>
+          <w:tcPr>
+            <w:tcW w:w="1372" w:type="dxa"/>
             <w:tcBorders>
               <w:top w:val="single" w:sz="6" w:space="0" w:color="ADB9CA"/>
               <w:left w:val="single" w:sz="6" w:space="0" w:color="ADB9CA"/>
@@ -1329,11 +1426,15 @@
             </w:tcMar>
             <w:vAlign w:val="center"/>
           </w:tcPr>
-          <w:p/>
-        </w:tc>
-        <w:tc>
-          <w:tcPr>
-            <w:tcW w:w="1700" w:type="dxa"/>
+          <w:p>
+            <w:r>
+              <w:t>develop</w:t>
+            </w:r>
+          </w:p>
+        </w:tc>
+        <w:tc>
+          <w:tcPr>
+            <w:tcW w:w="1550" w:type="dxa"/>
             <w:tcBorders>
               <w:top w:val="single" w:sz="6" w:space="0" w:color="ADB9CA"/>
               <w:left w:val="single" w:sz="6" w:space="0" w:color="ADB9CA"/>
@@ -1349,19 +1450,17 @@
             </w:tcMar>
             <w:vAlign w:val="center"/>
           </w:tcPr>
-          <w:p/>
+          <w:p>
+            <w:r>
+              <w:t>YES</w:t>
+            </w:r>
+          </w:p>
         </w:tc>
       </w:tr>
       <w:tr>
-        <w:tblPrEx>
-          <w:tblCellMar>
-            <w:top w:w="0" w:type="dxa"/>
-            <w:bottom w:w="0" w:type="dxa"/>
-          </w:tblCellMar>
-        </w:tblPrEx>
-        <w:tc>
-          <w:tcPr>
-            <w:tcW w:w="440" w:type="dxa"/>
+        <w:tc>
+          <w:tcPr>
+            <w:tcW w:w="471" w:type="dxa"/>
             <w:tcBorders>
               <w:top w:val="single" w:sz="6" w:space="0" w:color="ADB9CA"/>
               <w:left w:val="single" w:sz="6" w:space="0" w:color="ADB9CA"/>
@@ -1391,7 +1490,7 @@
         </w:tc>
         <w:tc>
           <w:tcPr>
-            <w:tcW w:w="1500" w:type="dxa"/>
+            <w:tcW w:w="1951" w:type="dxa"/>
             <w:tcBorders>
               <w:top w:val="single" w:sz="6" w:space="0" w:color="ADB9CA"/>
               <w:left w:val="single" w:sz="6" w:space="0" w:color="ADB9CA"/>
@@ -1407,11 +1506,35 @@
             </w:tcMar>
             <w:vAlign w:val="center"/>
           </w:tcPr>
+          <w:p>
+            <w:r>
+              <w:t>Abdul Ahad</w:t>
+            </w:r>
+          </w:p>
+        </w:tc>
+        <w:tc>
+          <w:tcPr>
+            <w:tcW w:w="1530" w:type="dxa"/>
+            <w:tcBorders>
+              <w:top w:val="single" w:sz="6" w:space="0" w:color="ADB9CA"/>
+              <w:left w:val="single" w:sz="6" w:space="0" w:color="ADB9CA"/>
+              <w:bottom w:val="single" w:sz="6" w:space="0" w:color="ADB9CA"/>
+              <w:right w:val="single" w:sz="6" w:space="0" w:color="ADB9CA"/>
+            </w:tcBorders>
+            <w:shd w:val="clear" w:color="auto" w:fill="FFFFFF"/>
+            <w:tcMar>
+              <w:top w:w="80" w:type="dxa"/>
+              <w:left w:w="140" w:type="dxa"/>
+              <w:bottom w:w="80" w:type="dxa"/>
+              <w:right w:w="140" w:type="dxa"/>
+            </w:tcMar>
+            <w:vAlign w:val="center"/>
+          </w:tcPr>
           <w:p/>
         </w:tc>
         <w:tc>
           <w:tcPr>
-            <w:tcW w:w="1380" w:type="dxa"/>
+            <w:tcW w:w="1256" w:type="dxa"/>
             <w:tcBorders>
               <w:top w:val="single" w:sz="6" w:space="0" w:color="ADB9CA"/>
               <w:left w:val="single" w:sz="6" w:space="0" w:color="ADB9CA"/>
@@ -1427,11 +1550,15 @@
             </w:tcMar>
             <w:vAlign w:val="center"/>
           </w:tcPr>
-          <w:p/>
-        </w:tc>
-        <w:tc>
-          <w:tcPr>
-            <w:tcW w:w="1300" w:type="dxa"/>
+          <w:p>
+            <w:r>
+              <w:t>Member</w:t>
+            </w:r>
+          </w:p>
+        </w:tc>
+        <w:tc>
+          <w:tcPr>
+            <w:tcW w:w="1252" w:type="dxa"/>
             <w:tcBorders>
               <w:top w:val="single" w:sz="6" w:space="0" w:color="ADB9CA"/>
               <w:left w:val="single" w:sz="6" w:space="0" w:color="ADB9CA"/>
@@ -1447,11 +1574,15 @@
             </w:tcMar>
             <w:vAlign w:val="center"/>
           </w:tcPr>
-          <w:p/>
-        </w:tc>
-        <w:tc>
-          <w:tcPr>
-            <w:tcW w:w="1340" w:type="dxa"/>
+          <w:p>
+            <w:r>
+              <w:t>contact</w:t>
+            </w:r>
+          </w:p>
+        </w:tc>
+        <w:tc>
+          <w:tcPr>
+            <w:tcW w:w="1372" w:type="dxa"/>
             <w:tcBorders>
               <w:top w:val="single" w:sz="6" w:space="0" w:color="ADB9CA"/>
               <w:left w:val="single" w:sz="6" w:space="0" w:color="ADB9CA"/>
@@ -1467,11 +1598,15 @@
             </w:tcMar>
             <w:vAlign w:val="center"/>
           </w:tcPr>
-          <w:p/>
-        </w:tc>
-        <w:tc>
-          <w:tcPr>
-            <w:tcW w:w="1700" w:type="dxa"/>
+          <w:p>
+            <w:r>
+              <w:t>develop</w:t>
+            </w:r>
+          </w:p>
+        </w:tc>
+        <w:tc>
+          <w:tcPr>
+            <w:tcW w:w="1550" w:type="dxa"/>
             <w:tcBorders>
               <w:top w:val="single" w:sz="6" w:space="0" w:color="ADB9CA"/>
               <w:left w:val="single" w:sz="6" w:space="0" w:color="ADB9CA"/>
@@ -1487,39 +1622,17 @@
             </w:tcMar>
             <w:vAlign w:val="center"/>
           </w:tcPr>
-          <w:p/>
-        </w:tc>
-        <w:tc>
-          <w:tcPr>
-            <w:tcW w:w="1700" w:type="dxa"/>
-            <w:tcBorders>
-              <w:top w:val="single" w:sz="6" w:space="0" w:color="ADB9CA"/>
-              <w:left w:val="single" w:sz="6" w:space="0" w:color="ADB9CA"/>
-              <w:bottom w:val="single" w:sz="6" w:space="0" w:color="ADB9CA"/>
-              <w:right w:val="single" w:sz="6" w:space="0" w:color="ADB9CA"/>
-            </w:tcBorders>
-            <w:shd w:val="clear" w:color="auto" w:fill="FFFFFF"/>
-            <w:tcMar>
-              <w:top w:w="80" w:type="dxa"/>
-              <w:left w:w="140" w:type="dxa"/>
-              <w:bottom w:w="80" w:type="dxa"/>
-              <w:right w:w="140" w:type="dxa"/>
-            </w:tcMar>
-            <w:vAlign w:val="center"/>
-          </w:tcPr>
-          <w:p/>
+          <w:p>
+            <w:r>
+              <w:t>YES</w:t>
+            </w:r>
+          </w:p>
         </w:tc>
       </w:tr>
       <w:tr>
-        <w:tblPrEx>
-          <w:tblCellMar>
-            <w:top w:w="0" w:type="dxa"/>
-            <w:bottom w:w="0" w:type="dxa"/>
-          </w:tblCellMar>
-        </w:tblPrEx>
-        <w:tc>
-          <w:tcPr>
-            <w:tcW w:w="440" w:type="dxa"/>
+        <w:tc>
+          <w:tcPr>
+            <w:tcW w:w="471" w:type="dxa"/>
             <w:tcBorders>
               <w:top w:val="single" w:sz="6" w:space="0" w:color="ADB9CA"/>
               <w:left w:val="single" w:sz="6" w:space="0" w:color="ADB9CA"/>
@@ -1549,7 +1662,7 @@
         </w:tc>
         <w:tc>
           <w:tcPr>
-            <w:tcW w:w="1500" w:type="dxa"/>
+            <w:tcW w:w="1951" w:type="dxa"/>
             <w:tcBorders>
               <w:top w:val="single" w:sz="6" w:space="0" w:color="ADB9CA"/>
               <w:left w:val="single" w:sz="6" w:space="0" w:color="ADB9CA"/>
@@ -1565,11 +1678,35 @@
             </w:tcMar>
             <w:vAlign w:val="center"/>
           </w:tcPr>
+          <w:p>
+            <w:r>
+              <w:t>Minahil Fatima</w:t>
+            </w:r>
+          </w:p>
+        </w:tc>
+        <w:tc>
+          <w:tcPr>
+            <w:tcW w:w="1530" w:type="dxa"/>
+            <w:tcBorders>
+              <w:top w:val="single" w:sz="6" w:space="0" w:color="ADB9CA"/>
+              <w:left w:val="single" w:sz="6" w:space="0" w:color="ADB9CA"/>
+              <w:bottom w:val="single" w:sz="6" w:space="0" w:color="ADB9CA"/>
+              <w:right w:val="single" w:sz="6" w:space="0" w:color="ADB9CA"/>
+            </w:tcBorders>
+            <w:shd w:val="clear" w:color="auto" w:fill="FFFFFF"/>
+            <w:tcMar>
+              <w:top w:w="80" w:type="dxa"/>
+              <w:left w:w="140" w:type="dxa"/>
+              <w:bottom w:w="80" w:type="dxa"/>
+              <w:right w:w="140" w:type="dxa"/>
+            </w:tcMar>
+            <w:vAlign w:val="center"/>
+          </w:tcPr>
           <w:p/>
         </w:tc>
         <w:tc>
           <w:tcPr>
-            <w:tcW w:w="1380" w:type="dxa"/>
+            <w:tcW w:w="1256" w:type="dxa"/>
             <w:tcBorders>
               <w:top w:val="single" w:sz="6" w:space="0" w:color="ADB9CA"/>
               <w:left w:val="single" w:sz="6" w:space="0" w:color="ADB9CA"/>
@@ -1585,11 +1722,15 @@
             </w:tcMar>
             <w:vAlign w:val="center"/>
           </w:tcPr>
-          <w:p/>
-        </w:tc>
-        <w:tc>
-          <w:tcPr>
-            <w:tcW w:w="1300" w:type="dxa"/>
+          <w:p>
+            <w:r>
+              <w:t>Member</w:t>
+            </w:r>
+          </w:p>
+        </w:tc>
+        <w:tc>
+          <w:tcPr>
+            <w:tcW w:w="1252" w:type="dxa"/>
             <w:tcBorders>
               <w:top w:val="single" w:sz="6" w:space="0" w:color="ADB9CA"/>
               <w:left w:val="single" w:sz="6" w:space="0" w:color="ADB9CA"/>
@@ -1605,11 +1746,15 @@
             </w:tcMar>
             <w:vAlign w:val="center"/>
           </w:tcPr>
-          <w:p/>
-        </w:tc>
-        <w:tc>
-          <w:tcPr>
-            <w:tcW w:w="1340" w:type="dxa"/>
+          <w:p>
+            <w:r>
+              <w:t>task-detail</w:t>
+            </w:r>
+          </w:p>
+        </w:tc>
+        <w:tc>
+          <w:tcPr>
+            <w:tcW w:w="1372" w:type="dxa"/>
             <w:tcBorders>
               <w:top w:val="single" w:sz="6" w:space="0" w:color="ADB9CA"/>
               <w:left w:val="single" w:sz="6" w:space="0" w:color="ADB9CA"/>
@@ -1625,11 +1770,15 @@
             </w:tcMar>
             <w:vAlign w:val="center"/>
           </w:tcPr>
-          <w:p/>
-        </w:tc>
-        <w:tc>
-          <w:tcPr>
-            <w:tcW w:w="1700" w:type="dxa"/>
+          <w:p>
+            <w:r>
+              <w:t>develop</w:t>
+            </w:r>
+          </w:p>
+        </w:tc>
+        <w:tc>
+          <w:tcPr>
+            <w:tcW w:w="1550" w:type="dxa"/>
             <w:tcBorders>
               <w:top w:val="single" w:sz="6" w:space="0" w:color="ADB9CA"/>
               <w:left w:val="single" w:sz="6" w:space="0" w:color="ADB9CA"/>
@@ -1645,11 +1794,17 @@
             </w:tcMar>
             <w:vAlign w:val="center"/>
           </w:tcPr>
-          <w:p/>
-        </w:tc>
-        <w:tc>
-          <w:tcPr>
-            <w:tcW w:w="1700" w:type="dxa"/>
+          <w:p>
+            <w:r>
+              <w:t>YES</w:t>
+            </w:r>
+          </w:p>
+        </w:tc>
+      </w:tr>
+      <w:tr>
+        <w:tc>
+          <w:tcPr>
+            <w:tcW w:w="471" w:type="dxa"/>
             <w:tcBorders>
               <w:top w:val="single" w:sz="6" w:space="0" w:color="ADB9CA"/>
               <w:left w:val="single" w:sz="6" w:space="0" w:color="ADB9CA"/>
@@ -1665,7 +1820,355 @@
             </w:tcMar>
             <w:vAlign w:val="center"/>
           </w:tcPr>
-          <w:p/>
+          <w:p>
+            <w:pPr>
+              <w:rPr>
+                <w:rFonts w:ascii="Arial" w:eastAsia="Arial" w:hAnsi="Arial" w:cs="Arial"/>
+                <w:color w:val="000000"/>
+                <w:sz w:val="18"/>
+                <w:szCs w:val="18"/>
+              </w:rPr>
+            </w:pPr>
+            <w:r>
+              <w:rPr>
+                <w:rFonts w:ascii="Arial" w:eastAsia="Arial" w:hAnsi="Arial" w:cs="Arial"/>
+                <w:color w:val="000000"/>
+                <w:sz w:val="18"/>
+                <w:szCs w:val="18"/>
+              </w:rPr>
+              <w:t>6</w:t>
+            </w:r>
+          </w:p>
+        </w:tc>
+        <w:tc>
+          <w:tcPr>
+            <w:tcW w:w="1951" w:type="dxa"/>
+            <w:tcBorders>
+              <w:top w:val="single" w:sz="6" w:space="0" w:color="ADB9CA"/>
+              <w:left w:val="single" w:sz="6" w:space="0" w:color="ADB9CA"/>
+              <w:bottom w:val="single" w:sz="6" w:space="0" w:color="ADB9CA"/>
+              <w:right w:val="single" w:sz="6" w:space="0" w:color="ADB9CA"/>
+            </w:tcBorders>
+            <w:shd w:val="clear" w:color="auto" w:fill="FFFFFF"/>
+            <w:tcMar>
+              <w:top w:w="80" w:type="dxa"/>
+              <w:left w:w="140" w:type="dxa"/>
+              <w:bottom w:w="80" w:type="dxa"/>
+              <w:right w:w="140" w:type="dxa"/>
+            </w:tcMar>
+            <w:vAlign w:val="center"/>
+          </w:tcPr>
+          <w:p>
+            <w:r>
+              <w:t>Noor Fatima</w:t>
+            </w:r>
+          </w:p>
+        </w:tc>
+        <w:tc>
+          <w:tcPr>
+            <w:tcW w:w="1530" w:type="dxa"/>
+            <w:tcBorders>
+              <w:top w:val="single" w:sz="6" w:space="0" w:color="ADB9CA"/>
+              <w:left w:val="single" w:sz="6" w:space="0" w:color="ADB9CA"/>
+              <w:bottom w:val="single" w:sz="6" w:space="0" w:color="ADB9CA"/>
+              <w:right w:val="single" w:sz="6" w:space="0" w:color="ADB9CA"/>
+            </w:tcBorders>
+            <w:shd w:val="clear" w:color="auto" w:fill="FFFFFF"/>
+            <w:tcMar>
+              <w:top w:w="80" w:type="dxa"/>
+              <w:left w:w="140" w:type="dxa"/>
+              <w:bottom w:w="80" w:type="dxa"/>
+              <w:right w:w="140" w:type="dxa"/>
+            </w:tcMar>
+            <w:vAlign w:val="center"/>
+          </w:tcPr>
+          <w:p>
+            <w:r>
+              <w:t>noorfatima-22</w:t>
+            </w:r>
+          </w:p>
+        </w:tc>
+        <w:tc>
+          <w:tcPr>
+            <w:tcW w:w="1256" w:type="dxa"/>
+            <w:tcBorders>
+              <w:top w:val="single" w:sz="6" w:space="0" w:color="ADB9CA"/>
+              <w:left w:val="single" w:sz="6" w:space="0" w:color="ADB9CA"/>
+              <w:bottom w:val="single" w:sz="6" w:space="0" w:color="ADB9CA"/>
+              <w:right w:val="single" w:sz="6" w:space="0" w:color="ADB9CA"/>
+            </w:tcBorders>
+            <w:shd w:val="clear" w:color="auto" w:fill="FFFFFF"/>
+            <w:tcMar>
+              <w:top w:w="80" w:type="dxa"/>
+              <w:left w:w="140" w:type="dxa"/>
+              <w:bottom w:w="80" w:type="dxa"/>
+              <w:right w:w="140" w:type="dxa"/>
+            </w:tcMar>
+            <w:vAlign w:val="center"/>
+          </w:tcPr>
+          <w:p>
+            <w:r>
+              <w:t>Member</w:t>
+            </w:r>
+          </w:p>
+        </w:tc>
+        <w:tc>
+          <w:tcPr>
+            <w:tcW w:w="1252" w:type="dxa"/>
+            <w:tcBorders>
+              <w:top w:val="single" w:sz="6" w:space="0" w:color="ADB9CA"/>
+              <w:left w:val="single" w:sz="6" w:space="0" w:color="ADB9CA"/>
+              <w:bottom w:val="single" w:sz="6" w:space="0" w:color="ADB9CA"/>
+              <w:right w:val="single" w:sz="6" w:space="0" w:color="ADB9CA"/>
+            </w:tcBorders>
+            <w:shd w:val="clear" w:color="auto" w:fill="FFFFFF"/>
+            <w:tcMar>
+              <w:top w:w="80" w:type="dxa"/>
+              <w:left w:w="140" w:type="dxa"/>
+              <w:bottom w:w="80" w:type="dxa"/>
+              <w:right w:w="140" w:type="dxa"/>
+            </w:tcMar>
+            <w:vAlign w:val="center"/>
+          </w:tcPr>
+          <w:p>
+            <w:r>
+              <w:t>task-list</w:t>
+            </w:r>
+          </w:p>
+        </w:tc>
+        <w:tc>
+          <w:tcPr>
+            <w:tcW w:w="1372" w:type="dxa"/>
+            <w:tcBorders>
+              <w:top w:val="single" w:sz="6" w:space="0" w:color="ADB9CA"/>
+              <w:left w:val="single" w:sz="6" w:space="0" w:color="ADB9CA"/>
+              <w:bottom w:val="single" w:sz="6" w:space="0" w:color="ADB9CA"/>
+              <w:right w:val="single" w:sz="6" w:space="0" w:color="ADB9CA"/>
+            </w:tcBorders>
+            <w:shd w:val="clear" w:color="auto" w:fill="FFFFFF"/>
+            <w:tcMar>
+              <w:top w:w="80" w:type="dxa"/>
+              <w:left w:w="140" w:type="dxa"/>
+              <w:bottom w:w="80" w:type="dxa"/>
+              <w:right w:w="140" w:type="dxa"/>
+            </w:tcMar>
+            <w:vAlign w:val="center"/>
+          </w:tcPr>
+          <w:p>
+            <w:r>
+              <w:t>develop</w:t>
+            </w:r>
+          </w:p>
+        </w:tc>
+        <w:tc>
+          <w:tcPr>
+            <w:tcW w:w="1550" w:type="dxa"/>
+            <w:tcBorders>
+              <w:top w:val="single" w:sz="6" w:space="0" w:color="ADB9CA"/>
+              <w:left w:val="single" w:sz="6" w:space="0" w:color="ADB9CA"/>
+              <w:bottom w:val="single" w:sz="6" w:space="0" w:color="ADB9CA"/>
+              <w:right w:val="single" w:sz="6" w:space="0" w:color="ADB9CA"/>
+            </w:tcBorders>
+            <w:shd w:val="clear" w:color="auto" w:fill="FFFFFF"/>
+            <w:tcMar>
+              <w:top w:w="80" w:type="dxa"/>
+              <w:left w:w="140" w:type="dxa"/>
+              <w:bottom w:w="80" w:type="dxa"/>
+              <w:right w:w="140" w:type="dxa"/>
+            </w:tcMar>
+            <w:vAlign w:val="center"/>
+          </w:tcPr>
+          <w:p>
+            <w:r>
+              <w:t>YES</w:t>
+            </w:r>
+          </w:p>
+        </w:tc>
+      </w:tr>
+      <w:tr>
+        <w:tc>
+          <w:tcPr>
+            <w:tcW w:w="471" w:type="dxa"/>
+            <w:tcBorders>
+              <w:top w:val="single" w:sz="6" w:space="0" w:color="ADB9CA"/>
+              <w:left w:val="single" w:sz="6" w:space="0" w:color="ADB9CA"/>
+              <w:bottom w:val="single" w:sz="6" w:space="0" w:color="ADB9CA"/>
+              <w:right w:val="single" w:sz="6" w:space="0" w:color="ADB9CA"/>
+            </w:tcBorders>
+            <w:shd w:val="clear" w:color="auto" w:fill="FFFFFF"/>
+            <w:tcMar>
+              <w:top w:w="80" w:type="dxa"/>
+              <w:left w:w="140" w:type="dxa"/>
+              <w:bottom w:w="80" w:type="dxa"/>
+              <w:right w:w="140" w:type="dxa"/>
+            </w:tcMar>
+            <w:vAlign w:val="center"/>
+          </w:tcPr>
+          <w:p>
+            <w:pPr>
+              <w:rPr>
+                <w:rFonts w:ascii="Arial" w:eastAsia="Arial" w:hAnsi="Arial" w:cs="Arial"/>
+                <w:color w:val="000000"/>
+                <w:sz w:val="18"/>
+                <w:szCs w:val="18"/>
+              </w:rPr>
+            </w:pPr>
+            <w:r>
+              <w:rPr>
+                <w:rFonts w:ascii="Arial" w:eastAsia="Arial" w:hAnsi="Arial" w:cs="Arial"/>
+                <w:color w:val="000000"/>
+                <w:sz w:val="18"/>
+                <w:szCs w:val="18"/>
+              </w:rPr>
+              <w:t>7</w:t>
+            </w:r>
+          </w:p>
+        </w:tc>
+        <w:tc>
+          <w:tcPr>
+            <w:tcW w:w="1951" w:type="dxa"/>
+            <w:tcBorders>
+              <w:top w:val="single" w:sz="6" w:space="0" w:color="ADB9CA"/>
+              <w:left w:val="single" w:sz="6" w:space="0" w:color="ADB9CA"/>
+              <w:bottom w:val="single" w:sz="6" w:space="0" w:color="ADB9CA"/>
+              <w:right w:val="single" w:sz="6" w:space="0" w:color="ADB9CA"/>
+            </w:tcBorders>
+            <w:shd w:val="clear" w:color="auto" w:fill="FFFFFF"/>
+            <w:tcMar>
+              <w:top w:w="80" w:type="dxa"/>
+              <w:left w:w="140" w:type="dxa"/>
+              <w:bottom w:w="80" w:type="dxa"/>
+              <w:right w:w="140" w:type="dxa"/>
+            </w:tcMar>
+            <w:vAlign w:val="center"/>
+          </w:tcPr>
+          <w:p>
+            <w:r>
+              <w:t>Talha Khurram</w:t>
+            </w:r>
+          </w:p>
+        </w:tc>
+        <w:tc>
+          <w:tcPr>
+            <w:tcW w:w="1530" w:type="dxa"/>
+            <w:tcBorders>
+              <w:top w:val="single" w:sz="6" w:space="0" w:color="ADB9CA"/>
+              <w:left w:val="single" w:sz="6" w:space="0" w:color="ADB9CA"/>
+              <w:bottom w:val="single" w:sz="6" w:space="0" w:color="ADB9CA"/>
+              <w:right w:val="single" w:sz="6" w:space="0" w:color="ADB9CA"/>
+            </w:tcBorders>
+            <w:shd w:val="clear" w:color="auto" w:fill="FFFFFF"/>
+            <w:tcMar>
+              <w:top w:w="80" w:type="dxa"/>
+              <w:left w:w="140" w:type="dxa"/>
+              <w:bottom w:w="80" w:type="dxa"/>
+              <w:right w:w="140" w:type="dxa"/>
+            </w:tcMar>
+            <w:vAlign w:val="center"/>
+          </w:tcPr>
+          <w:p>
+            <w:r>
+              <w:t>talhakhurram1</w:t>
+            </w:r>
+          </w:p>
+        </w:tc>
+        <w:tc>
+          <w:tcPr>
+            <w:tcW w:w="1256" w:type="dxa"/>
+            <w:tcBorders>
+              <w:top w:val="single" w:sz="6" w:space="0" w:color="ADB9CA"/>
+              <w:left w:val="single" w:sz="6" w:space="0" w:color="ADB9CA"/>
+              <w:bottom w:val="single" w:sz="6" w:space="0" w:color="ADB9CA"/>
+              <w:right w:val="single" w:sz="6" w:space="0" w:color="ADB9CA"/>
+            </w:tcBorders>
+            <w:shd w:val="clear" w:color="auto" w:fill="FFFFFF"/>
+            <w:tcMar>
+              <w:top w:w="80" w:type="dxa"/>
+              <w:left w:w="140" w:type="dxa"/>
+              <w:bottom w:w="80" w:type="dxa"/>
+              <w:right w:w="140" w:type="dxa"/>
+            </w:tcMar>
+            <w:vAlign w:val="center"/>
+          </w:tcPr>
+          <w:p>
+            <w:r>
+              <w:t>Member</w:t>
+            </w:r>
+          </w:p>
+        </w:tc>
+        <w:tc>
+          <w:tcPr>
+            <w:tcW w:w="1252" w:type="dxa"/>
+            <w:tcBorders>
+              <w:top w:val="single" w:sz="6" w:space="0" w:color="ADB9CA"/>
+              <w:left w:val="single" w:sz="6" w:space="0" w:color="ADB9CA"/>
+              <w:bottom w:val="single" w:sz="6" w:space="0" w:color="ADB9CA"/>
+              <w:right w:val="single" w:sz="6" w:space="0" w:color="ADB9CA"/>
+            </w:tcBorders>
+            <w:shd w:val="clear" w:color="auto" w:fill="FFFFFF"/>
+            <w:tcMar>
+              <w:top w:w="80" w:type="dxa"/>
+              <w:left w:w="140" w:type="dxa"/>
+              <w:bottom w:w="80" w:type="dxa"/>
+              <w:right w:w="140" w:type="dxa"/>
+            </w:tcMar>
+            <w:vAlign w:val="center"/>
+          </w:tcPr>
+          <w:p>
+            <w:proofErr w:type="spellStart"/>
+            <w:r>
+              <w:t>faq</w:t>
+            </w:r>
+            <w:proofErr w:type="spellEnd"/>
+          </w:p>
+        </w:tc>
+        <w:tc>
+          <w:tcPr>
+            <w:tcW w:w="1372" w:type="dxa"/>
+            <w:tcBorders>
+              <w:top w:val="single" w:sz="6" w:space="0" w:color="ADB9CA"/>
+              <w:left w:val="single" w:sz="6" w:space="0" w:color="ADB9CA"/>
+              <w:bottom w:val="single" w:sz="6" w:space="0" w:color="ADB9CA"/>
+              <w:right w:val="single" w:sz="6" w:space="0" w:color="ADB9CA"/>
+            </w:tcBorders>
+            <w:shd w:val="clear" w:color="auto" w:fill="FFFFFF"/>
+            <w:tcMar>
+              <w:top w:w="80" w:type="dxa"/>
+              <w:left w:w="140" w:type="dxa"/>
+              <w:bottom w:w="80" w:type="dxa"/>
+              <w:right w:w="140" w:type="dxa"/>
+            </w:tcMar>
+            <w:vAlign w:val="center"/>
+          </w:tcPr>
+          <w:p>
+            <w:r>
+              <w:t>develop</w:t>
+            </w:r>
+          </w:p>
+        </w:tc>
+        <w:tc>
+          <w:tcPr>
+            <w:tcW w:w="1550" w:type="dxa"/>
+            <w:tcBorders>
+              <w:top w:val="single" w:sz="6" w:space="0" w:color="ADB9CA"/>
+              <w:left w:val="single" w:sz="6" w:space="0" w:color="ADB9CA"/>
+              <w:bottom w:val="single" w:sz="6" w:space="0" w:color="ADB9CA"/>
+              <w:right w:val="single" w:sz="6" w:space="0" w:color="ADB9CA"/>
+            </w:tcBorders>
+            <w:shd w:val="clear" w:color="auto" w:fill="FFFFFF"/>
+            <w:tcMar>
+              <w:top w:w="80" w:type="dxa"/>
+              <w:left w:w="140" w:type="dxa"/>
+              <w:bottom w:w="80" w:type="dxa"/>
+              <w:right w:w="140" w:type="dxa"/>
+            </w:tcMar>
+            <w:vAlign w:val="center"/>
+          </w:tcPr>
+          <w:p>
+            <w:r>
+              <w:t>YES</w:t>
+            </w:r>
+          </w:p>
         </w:tc>
       </w:tr>
     </w:tbl>
@@ -1699,7 +2202,7 @@
           <w:rFonts w:ascii="Arial" w:eastAsia="Arial" w:hAnsi="Arial" w:cs="Arial"/>
           <w:color w:val="555555"/>
         </w:rPr>
-        <w:t>[Paste Your GitHub Repository URL Here]</w:t>
+        <w:t>https://github.com/asad1git/taskflow-cicd</w:t>
       </w:r>
     </w:p>
     <w:p>
@@ -1727,7 +2230,14 @@
           <w:rFonts w:ascii="Arial" w:eastAsia="Arial" w:hAnsi="Arial" w:cs="Arial"/>
           <w:color w:val="555555"/>
         </w:rPr>
-        <w:t>[Paste Your Render Live URL Here]</w:t>
+        <w:t>https://taskflow-cicd-pwyt.onrender.com/</w:t>
+      </w:r>
+      <w:r>
+        <w:rPr>
+          <w:rFonts w:ascii="Arial" w:eastAsia="Arial" w:hAnsi="Arial" w:cs="Arial"/>
+          <w:color w:val="555555"/>
+        </w:rPr>
+        <w:t xml:space="preserve"> </w:t>
       </w:r>
     </w:p>
     <w:p>
@@ -1764,7 +2274,39 @@
           <w:rFonts w:ascii="Arial" w:eastAsia="Arial" w:hAnsi="Arial" w:cs="Arial"/>
           <w:color w:val="000000"/>
         </w:rPr>
-        <w:t>Your team is the development crew for TaskFlow, a lightweight task-management web application consisting of five HTML pages. The Team Lead sets up the repository, Dockerfile, shared stylesheet, and the CI/CD pipelines. Each team member is then individually responsible for building one specific page of the application, following the full Git, GitHub, and Docker flow independently.</w:t>
+        <w:t xml:space="preserve">Your team is the development crew for </w:t>
+      </w:r>
+      <w:proofErr w:type="spellStart"/>
+      <w:r>
+        <w:rPr>
+          <w:rFonts w:ascii="Arial" w:eastAsia="Arial" w:hAnsi="Arial" w:cs="Arial"/>
+          <w:color w:val="000000"/>
+        </w:rPr>
+        <w:t>TaskFlow</w:t>
+      </w:r>
+      <w:proofErr w:type="spellEnd"/>
+      <w:r>
+        <w:rPr>
+          <w:rFonts w:ascii="Arial" w:eastAsia="Arial" w:hAnsi="Arial" w:cs="Arial"/>
+          <w:color w:val="000000"/>
+        </w:rPr>
+        <w:t xml:space="preserve">, a lightweight task-management web application consisting of five HTML pages. The Team Lead sets up the repository, </w:t>
+      </w:r>
+      <w:proofErr w:type="spellStart"/>
+      <w:r>
+        <w:rPr>
+          <w:rFonts w:ascii="Arial" w:eastAsia="Arial" w:hAnsi="Arial" w:cs="Arial"/>
+          <w:color w:val="000000"/>
+        </w:rPr>
+        <w:t>Dockerfile</w:t>
+      </w:r>
+      <w:proofErr w:type="spellEnd"/>
+      <w:r>
+        <w:rPr>
+          <w:rFonts w:ascii="Arial" w:eastAsia="Arial" w:hAnsi="Arial" w:cs="Arial"/>
+          <w:color w:val="000000"/>
+        </w:rPr>
+        <w:t>, shared stylesheet, and the CI/CD pipelines. Each team member is then individually responsible for building one specific page of the application, following the full Git, GitHub, and Docker flow independently.</w:t>
       </w:r>
     </w:p>
     <w:p>
@@ -1782,7 +2324,23 @@
           <w:rFonts w:ascii="Arial" w:eastAsia="Arial" w:hAnsi="Arial" w:cs="Arial"/>
           <w:color w:val="000000"/>
         </w:rPr>
-        <w:t>The 5 pages of the TaskFlow application and their assignment are defined in Table 3 below. The Team Lead takes Page 1 (Home / Dashboard) in addition to their setup responsibilities.</w:t>
+        <w:t xml:space="preserve">The 5 pages of the </w:t>
+      </w:r>
+      <w:proofErr w:type="spellStart"/>
+      <w:r>
+        <w:rPr>
+          <w:rFonts w:ascii="Arial" w:eastAsia="Arial" w:hAnsi="Arial" w:cs="Arial"/>
+          <w:color w:val="000000"/>
+        </w:rPr>
+        <w:t>TaskFlow</w:t>
+      </w:r>
+      <w:proofErr w:type="spellEnd"/>
+      <w:r>
+        <w:rPr>
+          <w:rFonts w:ascii="Arial" w:eastAsia="Arial" w:hAnsi="Arial" w:cs="Arial"/>
+          <w:color w:val="000000"/>
+        </w:rPr>
+        <w:t xml:space="preserve"> application and their assignment are defined in Table 3 below. The Team Lead takes Page 1 (Home / Dashboard) in addition to their setup responsibilities.</w:t>
       </w:r>
     </w:p>
     <w:p>
@@ -1804,7 +2362,31 @@
           <w:sz w:val="18"/>
           <w:szCs w:val="18"/>
         </w:rPr>
-        <w:t>Table 3: TaskFlow Page Assignment</w:t>
+        <w:t xml:space="preserve">Table 3: </w:t>
+      </w:r>
+      <w:proofErr w:type="spellStart"/>
+      <w:r>
+        <w:rPr>
+          <w:rFonts w:ascii="Arial" w:eastAsia="Arial" w:hAnsi="Arial" w:cs="Arial"/>
+          <w:b/>
+          <w:bCs/>
+          <w:color w:val="444444"/>
+          <w:sz w:val="18"/>
+          <w:szCs w:val="18"/>
+        </w:rPr>
+        <w:t>TaskFlow</w:t>
+      </w:r>
+      <w:proofErr w:type="spellEnd"/>
+      <w:r>
+        <w:rPr>
+          <w:rFonts w:ascii="Arial" w:eastAsia="Arial" w:hAnsi="Arial" w:cs="Arial"/>
+          <w:b/>
+          <w:bCs/>
+          <w:color w:val="444444"/>
+          <w:sz w:val="18"/>
+          <w:szCs w:val="18"/>
+        </w:rPr>
+        <w:t xml:space="preserve"> Page Assignment</w:t>
       </w:r>
     </w:p>
     <w:tbl>
@@ -1831,12 +2413,6 @@
         <w:gridCol w:w="4860"/>
       </w:tblGrid>
       <w:tr>
-        <w:tblPrEx>
-          <w:tblCellMar>
-            <w:top w:w="0" w:type="dxa"/>
-            <w:bottom w:w="0" w:type="dxa"/>
-          </w:tblCellMar>
-        </w:tblPrEx>
         <w:trPr>
           <w:tblHeader/>
         </w:trPr>
@@ -1970,12 +2546,6 @@
         </w:tc>
       </w:tr>
       <w:tr>
-        <w:tblPrEx>
-          <w:tblCellMar>
-            <w:top w:w="0" w:type="dxa"/>
-            <w:bottom w:w="0" w:type="dxa"/>
-          </w:tblCellMar>
-        </w:tblPrEx>
         <w:tc>
           <w:tcPr>
             <w:tcW w:w="500" w:type="dxa"/>
@@ -2102,12 +2672,6 @@
         </w:tc>
       </w:tr>
       <w:tr>
-        <w:tblPrEx>
-          <w:tblCellMar>
-            <w:top w:w="0" w:type="dxa"/>
-            <w:bottom w:w="0" w:type="dxa"/>
-          </w:tblCellMar>
-        </w:tblPrEx>
         <w:tc>
           <w:tcPr>
             <w:tcW w:w="500" w:type="dxa"/>
@@ -2228,7 +2792,17 @@
                 <w:sz w:val="18"/>
                 <w:szCs w:val="18"/>
               </w:rPr>
-              <w:t xml:space="preserve">An HTML form allowing the user to enter a new task </w:t>
+              <w:t xml:space="preserve">An HTML form allowing the user to enter a new </w:t>
+            </w:r>
+            <w:proofErr w:type="gramStart"/>
+            <w:r>
+              <w:rPr>
+                <w:rFonts w:ascii="Arial" w:eastAsia="Arial" w:hAnsi="Arial" w:cs="Arial"/>
+                <w:color w:val="000000"/>
+                <w:sz w:val="18"/>
+                <w:szCs w:val="18"/>
+              </w:rPr>
+              <w:t xml:space="preserve">task </w:t>
             </w:r>
             <w:r>
               <w:rPr>
@@ -2239,6 +2813,7 @@
               </w:rPr>
               <w:t>,</w:t>
             </w:r>
+            <w:proofErr w:type="gramEnd"/>
             <w:r>
               <w:rPr>
                 <w:rFonts w:ascii="Arial" w:eastAsia="Arial" w:hAnsi="Arial" w:cs="Arial"/>
@@ -2252,12 +2827,6 @@
         </w:tc>
       </w:tr>
       <w:tr>
-        <w:tblPrEx>
-          <w:tblCellMar>
-            <w:top w:w="0" w:type="dxa"/>
-            <w:bottom w:w="0" w:type="dxa"/>
-          </w:tblCellMar>
-        </w:tblPrEx>
         <w:tc>
           <w:tcPr>
             <w:tcW w:w="500" w:type="dxa"/>
@@ -2384,12 +2953,6 @@
         </w:tc>
       </w:tr>
       <w:tr>
-        <w:tblPrEx>
-          <w:tblCellMar>
-            <w:top w:w="0" w:type="dxa"/>
-            <w:bottom w:w="0" w:type="dxa"/>
-          </w:tblCellMar>
-        </w:tblPrEx>
         <w:tc>
           <w:tcPr>
             <w:tcW w:w="500" w:type="dxa"/>
@@ -2418,6 +2981,7 @@
                 <w:sz w:val="18"/>
                 <w:szCs w:val="18"/>
               </w:rPr>
+              <w:lastRenderedPageBreak/>
               <w:t>4</w:t>
             </w:r>
           </w:p>
@@ -2516,12 +3080,6 @@
         </w:tc>
       </w:tr>
       <w:tr>
-        <w:tblPrEx>
-          <w:tblCellMar>
-            <w:top w:w="0" w:type="dxa"/>
-            <w:bottom w:w="0" w:type="dxa"/>
-          </w:tblCellMar>
-        </w:tblPrEx>
         <w:tc>
           <w:tcPr>
             <w:tcW w:w="500" w:type="dxa"/>
@@ -2642,7 +3200,27 @@
                 <w:sz w:val="18"/>
                 <w:szCs w:val="18"/>
               </w:rPr>
-              <w:t>A page describing the TaskFlow application, its purpose, and a simple usage guide explaining how to navigate and use the app.</w:t>
+              <w:t xml:space="preserve">A page describing the </w:t>
+            </w:r>
+            <w:proofErr w:type="spellStart"/>
+            <w:r>
+              <w:rPr>
+                <w:rFonts w:ascii="Arial" w:eastAsia="Arial" w:hAnsi="Arial" w:cs="Arial"/>
+                <w:color w:val="000000"/>
+                <w:sz w:val="18"/>
+                <w:szCs w:val="18"/>
+              </w:rPr>
+              <w:t>TaskFlow</w:t>
+            </w:r>
+            <w:proofErr w:type="spellEnd"/>
+            <w:r>
+              <w:rPr>
+                <w:rFonts w:ascii="Arial" w:eastAsia="Arial" w:hAnsi="Arial" w:cs="Arial"/>
+                <w:color w:val="000000"/>
+                <w:sz w:val="18"/>
+                <w:szCs w:val="18"/>
+              </w:rPr>
+              <w:t xml:space="preserve"> application, its purpose, and a simple usage guide explaining how to navigate and use the app.</w:t>
             </w:r>
           </w:p>
         </w:tc>
@@ -2665,7 +3243,6 @@
           <w:bCs/>
           <w:color w:val="000000"/>
         </w:rPr>
-        <w:lastRenderedPageBreak/>
         <w:t>Each member's individual workflow:</w:t>
       </w:r>
     </w:p>
@@ -2697,7 +3274,55 @@
           <w:rFonts w:ascii="Arial" w:eastAsia="Arial" w:hAnsi="Arial" w:cs="Arial"/>
           <w:color w:val="000000"/>
         </w:rPr>
-        <w:t xml:space="preserve"> using the naming convention: feature/&lt;member-github-username&gt;/&lt;page-name&gt;  (e.g., feature/ali-hassan/add-task).</w:t>
+        <w:t xml:space="preserve"> using the naming convention: feature/&lt;member-</w:t>
+      </w:r>
+      <w:proofErr w:type="spellStart"/>
+      <w:r>
+        <w:rPr>
+          <w:rFonts w:ascii="Arial" w:eastAsia="Arial" w:hAnsi="Arial" w:cs="Arial"/>
+          <w:color w:val="000000"/>
+        </w:rPr>
+        <w:t>github</w:t>
+      </w:r>
+      <w:proofErr w:type="spellEnd"/>
+      <w:r>
+        <w:rPr>
+          <w:rFonts w:ascii="Arial" w:eastAsia="Arial" w:hAnsi="Arial" w:cs="Arial"/>
+          <w:color w:val="000000"/>
+        </w:rPr>
+        <w:t>-username&gt;/&lt;page-name</w:t>
+      </w:r>
+      <w:proofErr w:type="gramStart"/>
+      <w:r>
+        <w:rPr>
+          <w:rFonts w:ascii="Arial" w:eastAsia="Arial" w:hAnsi="Arial" w:cs="Arial"/>
+          <w:color w:val="000000"/>
+        </w:rPr>
+        <w:t>&gt;  (</w:t>
+      </w:r>
+      <w:proofErr w:type="gramEnd"/>
+      <w:r>
+        <w:rPr>
+          <w:rFonts w:ascii="Arial" w:eastAsia="Arial" w:hAnsi="Arial" w:cs="Arial"/>
+          <w:color w:val="000000"/>
+        </w:rPr>
+        <w:t>e.g., feature/</w:t>
+      </w:r>
+      <w:proofErr w:type="spellStart"/>
+      <w:r>
+        <w:rPr>
+          <w:rFonts w:ascii="Arial" w:eastAsia="Arial" w:hAnsi="Arial" w:cs="Arial"/>
+          <w:color w:val="000000"/>
+        </w:rPr>
+        <w:t>ali-hassan</w:t>
+      </w:r>
+      <w:proofErr w:type="spellEnd"/>
+      <w:r>
+        <w:rPr>
+          <w:rFonts w:ascii="Arial" w:eastAsia="Arial" w:hAnsi="Arial" w:cs="Arial"/>
+          <w:color w:val="000000"/>
+        </w:rPr>
+        <w:t>/add-task).</w:t>
       </w:r>
     </w:p>
     <w:p>
@@ -2825,7 +3450,23 @@
           <w:rFonts w:ascii="Arial" w:eastAsia="Arial" w:hAnsi="Arial" w:cs="Arial"/>
           <w:color w:val="2E75B6"/>
         </w:rPr>
-        <w:t xml:space="preserve"> → CD deploys to Render → Live TaskFlow updated with the new page.</w:t>
+        <w:t xml:space="preserve"> → CD deploys to Render → Live </w:t>
+      </w:r>
+      <w:proofErr w:type="spellStart"/>
+      <w:r>
+        <w:rPr>
+          <w:rFonts w:ascii="Arial" w:eastAsia="Arial" w:hAnsi="Arial" w:cs="Arial"/>
+          <w:color w:val="2E75B6"/>
+        </w:rPr>
+        <w:t>TaskFlow</w:t>
+      </w:r>
+      <w:proofErr w:type="spellEnd"/>
+      <w:r>
+        <w:rPr>
+          <w:rFonts w:ascii="Arial" w:eastAsia="Arial" w:hAnsi="Arial" w:cs="Arial"/>
+          <w:color w:val="2E75B6"/>
+        </w:rPr>
+        <w:t xml:space="preserve"> updated with the new page.</w:t>
       </w:r>
     </w:p>
     <w:p>
@@ -2879,7 +3520,23 @@
           <w:rFonts w:ascii="Arial" w:eastAsia="Arial" w:hAnsi="Arial" w:cs="Arial"/>
           <w:color w:val="000000"/>
         </w:rPr>
-        <w:t>Create a new public GitHub repository named taskflow-cicd (or a name agreed by the team). Do NOT clone or fork any existing repository.</w:t>
+        <w:t xml:space="preserve">Create a new public GitHub repository named </w:t>
+      </w:r>
+      <w:proofErr w:type="spellStart"/>
+      <w:r>
+        <w:rPr>
+          <w:rFonts w:ascii="Arial" w:eastAsia="Arial" w:hAnsi="Arial" w:cs="Arial"/>
+          <w:color w:val="000000"/>
+        </w:rPr>
+        <w:t>taskflow-cicd</w:t>
+      </w:r>
+      <w:proofErr w:type="spellEnd"/>
+      <w:r>
+        <w:rPr>
+          <w:rFonts w:ascii="Arial" w:eastAsia="Arial" w:hAnsi="Arial" w:cs="Arial"/>
+          <w:color w:val="000000"/>
+        </w:rPr>
+        <w:t xml:space="preserve"> (or a name agreed by the team). Do NOT clone or fork any existing repository.</w:t>
       </w:r>
     </w:p>
     <w:p>
@@ -3037,12 +3694,6 @@
         <w:gridCol w:w="6160"/>
       </w:tblGrid>
       <w:tr>
-        <w:tblPrEx>
-          <w:tblCellMar>
-            <w:top w:w="0" w:type="dxa"/>
-            <w:bottom w:w="0" w:type="dxa"/>
-          </w:tblCellMar>
-        </w:tblPrEx>
         <w:trPr>
           <w:tblHeader/>
         </w:trPr>
@@ -3112,12 +3763,6 @@
         </w:tc>
       </w:tr>
       <w:tr>
-        <w:tblPrEx>
-          <w:tblCellMar>
-            <w:top w:w="0" w:type="dxa"/>
-            <w:bottom w:w="0" w:type="dxa"/>
-          </w:tblCellMar>
-        </w:tblPrEx>
         <w:tc>
           <w:tcPr>
             <w:tcW w:w="3200" w:type="dxa"/>
@@ -3176,7 +3821,17 @@
                 <w:sz w:val="18"/>
                 <w:szCs w:val="18"/>
               </w:rPr>
-              <w:t xml:space="preserve">Home / Dashboard page </w:t>
+              <w:t xml:space="preserve">Home / Dashboard </w:t>
+            </w:r>
+            <w:proofErr w:type="gramStart"/>
+            <w:r>
+              <w:rPr>
+                <w:rFonts w:ascii="Arial" w:eastAsia="Arial" w:hAnsi="Arial" w:cs="Arial"/>
+                <w:color w:val="000000"/>
+                <w:sz w:val="18"/>
+                <w:szCs w:val="18"/>
+              </w:rPr>
+              <w:t xml:space="preserve">page </w:t>
             </w:r>
             <w:r>
               <w:rPr>
@@ -3187,6 +3842,7 @@
               </w:rPr>
               <w:t>,</w:t>
             </w:r>
+            <w:proofErr w:type="gramEnd"/>
             <w:r>
               <w:rPr>
                 <w:rFonts w:ascii="Arial" w:eastAsia="Arial" w:hAnsi="Arial" w:cs="Arial"/>
@@ -3200,12 +3856,6 @@
         </w:tc>
       </w:tr>
       <w:tr>
-        <w:tblPrEx>
-          <w:tblCellMar>
-            <w:top w:w="0" w:type="dxa"/>
-            <w:bottom w:w="0" w:type="dxa"/>
-          </w:tblCellMar>
-        </w:tblPrEx>
         <w:tc>
           <w:tcPr>
             <w:tcW w:w="3200" w:type="dxa"/>
@@ -3264,7 +3914,17 @@
                 <w:sz w:val="18"/>
                 <w:szCs w:val="18"/>
               </w:rPr>
-              <w:t xml:space="preserve">Add Task page </w:t>
+              <w:t xml:space="preserve">Add Task </w:t>
+            </w:r>
+            <w:proofErr w:type="gramStart"/>
+            <w:r>
+              <w:rPr>
+                <w:rFonts w:ascii="Arial" w:eastAsia="Arial" w:hAnsi="Arial" w:cs="Arial"/>
+                <w:color w:val="000000"/>
+                <w:sz w:val="18"/>
+                <w:szCs w:val="18"/>
+              </w:rPr>
+              <w:t xml:space="preserve">page </w:t>
             </w:r>
             <w:r>
               <w:rPr>
@@ -3275,6 +3935,7 @@
               </w:rPr>
               <w:t>,</w:t>
             </w:r>
+            <w:proofErr w:type="gramEnd"/>
             <w:r>
               <w:rPr>
                 <w:rFonts w:ascii="Arial" w:eastAsia="Arial" w:hAnsi="Arial" w:cs="Arial"/>
@@ -3288,12 +3949,6 @@
         </w:tc>
       </w:tr>
       <w:tr>
-        <w:tblPrEx>
-          <w:tblCellMar>
-            <w:top w:w="0" w:type="dxa"/>
-            <w:bottom w:w="0" w:type="dxa"/>
-          </w:tblCellMar>
-        </w:tblPrEx>
         <w:tc>
           <w:tcPr>
             <w:tcW w:w="3200" w:type="dxa"/>
@@ -3352,7 +4007,17 @@
                 <w:sz w:val="18"/>
                 <w:szCs w:val="18"/>
               </w:rPr>
-              <w:t xml:space="preserve">Task List page </w:t>
+              <w:t xml:space="preserve">Task List </w:t>
+            </w:r>
+            <w:proofErr w:type="gramStart"/>
+            <w:r>
+              <w:rPr>
+                <w:rFonts w:ascii="Arial" w:eastAsia="Arial" w:hAnsi="Arial" w:cs="Arial"/>
+                <w:color w:val="000000"/>
+                <w:sz w:val="18"/>
+                <w:szCs w:val="18"/>
+              </w:rPr>
+              <w:t xml:space="preserve">page </w:t>
             </w:r>
             <w:r>
               <w:rPr>
@@ -3363,6 +4028,7 @@
               </w:rPr>
               <w:t>,</w:t>
             </w:r>
+            <w:proofErr w:type="gramEnd"/>
             <w:r>
               <w:rPr>
                 <w:rFonts w:ascii="Arial" w:eastAsia="Arial" w:hAnsi="Arial" w:cs="Arial"/>
@@ -3376,12 +4042,6 @@
         </w:tc>
       </w:tr>
       <w:tr>
-        <w:tblPrEx>
-          <w:tblCellMar>
-            <w:top w:w="0" w:type="dxa"/>
-            <w:bottom w:w="0" w:type="dxa"/>
-          </w:tblCellMar>
-        </w:tblPrEx>
         <w:tc>
           <w:tcPr>
             <w:tcW w:w="3200" w:type="dxa"/>
@@ -3440,7 +4100,17 @@
                 <w:sz w:val="18"/>
                 <w:szCs w:val="18"/>
               </w:rPr>
-              <w:t xml:space="preserve">Task Detail page </w:t>
+              <w:t xml:space="preserve">Task Detail </w:t>
+            </w:r>
+            <w:proofErr w:type="gramStart"/>
+            <w:r>
+              <w:rPr>
+                <w:rFonts w:ascii="Arial" w:eastAsia="Arial" w:hAnsi="Arial" w:cs="Arial"/>
+                <w:color w:val="000000"/>
+                <w:sz w:val="18"/>
+                <w:szCs w:val="18"/>
+              </w:rPr>
+              <w:t xml:space="preserve">page </w:t>
             </w:r>
             <w:r>
               <w:rPr>
@@ -3451,6 +4121,7 @@
               </w:rPr>
               <w:t>,</w:t>
             </w:r>
+            <w:proofErr w:type="gramEnd"/>
             <w:r>
               <w:rPr>
                 <w:rFonts w:ascii="Arial" w:eastAsia="Arial" w:hAnsi="Arial" w:cs="Arial"/>
@@ -3464,12 +4135,6 @@
         </w:tc>
       </w:tr>
       <w:tr>
-        <w:tblPrEx>
-          <w:tblCellMar>
-            <w:top w:w="0" w:type="dxa"/>
-            <w:bottom w:w="0" w:type="dxa"/>
-          </w:tblCellMar>
-        </w:tblPrEx>
         <w:tc>
           <w:tcPr>
             <w:tcW w:w="3200" w:type="dxa"/>
@@ -3528,7 +4193,17 @@
                 <w:sz w:val="18"/>
                 <w:szCs w:val="18"/>
               </w:rPr>
-              <w:t xml:space="preserve">About / Help page </w:t>
+              <w:t xml:space="preserve">About / Help </w:t>
+            </w:r>
+            <w:proofErr w:type="gramStart"/>
+            <w:r>
+              <w:rPr>
+                <w:rFonts w:ascii="Arial" w:eastAsia="Arial" w:hAnsi="Arial" w:cs="Arial"/>
+                <w:color w:val="000000"/>
+                <w:sz w:val="18"/>
+                <w:szCs w:val="18"/>
+              </w:rPr>
+              <w:t xml:space="preserve">page </w:t>
             </w:r>
             <w:r>
               <w:rPr>
@@ -3539,6 +4214,7 @@
               </w:rPr>
               <w:t>,</w:t>
             </w:r>
+            <w:proofErr w:type="gramEnd"/>
             <w:r>
               <w:rPr>
                 <w:rFonts w:ascii="Arial" w:eastAsia="Arial" w:hAnsi="Arial" w:cs="Arial"/>
@@ -3552,12 +4228,6 @@
         </w:tc>
       </w:tr>
       <w:tr>
-        <w:tblPrEx>
-          <w:tblCellMar>
-            <w:top w:w="0" w:type="dxa"/>
-            <w:bottom w:w="0" w:type="dxa"/>
-          </w:tblCellMar>
-        </w:tblPrEx>
         <w:tc>
           <w:tcPr>
             <w:tcW w:w="3200" w:type="dxa"/>
@@ -3616,7 +4286,17 @@
                 <w:sz w:val="18"/>
                 <w:szCs w:val="18"/>
               </w:rPr>
-              <w:t xml:space="preserve">Shared stylesheet </w:t>
+              <w:t xml:space="preserve">Shared </w:t>
+            </w:r>
+            <w:proofErr w:type="gramStart"/>
+            <w:r>
+              <w:rPr>
+                <w:rFonts w:ascii="Arial" w:eastAsia="Arial" w:hAnsi="Arial" w:cs="Arial"/>
+                <w:color w:val="000000"/>
+                <w:sz w:val="18"/>
+                <w:szCs w:val="18"/>
+              </w:rPr>
+              <w:t xml:space="preserve">stylesheet </w:t>
             </w:r>
             <w:r>
               <w:rPr>
@@ -3627,6 +4307,7 @@
               </w:rPr>
               <w:t>,</w:t>
             </w:r>
+            <w:proofErr w:type="gramEnd"/>
             <w:r>
               <w:rPr>
                 <w:rFonts w:ascii="Arial" w:eastAsia="Arial" w:hAnsi="Arial" w:cs="Arial"/>
@@ -3640,12 +4321,6 @@
         </w:tc>
       </w:tr>
       <w:tr>
-        <w:tblPrEx>
-          <w:tblCellMar>
-            <w:top w:w="0" w:type="dxa"/>
-            <w:bottom w:w="0" w:type="dxa"/>
-          </w:tblCellMar>
-        </w:tblPrEx>
         <w:tc>
           <w:tcPr>
             <w:tcW w:w="3200" w:type="dxa"/>
@@ -3665,6 +4340,7 @@
             <w:vAlign w:val="center"/>
           </w:tcPr>
           <w:p>
+            <w:proofErr w:type="spellStart"/>
             <w:r>
               <w:rPr>
                 <w:rFonts w:ascii="Arial" w:eastAsia="Arial" w:hAnsi="Arial" w:cs="Arial"/>
@@ -3676,6 +4352,7 @@
               </w:rPr>
               <w:t>Dockerfile</w:t>
             </w:r>
+            <w:proofErr w:type="spellEnd"/>
           </w:p>
         </w:tc>
         <w:tc>
@@ -3697,25 +4374,30 @@
             <w:vAlign w:val="center"/>
           </w:tcPr>
           <w:p>
-            <w:r>
-              <w:rPr>
-                <w:rFonts w:ascii="Arial" w:eastAsia="Arial" w:hAnsi="Arial" w:cs="Arial"/>
-                <w:color w:val="000000"/>
-                <w:sz w:val="18"/>
-                <w:szCs w:val="18"/>
-              </w:rPr>
-              <w:t>Dockerfile to containerize the application (nginx-based)</w:t>
+            <w:proofErr w:type="spellStart"/>
+            <w:r>
+              <w:rPr>
+                <w:rFonts w:ascii="Arial" w:eastAsia="Arial" w:hAnsi="Arial" w:cs="Arial"/>
+                <w:color w:val="000000"/>
+                <w:sz w:val="18"/>
+                <w:szCs w:val="18"/>
+              </w:rPr>
+              <w:t>Dockerfile</w:t>
+            </w:r>
+            <w:proofErr w:type="spellEnd"/>
+            <w:r>
+              <w:rPr>
+                <w:rFonts w:ascii="Arial" w:eastAsia="Arial" w:hAnsi="Arial" w:cs="Arial"/>
+                <w:color w:val="000000"/>
+                <w:sz w:val="18"/>
+                <w:szCs w:val="18"/>
+              </w:rPr>
+              <w:t xml:space="preserve"> to containerize the application (nginx-based)</w:t>
             </w:r>
           </w:p>
         </w:tc>
       </w:tr>
       <w:tr>
-        <w:tblPrEx>
-          <w:tblCellMar>
-            <w:top w:w="0" w:type="dxa"/>
-            <w:bottom w:w="0" w:type="dxa"/>
-          </w:tblCellMar>
-        </w:tblPrEx>
         <w:tc>
           <w:tcPr>
             <w:tcW w:w="3200" w:type="dxa"/>
@@ -3744,8 +4426,46 @@
                 <w:sz w:val="18"/>
                 <w:szCs w:val="18"/>
               </w:rPr>
-              <w:t>.github/workflows/ci.yml</w:t>
-            </w:r>
+              <w:lastRenderedPageBreak/>
+              <w:t>.</w:t>
+            </w:r>
+            <w:proofErr w:type="spellStart"/>
+            <w:r>
+              <w:rPr>
+                <w:rFonts w:ascii="Arial" w:eastAsia="Arial" w:hAnsi="Arial" w:cs="Arial"/>
+                <w:b/>
+                <w:bCs/>
+                <w:color w:val="000000"/>
+                <w:sz w:val="18"/>
+                <w:szCs w:val="18"/>
+              </w:rPr>
+              <w:t>github</w:t>
+            </w:r>
+            <w:proofErr w:type="spellEnd"/>
+            <w:r>
+              <w:rPr>
+                <w:rFonts w:ascii="Arial" w:eastAsia="Arial" w:hAnsi="Arial" w:cs="Arial"/>
+                <w:b/>
+                <w:bCs/>
+                <w:color w:val="000000"/>
+                <w:sz w:val="18"/>
+                <w:szCs w:val="18"/>
+              </w:rPr>
+              <w:t>/workflows/</w:t>
+            </w:r>
+            <w:proofErr w:type="spellStart"/>
+            <w:r>
+              <w:rPr>
+                <w:rFonts w:ascii="Arial" w:eastAsia="Arial" w:hAnsi="Arial" w:cs="Arial"/>
+                <w:b/>
+                <w:bCs/>
+                <w:color w:val="000000"/>
+                <w:sz w:val="18"/>
+                <w:szCs w:val="18"/>
+              </w:rPr>
+              <w:t>ci.yml</w:t>
+            </w:r>
+            <w:proofErr w:type="spellEnd"/>
           </w:p>
         </w:tc>
         <w:tc>
@@ -3789,12 +4509,6 @@
         </w:tc>
       </w:tr>
       <w:tr>
-        <w:tblPrEx>
-          <w:tblCellMar>
-            <w:top w:w="0" w:type="dxa"/>
-            <w:bottom w:w="0" w:type="dxa"/>
-          </w:tblCellMar>
-        </w:tblPrEx>
         <w:tc>
           <w:tcPr>
             <w:tcW w:w="3200" w:type="dxa"/>
@@ -3823,8 +4537,45 @@
                 <w:sz w:val="18"/>
                 <w:szCs w:val="18"/>
               </w:rPr>
-              <w:t>.github/workflows/cd.yml</w:t>
-            </w:r>
+              <w:t>.</w:t>
+            </w:r>
+            <w:proofErr w:type="spellStart"/>
+            <w:r>
+              <w:rPr>
+                <w:rFonts w:ascii="Arial" w:eastAsia="Arial" w:hAnsi="Arial" w:cs="Arial"/>
+                <w:b/>
+                <w:bCs/>
+                <w:color w:val="000000"/>
+                <w:sz w:val="18"/>
+                <w:szCs w:val="18"/>
+              </w:rPr>
+              <w:t>github</w:t>
+            </w:r>
+            <w:proofErr w:type="spellEnd"/>
+            <w:r>
+              <w:rPr>
+                <w:rFonts w:ascii="Arial" w:eastAsia="Arial" w:hAnsi="Arial" w:cs="Arial"/>
+                <w:b/>
+                <w:bCs/>
+                <w:color w:val="000000"/>
+                <w:sz w:val="18"/>
+                <w:szCs w:val="18"/>
+              </w:rPr>
+              <w:t>/workflows/</w:t>
+            </w:r>
+            <w:proofErr w:type="spellStart"/>
+            <w:r>
+              <w:rPr>
+                <w:rFonts w:ascii="Arial" w:eastAsia="Arial" w:hAnsi="Arial" w:cs="Arial"/>
+                <w:b/>
+                <w:bCs/>
+                <w:color w:val="000000"/>
+                <w:sz w:val="18"/>
+                <w:szCs w:val="18"/>
+              </w:rPr>
+              <w:t>cd.yml</w:t>
+            </w:r>
+            <w:proofErr w:type="spellEnd"/>
           </w:p>
         </w:tc>
         <w:tc>
@@ -3868,12 +4619,6 @@
         </w:tc>
       </w:tr>
       <w:tr>
-        <w:tblPrEx>
-          <w:tblCellMar>
-            <w:top w:w="0" w:type="dxa"/>
-            <w:bottom w:w="0" w:type="dxa"/>
-          </w:tblCellMar>
-        </w:tblPrEx>
         <w:tc>
           <w:tcPr>
             <w:tcW w:w="3200" w:type="dxa"/>
@@ -3972,8 +4717,15 @@
           <w:rFonts w:ascii="Arial" w:eastAsia="Arial" w:hAnsi="Arial" w:cs="Arial"/>
           <w:color w:val="000000"/>
         </w:rPr>
-        <w:lastRenderedPageBreak/>
-        <w:t xml:space="preserve">The Team Lead (TL) is responsible for creating all secrets listed below. The TL is the repository admin and the credentials in use </w:t>
+        <w:t xml:space="preserve">The Team Lead (TL) is responsible for creating all secrets listed below. The TL is the repository admin and the credentials in </w:t>
+      </w:r>
+      <w:proofErr w:type="gramStart"/>
+      <w:r>
+        <w:rPr>
+          <w:rFonts w:ascii="Arial" w:eastAsia="Arial" w:hAnsi="Arial" w:cs="Arial"/>
+          <w:color w:val="000000"/>
+        </w:rPr>
+        <w:t xml:space="preserve">use </w:t>
       </w:r>
       <w:r>
         <w:rPr>
@@ -3982,12 +4734,21 @@
         </w:rPr>
         <w:t>,</w:t>
       </w:r>
-      <w:r>
-        <w:rPr>
-          <w:rFonts w:ascii="Arial" w:eastAsia="Arial" w:hAnsi="Arial" w:cs="Arial"/>
-          <w:color w:val="000000"/>
-        </w:rPr>
-        <w:t xml:space="preserve"> Docker Hub and Render </w:t>
+      <w:proofErr w:type="gramEnd"/>
+      <w:r>
+        <w:rPr>
+          <w:rFonts w:ascii="Arial" w:eastAsia="Arial" w:hAnsi="Arial" w:cs="Arial"/>
+          <w:color w:val="000000"/>
+        </w:rPr>
+        <w:t xml:space="preserve"> Docker Hub and </w:t>
+      </w:r>
+      <w:proofErr w:type="gramStart"/>
+      <w:r>
+        <w:rPr>
+          <w:rFonts w:ascii="Arial" w:eastAsia="Arial" w:hAnsi="Arial" w:cs="Arial"/>
+          <w:color w:val="000000"/>
+        </w:rPr>
+        <w:t xml:space="preserve">Render </w:t>
       </w:r>
       <w:r>
         <w:rPr>
@@ -3996,6 +4757,7 @@
         </w:rPr>
         <w:t>,</w:t>
       </w:r>
+      <w:proofErr w:type="gramEnd"/>
       <w:r>
         <w:rPr>
           <w:rFonts w:ascii="Arial" w:eastAsia="Arial" w:hAnsi="Arial" w:cs="Arial"/>
@@ -4120,12 +4882,6 @@
         <w:gridCol w:w="4420"/>
       </w:tblGrid>
       <w:tr>
-        <w:tblPrEx>
-          <w:tblCellMar>
-            <w:top w:w="0" w:type="dxa"/>
-            <w:bottom w:w="0" w:type="dxa"/>
-          </w:tblCellMar>
-        </w:tblPrEx>
         <w:trPr>
           <w:tblHeader/>
         </w:trPr>
@@ -4227,12 +4983,6 @@
         </w:tc>
       </w:tr>
       <w:tr>
-        <w:tblPrEx>
-          <w:tblCellMar>
-            <w:top w:w="0" w:type="dxa"/>
-            <w:bottom w:w="0" w:type="dxa"/>
-          </w:tblCellMar>
-        </w:tblPrEx>
         <w:trPr>
           <w:trHeight w:val="427"/>
         </w:trPr>
@@ -4336,12 +5086,6 @@
         </w:tc>
       </w:tr>
       <w:tr>
-        <w:tblPrEx>
-          <w:tblCellMar>
-            <w:top w:w="0" w:type="dxa"/>
-            <w:bottom w:w="0" w:type="dxa"/>
-          </w:tblCellMar>
-        </w:tblPrEx>
         <w:tc>
           <w:tcPr>
             <w:tcW w:w="2000" w:type="dxa"/>
@@ -4430,7 +5174,17 @@
                 <w:sz w:val="18"/>
                 <w:szCs w:val="18"/>
               </w:rPr>
-              <w:t xml:space="preserve">Team Lead's Docker Hub Personal Access Token (PAT) </w:t>
+              <w:t>Team Lead's Docker Hub Personal Access Token (PAT</w:t>
+            </w:r>
+            <w:proofErr w:type="gramStart"/>
+            <w:r>
+              <w:rPr>
+                <w:rFonts w:ascii="Arial" w:eastAsia="Arial" w:hAnsi="Arial" w:cs="Arial"/>
+                <w:color w:val="000000"/>
+                <w:sz w:val="18"/>
+                <w:szCs w:val="18"/>
+              </w:rPr>
+              <w:t xml:space="preserve">) </w:t>
             </w:r>
             <w:r>
               <w:rPr>
@@ -4441,6 +5195,7 @@
               </w:rPr>
               <w:t>,</w:t>
             </w:r>
+            <w:proofErr w:type="gramEnd"/>
             <w:r>
               <w:rPr>
                 <w:rFonts w:ascii="Arial" w:eastAsia="Arial" w:hAnsi="Arial" w:cs="Arial"/>
@@ -4454,12 +5209,6 @@
         </w:tc>
       </w:tr>
       <w:tr>
-        <w:tblPrEx>
-          <w:tblCellMar>
-            <w:top w:w="0" w:type="dxa"/>
-            <w:bottom w:w="0" w:type="dxa"/>
-          </w:tblCellMar>
-        </w:tblPrEx>
         <w:tc>
           <w:tcPr>
             <w:tcW w:w="2000" w:type="dxa"/>
@@ -4613,7 +5362,79 @@
           <w:sz w:val="28"/>
           <w:szCs w:val="28"/>
         </w:rPr>
-        <w:t>CI PIPELINE REQUIREMENTS  (.github/workflows/ci.yml)</w:t>
+        <w:t xml:space="preserve">CI PIPELINE </w:t>
+      </w:r>
+      <w:proofErr w:type="gramStart"/>
+      <w:r>
+        <w:rPr>
+          <w:rFonts w:ascii="Arial" w:eastAsia="Arial" w:hAnsi="Arial" w:cs="Arial"/>
+          <w:b/>
+          <w:bCs/>
+          <w:color w:val="1F3864"/>
+          <w:sz w:val="28"/>
+          <w:szCs w:val="28"/>
+        </w:rPr>
+        <w:t>REQUIREMENTS  (</w:t>
+      </w:r>
+      <w:proofErr w:type="gramEnd"/>
+      <w:r>
+        <w:rPr>
+          <w:rFonts w:ascii="Arial" w:eastAsia="Arial" w:hAnsi="Arial" w:cs="Arial"/>
+          <w:b/>
+          <w:bCs/>
+          <w:color w:val="1F3864"/>
+          <w:sz w:val="28"/>
+          <w:szCs w:val="28"/>
+        </w:rPr>
+        <w:t>.</w:t>
+      </w:r>
+      <w:proofErr w:type="spellStart"/>
+      <w:r>
+        <w:rPr>
+          <w:rFonts w:ascii="Arial" w:eastAsia="Arial" w:hAnsi="Arial" w:cs="Arial"/>
+          <w:b/>
+          <w:bCs/>
+          <w:color w:val="1F3864"/>
+          <w:sz w:val="28"/>
+          <w:szCs w:val="28"/>
+        </w:rPr>
+        <w:t>github</w:t>
+      </w:r>
+      <w:proofErr w:type="spellEnd"/>
+      <w:r>
+        <w:rPr>
+          <w:rFonts w:ascii="Arial" w:eastAsia="Arial" w:hAnsi="Arial" w:cs="Arial"/>
+          <w:b/>
+          <w:bCs/>
+          <w:color w:val="1F3864"/>
+          <w:sz w:val="28"/>
+          <w:szCs w:val="28"/>
+        </w:rPr>
+        <w:t>/workflows/</w:t>
+      </w:r>
+      <w:proofErr w:type="spellStart"/>
+      <w:r>
+        <w:rPr>
+          <w:rFonts w:ascii="Arial" w:eastAsia="Arial" w:hAnsi="Arial" w:cs="Arial"/>
+          <w:b/>
+          <w:bCs/>
+          <w:color w:val="1F3864"/>
+          <w:sz w:val="28"/>
+          <w:szCs w:val="28"/>
+        </w:rPr>
+        <w:t>ci.yml</w:t>
+      </w:r>
+      <w:proofErr w:type="spellEnd"/>
+      <w:r>
+        <w:rPr>
+          <w:rFonts w:ascii="Arial" w:eastAsia="Arial" w:hAnsi="Arial" w:cs="Arial"/>
+          <w:b/>
+          <w:bCs/>
+          <w:color w:val="1F3864"/>
+          <w:sz w:val="28"/>
+          <w:szCs w:val="28"/>
+        </w:rPr>
+        <w:t>)</w:t>
       </w:r>
     </w:p>
     <w:p>
@@ -4628,7 +5449,27 @@
           <w:bCs/>
           <w:color w:val="000000"/>
         </w:rPr>
-        <w:t xml:space="preserve">Trigger: The CI workflow must be triggered by a pull_request event targeting the </w:t>
+        <w:t xml:space="preserve">Trigger: The CI workflow must be triggered by a </w:t>
+      </w:r>
+      <w:proofErr w:type="spellStart"/>
+      <w:r>
+        <w:rPr>
+          <w:rFonts w:ascii="Arial" w:eastAsia="Arial" w:hAnsi="Arial" w:cs="Arial"/>
+          <w:b/>
+          <w:bCs/>
+          <w:color w:val="000000"/>
+        </w:rPr>
+        <w:t>pull_request</w:t>
+      </w:r>
+      <w:proofErr w:type="spellEnd"/>
+      <w:r>
+        <w:rPr>
+          <w:rFonts w:ascii="Arial" w:eastAsia="Arial" w:hAnsi="Arial" w:cs="Arial"/>
+          <w:b/>
+          <w:bCs/>
+          <w:color w:val="000000"/>
+        </w:rPr>
+        <w:t xml:space="preserve"> event targeting the </w:t>
       </w:r>
       <w:r>
         <w:rPr>
@@ -4715,7 +5556,23 @@
           <w:rFonts w:ascii="Arial" w:eastAsia="Arial" w:hAnsi="Arial" w:cs="Arial"/>
           <w:color w:val="000000"/>
         </w:rPr>
-        <w:t>Step 3 – Build Image: Build the Docker image from the Dockerfile in the project root.</w:t>
+        <w:t xml:space="preserve">Step 3 – Build Image: Build the Docker image from the </w:t>
+      </w:r>
+      <w:proofErr w:type="spellStart"/>
+      <w:r>
+        <w:rPr>
+          <w:rFonts w:ascii="Arial" w:eastAsia="Arial" w:hAnsi="Arial" w:cs="Arial"/>
+          <w:color w:val="000000"/>
+        </w:rPr>
+        <w:t>Dockerfile</w:t>
+      </w:r>
+      <w:proofErr w:type="spellEnd"/>
+      <w:r>
+        <w:rPr>
+          <w:rFonts w:ascii="Arial" w:eastAsia="Arial" w:hAnsi="Arial" w:cs="Arial"/>
+          <w:color w:val="000000"/>
+        </w:rPr>
+        <w:t xml:space="preserve"> in the project root.</w:t>
       </w:r>
     </w:p>
     <w:p>
@@ -4732,7 +5589,15 @@
           <w:rFonts w:ascii="Arial" w:eastAsia="Arial" w:hAnsi="Arial" w:cs="Arial"/>
           <w:color w:val="000000"/>
         </w:rPr>
-        <w:t xml:space="preserve">Step 4 – Tag Image: Tag the image using a meaningful strategy </w:t>
+        <w:t xml:space="preserve">Step 4 – Tag Image: Tag the image using a meaningful </w:t>
+      </w:r>
+      <w:proofErr w:type="gramStart"/>
+      <w:r>
+        <w:rPr>
+          <w:rFonts w:ascii="Arial" w:eastAsia="Arial" w:hAnsi="Arial" w:cs="Arial"/>
+          <w:color w:val="000000"/>
+        </w:rPr>
+        <w:t xml:space="preserve">strategy </w:t>
       </w:r>
       <w:r>
         <w:rPr>
@@ -4741,12 +5606,29 @@
         </w:rPr>
         <w:t>,</w:t>
       </w:r>
-      <w:r>
-        <w:rPr>
-          <w:rFonts w:ascii="Arial" w:eastAsia="Arial" w:hAnsi="Arial" w:cs="Arial"/>
-          <w:color w:val="000000"/>
-        </w:rPr>
-        <w:t xml:space="preserve"> at minimum the 'latest' tag; optionally also tag with the short commit SHA (github.sha).</w:t>
+      <w:proofErr w:type="gramEnd"/>
+      <w:r>
+        <w:rPr>
+          <w:rFonts w:ascii="Arial" w:eastAsia="Arial" w:hAnsi="Arial" w:cs="Arial"/>
+          <w:color w:val="000000"/>
+        </w:rPr>
+        <w:t xml:space="preserve"> at minimum the 'latest' tag; optionally also tag with the short commit SHA (</w:t>
+      </w:r>
+      <w:proofErr w:type="spellStart"/>
+      <w:r>
+        <w:rPr>
+          <w:rFonts w:ascii="Arial" w:eastAsia="Arial" w:hAnsi="Arial" w:cs="Arial"/>
+          <w:color w:val="000000"/>
+        </w:rPr>
+        <w:t>github.sha</w:t>
+      </w:r>
+      <w:proofErr w:type="spellEnd"/>
+      <w:r>
+        <w:rPr>
+          <w:rFonts w:ascii="Arial" w:eastAsia="Arial" w:hAnsi="Arial" w:cs="Arial"/>
+          <w:color w:val="000000"/>
+        </w:rPr>
+        <w:t>).</w:t>
       </w:r>
     </w:p>
     <w:p>
@@ -4781,6 +5663,7 @@
           <w:rFonts w:ascii="Arial" w:eastAsia="Arial" w:hAnsi="Arial" w:cs="Arial"/>
           <w:color w:val="000000"/>
         </w:rPr>
+        <w:lastRenderedPageBreak/>
         <w:t>Additional requirements:</w:t>
       </w:r>
     </w:p>
@@ -4853,7 +5736,79 @@
           <w:sz w:val="28"/>
           <w:szCs w:val="28"/>
         </w:rPr>
-        <w:t>CD PIPELINE REQUIREMENTS  (.github/workflows/cd.yml)</w:t>
+        <w:t xml:space="preserve">CD PIPELINE </w:t>
+      </w:r>
+      <w:proofErr w:type="gramStart"/>
+      <w:r>
+        <w:rPr>
+          <w:rFonts w:ascii="Arial" w:eastAsia="Arial" w:hAnsi="Arial" w:cs="Arial"/>
+          <w:b/>
+          <w:bCs/>
+          <w:color w:val="1F3864"/>
+          <w:sz w:val="28"/>
+          <w:szCs w:val="28"/>
+        </w:rPr>
+        <w:t>REQUIREMENTS  (</w:t>
+      </w:r>
+      <w:proofErr w:type="gramEnd"/>
+      <w:r>
+        <w:rPr>
+          <w:rFonts w:ascii="Arial" w:eastAsia="Arial" w:hAnsi="Arial" w:cs="Arial"/>
+          <w:b/>
+          <w:bCs/>
+          <w:color w:val="1F3864"/>
+          <w:sz w:val="28"/>
+          <w:szCs w:val="28"/>
+        </w:rPr>
+        <w:t>.</w:t>
+      </w:r>
+      <w:proofErr w:type="spellStart"/>
+      <w:r>
+        <w:rPr>
+          <w:rFonts w:ascii="Arial" w:eastAsia="Arial" w:hAnsi="Arial" w:cs="Arial"/>
+          <w:b/>
+          <w:bCs/>
+          <w:color w:val="1F3864"/>
+          <w:sz w:val="28"/>
+          <w:szCs w:val="28"/>
+        </w:rPr>
+        <w:t>github</w:t>
+      </w:r>
+      <w:proofErr w:type="spellEnd"/>
+      <w:r>
+        <w:rPr>
+          <w:rFonts w:ascii="Arial" w:eastAsia="Arial" w:hAnsi="Arial" w:cs="Arial"/>
+          <w:b/>
+          <w:bCs/>
+          <w:color w:val="1F3864"/>
+          <w:sz w:val="28"/>
+          <w:szCs w:val="28"/>
+        </w:rPr>
+        <w:t>/workflows/</w:t>
+      </w:r>
+      <w:proofErr w:type="spellStart"/>
+      <w:r>
+        <w:rPr>
+          <w:rFonts w:ascii="Arial" w:eastAsia="Arial" w:hAnsi="Arial" w:cs="Arial"/>
+          <w:b/>
+          <w:bCs/>
+          <w:color w:val="1F3864"/>
+          <w:sz w:val="28"/>
+          <w:szCs w:val="28"/>
+        </w:rPr>
+        <w:t>cd.yml</w:t>
+      </w:r>
+      <w:proofErr w:type="spellEnd"/>
+      <w:r>
+        <w:rPr>
+          <w:rFonts w:ascii="Arial" w:eastAsia="Arial" w:hAnsi="Arial" w:cs="Arial"/>
+          <w:b/>
+          <w:bCs/>
+          <w:color w:val="1F3864"/>
+          <w:sz w:val="28"/>
+          <w:szCs w:val="28"/>
+        </w:rPr>
+        <w:t>)</w:t>
       </w:r>
     </w:p>
     <w:p>
@@ -4973,7 +5928,23 @@
           <w:rFonts w:ascii="Arial" w:eastAsia="Arial" w:hAnsi="Arial" w:cs="Arial"/>
           <w:color w:val="000000"/>
         </w:rPr>
-        <w:t>Step 3 – Deploy: Send an HTTP POST request to the Render deploy hook URL using curl:</w:t>
+        <w:t xml:space="preserve">Step 3 – Deploy: Send an HTTP POST request to the Render </w:t>
+      </w:r>
+      <w:proofErr w:type="gramStart"/>
+      <w:r>
+        <w:rPr>
+          <w:rFonts w:ascii="Arial" w:eastAsia="Arial" w:hAnsi="Arial" w:cs="Arial"/>
+          <w:color w:val="000000"/>
+        </w:rPr>
+        <w:t>deploy</w:t>
+      </w:r>
+      <w:proofErr w:type="gramEnd"/>
+      <w:r>
+        <w:rPr>
+          <w:rFonts w:ascii="Arial" w:eastAsia="Arial" w:hAnsi="Arial" w:cs="Arial"/>
+          <w:color w:val="000000"/>
+        </w:rPr>
+        <w:t xml:space="preserve"> hook URL using curl:</w:t>
       </w:r>
     </w:p>
     <w:p>
@@ -4991,7 +5962,61 @@
           <w:sz w:val="19"/>
           <w:szCs w:val="19"/>
         </w:rPr>
-        <w:t>curl -X POST ${{ secrets.RENDER_DEPLOY_HOOK_URL }}</w:t>
+        <w:t>curl -X POST $</w:t>
+      </w:r>
+      <w:proofErr w:type="gramStart"/>
+      <w:r>
+        <w:rPr>
+          <w:rFonts w:ascii="Arial" w:eastAsia="Arial" w:hAnsi="Arial" w:cs="Arial"/>
+          <w:sz w:val="19"/>
+          <w:szCs w:val="19"/>
+        </w:rPr>
+        <w:t xml:space="preserve">{{ </w:t>
+      </w:r>
+      <w:proofErr w:type="spellStart"/>
+      <w:r>
+        <w:rPr>
+          <w:rFonts w:ascii="Arial" w:eastAsia="Arial" w:hAnsi="Arial" w:cs="Arial"/>
+          <w:sz w:val="19"/>
+          <w:szCs w:val="19"/>
+        </w:rPr>
+        <w:t>secrets</w:t>
+      </w:r>
+      <w:proofErr w:type="gramEnd"/>
+      <w:r>
+        <w:rPr>
+          <w:rFonts w:ascii="Arial" w:eastAsia="Arial" w:hAnsi="Arial" w:cs="Arial"/>
+          <w:sz w:val="19"/>
+          <w:szCs w:val="19"/>
+        </w:rPr>
+        <w:t>.RENDER_DEPLOY_HOOK_</w:t>
+      </w:r>
+      <w:proofErr w:type="gramStart"/>
+      <w:r>
+        <w:rPr>
+          <w:rFonts w:ascii="Arial" w:eastAsia="Arial" w:hAnsi="Arial" w:cs="Arial"/>
+          <w:sz w:val="19"/>
+          <w:szCs w:val="19"/>
+        </w:rPr>
+        <w:t>URL</w:t>
+      </w:r>
+      <w:proofErr w:type="spellEnd"/>
+      <w:r>
+        <w:rPr>
+          <w:rFonts w:ascii="Arial" w:eastAsia="Arial" w:hAnsi="Arial" w:cs="Arial"/>
+          <w:sz w:val="19"/>
+          <w:szCs w:val="19"/>
+        </w:rPr>
+        <w:t xml:space="preserve"> }</w:t>
+      </w:r>
+      <w:proofErr w:type="gramEnd"/>
+      <w:r>
+        <w:rPr>
+          <w:rFonts w:ascii="Arial" w:eastAsia="Arial" w:hAnsi="Arial" w:cs="Arial"/>
+          <w:sz w:val="19"/>
+          <w:szCs w:val="19"/>
+        </w:rPr>
+        <w:t>}</w:t>
       </w:r>
     </w:p>
     <w:p>
@@ -5060,7 +6085,15 @@
           <w:rFonts w:ascii="Arial" w:eastAsia="Arial" w:hAnsi="Arial" w:cs="Arial"/>
           <w:color w:val="000000"/>
         </w:rPr>
-        <w:t xml:space="preserve">The job must NOT contain any Docker build or push steps </w:t>
+        <w:t xml:space="preserve">The job must NOT contain any Docker build or push </w:t>
+      </w:r>
+      <w:proofErr w:type="gramStart"/>
+      <w:r>
+        <w:rPr>
+          <w:rFonts w:ascii="Arial" w:eastAsia="Arial" w:hAnsi="Arial" w:cs="Arial"/>
+          <w:color w:val="000000"/>
+        </w:rPr>
+        <w:t xml:space="preserve">steps </w:t>
       </w:r>
       <w:r>
         <w:rPr>
@@ -5069,6 +6102,7 @@
         </w:rPr>
         <w:t>,</w:t>
       </w:r>
+      <w:proofErr w:type="gramEnd"/>
       <w:r>
         <w:rPr>
           <w:rFonts w:ascii="Arial" w:eastAsia="Arial" w:hAnsi="Arial" w:cs="Arial"/>
@@ -5141,12 +6175,6 @@
         <w:gridCol w:w="4380"/>
       </w:tblGrid>
       <w:tr>
-        <w:tblPrEx>
-          <w:tblCellMar>
-            <w:top w:w="0" w:type="dxa"/>
-            <w:bottom w:w="0" w:type="dxa"/>
-          </w:tblCellMar>
-        </w:tblPrEx>
         <w:trPr>
           <w:tblHeader/>
         </w:trPr>
@@ -5248,12 +6276,6 @@
         </w:tc>
       </w:tr>
       <w:tr>
-        <w:tblPrEx>
-          <w:tblCellMar>
-            <w:top w:w="0" w:type="dxa"/>
-            <w:bottom w:w="0" w:type="dxa"/>
-          </w:tblCellMar>
-        </w:tblPrEx>
         <w:tc>
           <w:tcPr>
             <w:tcW w:w="1600" w:type="dxa"/>
@@ -5273,6 +6295,7 @@
             <w:vAlign w:val="center"/>
           </w:tcPr>
           <w:p>
+            <w:proofErr w:type="spellStart"/>
             <w:r>
               <w:rPr>
                 <w:rFonts w:ascii="Arial" w:eastAsia="Arial" w:hAnsi="Arial" w:cs="Arial"/>
@@ -5284,6 +6307,7 @@
               </w:rPr>
               <w:t>ci.yml</w:t>
             </w:r>
+            <w:proofErr w:type="spellEnd"/>
           </w:p>
         </w:tc>
         <w:tc>
@@ -5305,14 +6329,25 @@
             <w:vAlign w:val="center"/>
           </w:tcPr>
           <w:p>
-            <w:r>
-              <w:rPr>
-                <w:rFonts w:ascii="Arial" w:eastAsia="Arial" w:hAnsi="Arial" w:cs="Arial"/>
-                <w:color w:val="000000"/>
-                <w:sz w:val="18"/>
-                <w:szCs w:val="18"/>
-              </w:rPr>
-              <w:t xml:space="preserve">pull_request event targeting </w:t>
+            <w:proofErr w:type="spellStart"/>
+            <w:r>
+              <w:rPr>
+                <w:rFonts w:ascii="Arial" w:eastAsia="Arial" w:hAnsi="Arial" w:cs="Arial"/>
+                <w:color w:val="000000"/>
+                <w:sz w:val="18"/>
+                <w:szCs w:val="18"/>
+              </w:rPr>
+              <w:t>pull_request</w:t>
+            </w:r>
+            <w:proofErr w:type="spellEnd"/>
+            <w:r>
+              <w:rPr>
+                <w:rFonts w:ascii="Arial" w:eastAsia="Arial" w:hAnsi="Arial" w:cs="Arial"/>
+                <w:color w:val="000000"/>
+                <w:sz w:val="18"/>
+                <w:szCs w:val="18"/>
+              </w:rPr>
+              <w:t xml:space="preserve"> event targeting </w:t>
             </w:r>
             <w:r>
               <w:rPr>
@@ -5366,12 +6401,6 @@
         </w:tc>
       </w:tr>
       <w:tr>
-        <w:tblPrEx>
-          <w:tblCellMar>
-            <w:top w:w="0" w:type="dxa"/>
-            <w:bottom w:w="0" w:type="dxa"/>
-          </w:tblCellMar>
-        </w:tblPrEx>
         <w:tc>
           <w:tcPr>
             <w:tcW w:w="1600" w:type="dxa"/>
@@ -5391,6 +6420,7 @@
             <w:vAlign w:val="center"/>
           </w:tcPr>
           <w:p>
+            <w:proofErr w:type="spellStart"/>
             <w:r>
               <w:rPr>
                 <w:rFonts w:ascii="Arial" w:eastAsia="Arial" w:hAnsi="Arial" w:cs="Arial"/>
@@ -5402,6 +6432,7 @@
               </w:rPr>
               <w:t>cd.yml</w:t>
             </w:r>
+            <w:proofErr w:type="spellEnd"/>
           </w:p>
         </w:tc>
         <w:tc>
@@ -5540,7 +6571,23 @@
           <w:rFonts w:ascii="Arial" w:eastAsia="Arial" w:hAnsi="Arial" w:cs="Arial"/>
           <w:color w:val="000000"/>
         </w:rPr>
-        <w:t>Create a new GitHub repository from scratch (taskflow-cicd or team-agreed name). Do NOT reuse any previous repository.</w:t>
+        <w:t>Create a new GitHub repository from scratch (</w:t>
+      </w:r>
+      <w:proofErr w:type="spellStart"/>
+      <w:r>
+        <w:rPr>
+          <w:rFonts w:ascii="Arial" w:eastAsia="Arial" w:hAnsi="Arial" w:cs="Arial"/>
+          <w:color w:val="000000"/>
+        </w:rPr>
+        <w:t>taskflow-cicd</w:t>
+      </w:r>
+      <w:proofErr w:type="spellEnd"/>
+      <w:r>
+        <w:rPr>
+          <w:rFonts w:ascii="Arial" w:eastAsia="Arial" w:hAnsi="Arial" w:cs="Arial"/>
+          <w:color w:val="000000"/>
+        </w:rPr>
+        <w:t xml:space="preserve"> or team-agreed name). Do NOT reuse any previous repository.</w:t>
       </w:r>
     </w:p>
     <w:p>
@@ -5557,7 +6604,15 @@
           <w:rFonts w:ascii="Arial" w:eastAsia="Arial" w:hAnsi="Arial" w:cs="Arial"/>
           <w:color w:val="000000"/>
         </w:rPr>
-        <w:t xml:space="preserve">Team Lead: Set up the initial repository structure </w:t>
+        <w:t xml:space="preserve">Team Lead: Set up the initial repository </w:t>
+      </w:r>
+      <w:proofErr w:type="gramStart"/>
+      <w:r>
+        <w:rPr>
+          <w:rFonts w:ascii="Arial" w:eastAsia="Arial" w:hAnsi="Arial" w:cs="Arial"/>
+          <w:color w:val="000000"/>
+        </w:rPr>
+        <w:t xml:space="preserve">structure </w:t>
       </w:r>
       <w:r>
         <w:rPr>
@@ -5566,6 +6621,7 @@
         </w:rPr>
         <w:t>,</w:t>
       </w:r>
+      <w:proofErr w:type="gramEnd"/>
       <w:r>
         <w:rPr>
           <w:rFonts w:ascii="Arial" w:eastAsia="Arial" w:hAnsi="Arial" w:cs="Arial"/>
@@ -5585,7 +6641,23 @@
           <w:rFonts w:ascii="Arial" w:eastAsia="Arial" w:hAnsi="Arial" w:cs="Arial"/>
           <w:color w:val="000000"/>
         </w:rPr>
-        <w:t xml:space="preserve"> branch, commit the shared style.css, Dockerfile, and a skeleton index.html (Home / Dashboard page).</w:t>
+        <w:t xml:space="preserve"> branch, commit the shared style.css, </w:t>
+      </w:r>
+      <w:proofErr w:type="spellStart"/>
+      <w:r>
+        <w:rPr>
+          <w:rFonts w:ascii="Arial" w:eastAsia="Arial" w:hAnsi="Arial" w:cs="Arial"/>
+          <w:color w:val="000000"/>
+        </w:rPr>
+        <w:t>Dockerfile</w:t>
+      </w:r>
+      <w:proofErr w:type="spellEnd"/>
+      <w:r>
+        <w:rPr>
+          <w:rFonts w:ascii="Arial" w:eastAsia="Arial" w:hAnsi="Arial" w:cs="Arial"/>
+          <w:color w:val="000000"/>
+        </w:rPr>
+        <w:t>, and a skeleton index.html (Home / Dashboard page).</w:t>
       </w:r>
     </w:p>
     <w:p>
@@ -5602,7 +6674,15 @@
           <w:rFonts w:ascii="Arial" w:eastAsia="Arial" w:hAnsi="Arial" w:cs="Arial"/>
           <w:color w:val="000000"/>
         </w:rPr>
-        <w:t xml:space="preserve">Commit the Assignment 04 question paper (.docx) to the root of the repository. Every team member must fill in their details </w:t>
+        <w:t xml:space="preserve">Commit the Assignment 04 question paper (.docx) to the root of the repository. Every team member must fill in their </w:t>
+      </w:r>
+      <w:proofErr w:type="gramStart"/>
+      <w:r>
+        <w:rPr>
+          <w:rFonts w:ascii="Arial" w:eastAsia="Arial" w:hAnsi="Arial" w:cs="Arial"/>
+          <w:color w:val="000000"/>
+        </w:rPr>
+        <w:t xml:space="preserve">details </w:t>
       </w:r>
       <w:r>
         <w:rPr>
@@ -5611,12 +6691,21 @@
         </w:rPr>
         <w:t>,</w:t>
       </w:r>
-      <w:r>
-        <w:rPr>
-          <w:rFonts w:ascii="Arial" w:eastAsia="Arial" w:hAnsi="Arial" w:cs="Arial"/>
-          <w:color w:val="000000"/>
-        </w:rPr>
-        <w:t xml:space="preserve"> including their Assigned Page </w:t>
+      <w:proofErr w:type="gramEnd"/>
+      <w:r>
+        <w:rPr>
+          <w:rFonts w:ascii="Arial" w:eastAsia="Arial" w:hAnsi="Arial" w:cs="Arial"/>
+          <w:color w:val="000000"/>
+        </w:rPr>
+        <w:t xml:space="preserve"> including their Assigned </w:t>
+      </w:r>
+      <w:proofErr w:type="gramStart"/>
+      <w:r>
+        <w:rPr>
+          <w:rFonts w:ascii="Arial" w:eastAsia="Arial" w:hAnsi="Arial" w:cs="Arial"/>
+          <w:color w:val="000000"/>
+        </w:rPr>
+        <w:t xml:space="preserve">Page </w:t>
       </w:r>
       <w:r>
         <w:rPr>
@@ -5625,6 +6714,7 @@
         </w:rPr>
         <w:t>,</w:t>
       </w:r>
+      <w:proofErr w:type="gramEnd"/>
       <w:r>
         <w:rPr>
           <w:rFonts w:ascii="Arial" w:eastAsia="Arial" w:hAnsi="Arial" w:cs="Arial"/>
@@ -5661,7 +6751,15 @@
           <w:rFonts w:ascii="Arial" w:eastAsia="Arial" w:hAnsi="Arial" w:cs="Arial"/>
           <w:color w:val="000000"/>
         </w:rPr>
-        <w:t xml:space="preserve"> and configure all three secrets </w:t>
+        <w:t xml:space="preserve"> and configure all three </w:t>
+      </w:r>
+      <w:proofErr w:type="gramStart"/>
+      <w:r>
+        <w:rPr>
+          <w:rFonts w:ascii="Arial" w:eastAsia="Arial" w:hAnsi="Arial" w:cs="Arial"/>
+          <w:color w:val="000000"/>
+        </w:rPr>
+        <w:t xml:space="preserve">secrets </w:t>
       </w:r>
       <w:r>
         <w:rPr>
@@ -5670,6 +6768,7 @@
         </w:rPr>
         <w:t>,</w:t>
       </w:r>
+      <w:proofErr w:type="gramEnd"/>
       <w:r>
         <w:rPr>
           <w:rFonts w:ascii="Arial" w:eastAsia="Arial" w:hAnsi="Arial" w:cs="Arial"/>
@@ -5737,7 +6836,47 @@
           <w:rFonts w:ascii="Arial" w:eastAsia="Arial" w:hAnsi="Arial" w:cs="Arial"/>
           <w:color w:val="000000"/>
         </w:rPr>
-        <w:t xml:space="preserve">Create the CI workflow at .github/workflows/ci.yml </w:t>
+        <w:t xml:space="preserve">Create the CI workflow at </w:t>
+      </w:r>
+      <w:proofErr w:type="gramStart"/>
+      <w:r>
+        <w:rPr>
+          <w:rFonts w:ascii="Arial" w:eastAsia="Arial" w:hAnsi="Arial" w:cs="Arial"/>
+          <w:color w:val="000000"/>
+        </w:rPr>
+        <w:t>.</w:t>
+      </w:r>
+      <w:proofErr w:type="spellStart"/>
+      <w:r>
+        <w:rPr>
+          <w:rFonts w:ascii="Arial" w:eastAsia="Arial" w:hAnsi="Arial" w:cs="Arial"/>
+          <w:color w:val="000000"/>
+        </w:rPr>
+        <w:t>github</w:t>
+      </w:r>
+      <w:proofErr w:type="spellEnd"/>
+      <w:r>
+        <w:rPr>
+          <w:rFonts w:ascii="Arial" w:eastAsia="Arial" w:hAnsi="Arial" w:cs="Arial"/>
+          <w:color w:val="000000"/>
+        </w:rPr>
+        <w:t>/workflows/</w:t>
+      </w:r>
+      <w:proofErr w:type="spellStart"/>
+      <w:r>
+        <w:rPr>
+          <w:rFonts w:ascii="Arial" w:eastAsia="Arial" w:hAnsi="Arial" w:cs="Arial"/>
+          <w:color w:val="000000"/>
+        </w:rPr>
+        <w:t>ci.yml</w:t>
+      </w:r>
+      <w:proofErr w:type="spellEnd"/>
+      <w:r>
+        <w:rPr>
+          <w:rFonts w:ascii="Arial" w:eastAsia="Arial" w:hAnsi="Arial" w:cs="Arial"/>
+          <w:color w:val="000000"/>
+        </w:rPr>
+        <w:t xml:space="preserve"> </w:t>
       </w:r>
       <w:r>
         <w:rPr>
@@ -5746,12 +6885,29 @@
         </w:rPr>
         <w:t>,</w:t>
       </w:r>
-      <w:r>
-        <w:rPr>
-          <w:rFonts w:ascii="Arial" w:eastAsia="Arial" w:hAnsi="Arial" w:cs="Arial"/>
-          <w:color w:val="000000"/>
-        </w:rPr>
-        <w:t xml:space="preserve"> triggered on pull_request targeting </w:t>
+      <w:proofErr w:type="gramEnd"/>
+      <w:r>
+        <w:rPr>
+          <w:rFonts w:ascii="Arial" w:eastAsia="Arial" w:hAnsi="Arial" w:cs="Arial"/>
+          <w:color w:val="000000"/>
+        </w:rPr>
+        <w:t xml:space="preserve"> triggered on </w:t>
+      </w:r>
+      <w:proofErr w:type="spellStart"/>
+      <w:r>
+        <w:rPr>
+          <w:rFonts w:ascii="Arial" w:eastAsia="Arial" w:hAnsi="Arial" w:cs="Arial"/>
+          <w:color w:val="000000"/>
+        </w:rPr>
+        <w:t>pull_request</w:t>
+      </w:r>
+      <w:proofErr w:type="spellEnd"/>
+      <w:r>
+        <w:rPr>
+          <w:rFonts w:ascii="Arial" w:eastAsia="Arial" w:hAnsi="Arial" w:cs="Arial"/>
+          <w:color w:val="000000"/>
+        </w:rPr>
+        <w:t xml:space="preserve"> targeting </w:t>
       </w:r>
       <w:r>
         <w:rPr>
@@ -5782,7 +6938,47 @@
           <w:rFonts w:ascii="Arial" w:eastAsia="Arial" w:hAnsi="Arial" w:cs="Arial"/>
           <w:color w:val="000000"/>
         </w:rPr>
-        <w:t xml:space="preserve">Create the CD workflow at .github/workflows/cd.yml </w:t>
+        <w:t xml:space="preserve">Create the CD workflow at </w:t>
+      </w:r>
+      <w:proofErr w:type="gramStart"/>
+      <w:r>
+        <w:rPr>
+          <w:rFonts w:ascii="Arial" w:eastAsia="Arial" w:hAnsi="Arial" w:cs="Arial"/>
+          <w:color w:val="000000"/>
+        </w:rPr>
+        <w:t>.</w:t>
+      </w:r>
+      <w:proofErr w:type="spellStart"/>
+      <w:r>
+        <w:rPr>
+          <w:rFonts w:ascii="Arial" w:eastAsia="Arial" w:hAnsi="Arial" w:cs="Arial"/>
+          <w:color w:val="000000"/>
+        </w:rPr>
+        <w:t>github</w:t>
+      </w:r>
+      <w:proofErr w:type="spellEnd"/>
+      <w:r>
+        <w:rPr>
+          <w:rFonts w:ascii="Arial" w:eastAsia="Arial" w:hAnsi="Arial" w:cs="Arial"/>
+          <w:color w:val="000000"/>
+        </w:rPr>
+        <w:t>/workflows/</w:t>
+      </w:r>
+      <w:proofErr w:type="spellStart"/>
+      <w:r>
+        <w:rPr>
+          <w:rFonts w:ascii="Arial" w:eastAsia="Arial" w:hAnsi="Arial" w:cs="Arial"/>
+          <w:color w:val="000000"/>
+        </w:rPr>
+        <w:t>cd.yml</w:t>
+      </w:r>
+      <w:proofErr w:type="spellEnd"/>
+      <w:r>
+        <w:rPr>
+          <w:rFonts w:ascii="Arial" w:eastAsia="Arial" w:hAnsi="Arial" w:cs="Arial"/>
+          <w:color w:val="000000"/>
+        </w:rPr>
+        <w:t xml:space="preserve"> </w:t>
       </w:r>
       <w:r>
         <w:rPr>
@@ -5791,6 +6987,7 @@
         </w:rPr>
         <w:t>,</w:t>
       </w:r>
+      <w:proofErr w:type="gramEnd"/>
       <w:r>
         <w:rPr>
           <w:rFonts w:ascii="Arial" w:eastAsia="Arial" w:hAnsi="Arial" w:cs="Arial"/>
@@ -5827,6 +7024,7 @@
           <w:rFonts w:ascii="Arial" w:eastAsia="Arial" w:hAnsi="Arial" w:cs="Arial"/>
           <w:color w:val="000000"/>
         </w:rPr>
+        <w:lastRenderedPageBreak/>
         <w:t>Each team member must independently complete the following full DevOps flow for their assigned page (refer to Table 3):</w:t>
       </w:r>
     </w:p>
@@ -5845,7 +7043,25 @@
           <w:sz w:val="19"/>
           <w:szCs w:val="19"/>
         </w:rPr>
-        <w:t>Create a feature branch: feature/&lt;github-username&gt;/&lt;page-name&gt;</w:t>
+        <w:t>Create a feature branch: feature/&lt;</w:t>
+      </w:r>
+      <w:proofErr w:type="spellStart"/>
+      <w:r>
+        <w:rPr>
+          <w:rFonts w:ascii="Arial" w:eastAsia="Arial" w:hAnsi="Arial" w:cs="Arial"/>
+          <w:sz w:val="19"/>
+          <w:szCs w:val="19"/>
+        </w:rPr>
+        <w:t>github</w:t>
+      </w:r>
+      <w:proofErr w:type="spellEnd"/>
+      <w:r>
+        <w:rPr>
+          <w:rFonts w:ascii="Arial" w:eastAsia="Arial" w:hAnsi="Arial" w:cs="Arial"/>
+          <w:sz w:val="19"/>
+          <w:szCs w:val="19"/>
+        </w:rPr>
+        <w:t>-username&gt;/&lt;page-name&gt;</w:t>
       </w:r>
     </w:p>
     <w:p>
@@ -5907,15 +7123,16 @@
           <w:sz w:val="19"/>
           <w:szCs w:val="19"/>
         </w:rPr>
-        <w:t>“develop”</w:t>
-      </w:r>
+        <w:t>“develop</w:t>
+      </w:r>
+      <w:proofErr w:type="gramStart"/>
       <w:r>
         <w:rPr>
           <w:rFonts w:ascii="Arial" w:eastAsia="Arial" w:hAnsi="Arial" w:cs="Arial"/>
           <w:sz w:val="19"/>
           <w:szCs w:val="19"/>
         </w:rPr>
-        <w:t xml:space="preserve"> </w:t>
+        <w:t>”</w:t>
       </w:r>
       <w:r>
         <w:rPr>
@@ -5923,8 +7140,17 @@
           <w:sz w:val="19"/>
           <w:szCs w:val="19"/>
         </w:rPr>
+        <w:t xml:space="preserve"> </w:t>
+      </w:r>
+      <w:r>
+        <w:rPr>
+          <w:rFonts w:ascii="Arial" w:eastAsia="Arial" w:hAnsi="Arial" w:cs="Arial"/>
+          <w:sz w:val="19"/>
+          <w:szCs w:val="19"/>
+        </w:rPr>
         <w:t>,</w:t>
       </w:r>
+      <w:proofErr w:type="gramEnd"/>
       <w:r>
         <w:rPr>
           <w:rFonts w:ascii="Arial" w:eastAsia="Arial" w:hAnsi="Arial" w:cs="Arial"/>
@@ -5949,16 +7175,26 @@
           <w:sz w:val="19"/>
           <w:szCs w:val="19"/>
         </w:rPr>
-        <w:t xml:space="preserve">Request a review; after approval the Team Lead merges the PR </w:t>
-      </w:r>
+        <w:t xml:space="preserve">Request a review; after approval the Team Lead merges the </w:t>
+      </w:r>
+      <w:proofErr w:type="gramStart"/>
       <w:r>
         <w:rPr>
           <w:rFonts w:ascii="Arial" w:eastAsia="Arial" w:hAnsi="Arial" w:cs="Arial"/>
           <w:sz w:val="19"/>
           <w:szCs w:val="19"/>
         </w:rPr>
+        <w:t xml:space="preserve">PR </w:t>
+      </w:r>
+      <w:r>
+        <w:rPr>
+          <w:rFonts w:ascii="Arial" w:eastAsia="Arial" w:hAnsi="Arial" w:cs="Arial"/>
+          <w:sz w:val="19"/>
+          <w:szCs w:val="19"/>
+        </w:rPr>
         <w:t>,</w:t>
       </w:r>
+      <w:proofErr w:type="gramEnd"/>
       <w:r>
         <w:rPr>
           <w:rFonts w:ascii="Arial" w:eastAsia="Arial" w:hAnsi="Arial" w:cs="Arial"/>
@@ -5982,7 +7218,39 @@
           <w:rFonts w:ascii="Arial" w:eastAsia="Arial" w:hAnsi="Arial" w:cs="Arial"/>
           <w:color w:val="000000"/>
         </w:rPr>
-        <w:t>After all 5 PRs are merged, verify the live TaskFlow application on Render contains all five pages and navigation between them works correctly.</w:t>
+        <w:t xml:space="preserve">After </w:t>
+      </w:r>
+      <w:proofErr w:type="gramStart"/>
+      <w:r>
+        <w:rPr>
+          <w:rFonts w:ascii="Arial" w:eastAsia="Arial" w:hAnsi="Arial" w:cs="Arial"/>
+          <w:color w:val="000000"/>
+        </w:rPr>
+        <w:t>all</w:t>
+      </w:r>
+      <w:proofErr w:type="gramEnd"/>
+      <w:r>
+        <w:rPr>
+          <w:rFonts w:ascii="Arial" w:eastAsia="Arial" w:hAnsi="Arial" w:cs="Arial"/>
+          <w:color w:val="000000"/>
+        </w:rPr>
+        <w:t xml:space="preserve"> 5 PRs are merged, verify the live </w:t>
+      </w:r>
+      <w:proofErr w:type="spellStart"/>
+      <w:r>
+        <w:rPr>
+          <w:rFonts w:ascii="Arial" w:eastAsia="Arial" w:hAnsi="Arial" w:cs="Arial"/>
+          <w:color w:val="000000"/>
+        </w:rPr>
+        <w:t>TaskFlow</w:t>
+      </w:r>
+      <w:proofErr w:type="spellEnd"/>
+      <w:r>
+        <w:rPr>
+          <w:rFonts w:ascii="Arial" w:eastAsia="Arial" w:hAnsi="Arial" w:cs="Arial"/>
+          <w:color w:val="000000"/>
+        </w:rPr>
+        <w:t xml:space="preserve"> application on Render contains all five pages and navigation between them works correctly.</w:t>
       </w:r>
     </w:p>
     <w:p>
@@ -6066,12 +7334,6 @@
         <w:gridCol w:w="2150"/>
       </w:tblGrid>
       <w:tr>
-        <w:tblPrEx>
-          <w:tblCellMar>
-            <w:top w:w="0" w:type="dxa"/>
-            <w:bottom w:w="0" w:type="dxa"/>
-          </w:tblCellMar>
-        </w:tblPrEx>
         <w:trPr>
           <w:tblHeader/>
         </w:trPr>
@@ -6173,12 +7435,6 @@
         </w:tc>
       </w:tr>
       <w:tr>
-        <w:tblPrEx>
-          <w:tblCellMar>
-            <w:top w:w="0" w:type="dxa"/>
-            <w:bottom w:w="0" w:type="dxa"/>
-          </w:tblCellMar>
-        </w:tblPrEx>
         <w:tc>
           <w:tcPr>
             <w:tcW w:w="700" w:type="dxa"/>
@@ -6265,12 +7521,6 @@
         </w:tc>
       </w:tr>
       <w:tr>
-        <w:tblPrEx>
-          <w:tblCellMar>
-            <w:top w:w="0" w:type="dxa"/>
-            <w:bottom w:w="0" w:type="dxa"/>
-          </w:tblCellMar>
-        </w:tblPrEx>
         <w:tc>
           <w:tcPr>
             <w:tcW w:w="700" w:type="dxa"/>
@@ -6365,12 +7615,6 @@
         </w:tc>
       </w:tr>
       <w:tr>
-        <w:tblPrEx>
-          <w:tblCellMar>
-            <w:top w:w="0" w:type="dxa"/>
-            <w:bottom w:w="0" w:type="dxa"/>
-          </w:tblCellMar>
-        </w:tblPrEx>
         <w:tc>
           <w:tcPr>
             <w:tcW w:w="700" w:type="dxa"/>
@@ -6465,12 +7709,6 @@
         </w:tc>
       </w:tr>
       <w:tr>
-        <w:tblPrEx>
-          <w:tblCellMar>
-            <w:top w:w="0" w:type="dxa"/>
-            <w:bottom w:w="0" w:type="dxa"/>
-          </w:tblCellMar>
-        </w:tblPrEx>
         <w:tc>
           <w:tcPr>
             <w:tcW w:w="700" w:type="dxa"/>
@@ -6557,12 +7795,6 @@
         </w:tc>
       </w:tr>
       <w:tr>
-        <w:tblPrEx>
-          <w:tblCellMar>
-            <w:top w:w="0" w:type="dxa"/>
-            <w:bottom w:w="0" w:type="dxa"/>
-          </w:tblCellMar>
-        </w:tblPrEx>
         <w:tc>
           <w:tcPr>
             <w:tcW w:w="700" w:type="dxa"/>
@@ -6666,12 +7898,6 @@
         </w:tc>
       </w:tr>
       <w:tr>
-        <w:tblPrEx>
-          <w:tblCellMar>
-            <w:top w:w="0" w:type="dxa"/>
-            <w:bottom w:w="0" w:type="dxa"/>
-          </w:tblCellMar>
-        </w:tblPrEx>
         <w:tc>
           <w:tcPr>
             <w:tcW w:w="700" w:type="dxa"/>
@@ -6766,12 +7992,6 @@
         </w:tc>
       </w:tr>
       <w:tr>
-        <w:tblPrEx>
-          <w:tblCellMar>
-            <w:top w:w="0" w:type="dxa"/>
-            <w:bottom w:w="0" w:type="dxa"/>
-          </w:tblCellMar>
-        </w:tblPrEx>
         <w:tc>
           <w:tcPr>
             <w:tcW w:w="700" w:type="dxa"/>
@@ -6875,12 +8095,6 @@
         </w:tc>
       </w:tr>
       <w:tr>
-        <w:tblPrEx>
-          <w:tblCellMar>
-            <w:top w:w="0" w:type="dxa"/>
-            <w:bottom w:w="0" w:type="dxa"/>
-          </w:tblCellMar>
-        </w:tblPrEx>
         <w:tc>
           <w:tcPr>
             <w:tcW w:w="700" w:type="dxa"/>
@@ -6967,12 +8181,6 @@
         </w:tc>
       </w:tr>
       <w:tr>
-        <w:tblPrEx>
-          <w:tblCellMar>
-            <w:top w:w="0" w:type="dxa"/>
-            <w:bottom w:w="0" w:type="dxa"/>
-          </w:tblCellMar>
-        </w:tblPrEx>
         <w:tc>
           <w:tcPr>
             <w:tcW w:w="700" w:type="dxa"/>
@@ -7067,12 +8275,6 @@
         </w:tc>
       </w:tr>
       <w:tr>
-        <w:tblPrEx>
-          <w:tblCellMar>
-            <w:top w:w="0" w:type="dxa"/>
-            <w:bottom w:w="0" w:type="dxa"/>
-          </w:tblCellMar>
-        </w:tblPrEx>
         <w:tc>
           <w:tcPr>
             <w:tcW w:w="700" w:type="dxa"/>
@@ -7167,12 +8369,6 @@
         </w:tc>
       </w:tr>
       <w:tr>
-        <w:tblPrEx>
-          <w:tblCellMar>
-            <w:top w:w="0" w:type="dxa"/>
-            <w:bottom w:w="0" w:type="dxa"/>
-          </w:tblCellMar>
-        </w:tblPrEx>
         <w:tc>
           <w:tcPr>
             <w:tcW w:w="700" w:type="dxa"/>
@@ -7285,12 +8481,6 @@
         </w:tc>
       </w:tr>
       <w:tr>
-        <w:tblPrEx>
-          <w:tblCellMar>
-            <w:top w:w="0" w:type="dxa"/>
-            <w:bottom w:w="0" w:type="dxa"/>
-          </w:tblCellMar>
-        </w:tblPrEx>
         <w:tc>
           <w:tcPr>
             <w:tcW w:w="700" w:type="dxa"/>
@@ -7339,29 +8529,9 @@
                 <w:sz w:val="18"/>
                 <w:szCs w:val="18"/>
               </w:rPr>
-              <w:t>CI Pipeline – Build &amp; Push Docker Image (ci.yml)</w:t>
-            </w:r>
-          </w:p>
-        </w:tc>
-        <w:tc>
-          <w:tcPr>
-            <w:tcW w:w="2150" w:type="dxa"/>
-            <w:tcBorders>
-              <w:top w:val="single" w:sz="6" w:space="0" w:color="ADB9CA"/>
-              <w:left w:val="single" w:sz="6" w:space="0" w:color="ADB9CA"/>
-              <w:bottom w:val="single" w:sz="6" w:space="0" w:color="ADB9CA"/>
-              <w:right w:val="single" w:sz="6" w:space="0" w:color="ADB9CA"/>
-            </w:tcBorders>
-            <w:shd w:val="clear" w:color="auto" w:fill="2E75B6"/>
-            <w:tcMar>
-              <w:top w:w="80" w:type="dxa"/>
-              <w:left w:w="140" w:type="dxa"/>
-              <w:bottom w:w="80" w:type="dxa"/>
-              <w:right w:w="140" w:type="dxa"/>
-            </w:tcMar>
-            <w:vAlign w:val="center"/>
-          </w:tcPr>
-          <w:p>
+              <w:t>CI Pipeline – Build &amp; Push Docker Image (</w:t>
+            </w:r>
+            <w:proofErr w:type="spellStart"/>
             <w:r>
               <w:rPr>
                 <w:rFonts w:ascii="Arial" w:eastAsia="Arial" w:hAnsi="Arial" w:cs="Arial"/>
@@ -7371,466 +8541,9 @@
                 <w:sz w:val="18"/>
                 <w:szCs w:val="18"/>
               </w:rPr>
-              <w:t>25 Marks</w:t>
-            </w:r>
-          </w:p>
-        </w:tc>
-      </w:tr>
-      <w:tr>
-        <w:tblPrEx>
-          <w:tblCellMar>
-            <w:top w:w="0" w:type="dxa"/>
-            <w:bottom w:w="0" w:type="dxa"/>
-          </w:tblCellMar>
-        </w:tblPrEx>
-        <w:tc>
-          <w:tcPr>
-            <w:tcW w:w="700" w:type="dxa"/>
-            <w:tcBorders>
-              <w:top w:val="single" w:sz="6" w:space="0" w:color="ADB9CA"/>
-              <w:left w:val="single" w:sz="6" w:space="0" w:color="ADB9CA"/>
-              <w:bottom w:val="single" w:sz="6" w:space="0" w:color="ADB9CA"/>
-              <w:right w:val="single" w:sz="6" w:space="0" w:color="ADB9CA"/>
-            </w:tcBorders>
-            <w:shd w:val="clear" w:color="auto" w:fill="E8F0FB"/>
-            <w:tcMar>
-              <w:top w:w="80" w:type="dxa"/>
-              <w:left w:w="140" w:type="dxa"/>
-              <w:bottom w:w="80" w:type="dxa"/>
-              <w:right w:w="140" w:type="dxa"/>
-            </w:tcMar>
-            <w:vAlign w:val="center"/>
-          </w:tcPr>
-          <w:p>
-            <w:r>
-              <w:rPr>
-                <w:rFonts w:ascii="Arial" w:eastAsia="Arial" w:hAnsi="Arial" w:cs="Arial"/>
-                <w:b/>
-                <w:bCs/>
-                <w:color w:val="000000"/>
-                <w:sz w:val="18"/>
-                <w:szCs w:val="18"/>
-              </w:rPr>
-              <w:t>9</w:t>
-            </w:r>
-          </w:p>
-        </w:tc>
-        <w:tc>
-          <w:tcPr>
-            <w:tcW w:w="6510" w:type="dxa"/>
-            <w:tcBorders>
-              <w:top w:val="single" w:sz="6" w:space="0" w:color="ADB9CA"/>
-              <w:left w:val="single" w:sz="6" w:space="0" w:color="ADB9CA"/>
-              <w:bottom w:val="single" w:sz="6" w:space="0" w:color="ADB9CA"/>
-              <w:right w:val="single" w:sz="6" w:space="0" w:color="ADB9CA"/>
-            </w:tcBorders>
-            <w:shd w:val="clear" w:color="auto" w:fill="E8F0FB"/>
-            <w:tcMar>
-              <w:top w:w="80" w:type="dxa"/>
-              <w:left w:w="140" w:type="dxa"/>
-              <w:bottom w:w="80" w:type="dxa"/>
-              <w:right w:w="140" w:type="dxa"/>
-            </w:tcMar>
-            <w:vAlign w:val="center"/>
-          </w:tcPr>
-          <w:p>
-            <w:r>
-              <w:rPr>
-                <w:rFonts w:ascii="Arial" w:eastAsia="Arial" w:hAnsi="Arial" w:cs="Arial"/>
-                <w:color w:val="000000"/>
-                <w:sz w:val="18"/>
-                <w:szCs w:val="18"/>
-              </w:rPr>
-              <w:t xml:space="preserve">CI workflow file created at .github/workflows/ci.yml with correct pull_request trigger targeting </w:t>
-            </w:r>
-            <w:r>
-              <w:rPr>
-                <w:rFonts w:ascii="Arial" w:eastAsia="Arial" w:hAnsi="Arial" w:cs="Arial"/>
-                <w:color w:val="000000"/>
-                <w:sz w:val="18"/>
-                <w:szCs w:val="18"/>
-              </w:rPr>
-              <w:t>“develop”</w:t>
-            </w:r>
-          </w:p>
-        </w:tc>
-        <w:tc>
-          <w:tcPr>
-            <w:tcW w:w="2150" w:type="dxa"/>
-            <w:tcBorders>
-              <w:top w:val="single" w:sz="6" w:space="0" w:color="ADB9CA"/>
-              <w:left w:val="single" w:sz="6" w:space="0" w:color="ADB9CA"/>
-              <w:bottom w:val="single" w:sz="6" w:space="0" w:color="ADB9CA"/>
-              <w:right w:val="single" w:sz="6" w:space="0" w:color="ADB9CA"/>
-            </w:tcBorders>
-            <w:shd w:val="clear" w:color="auto" w:fill="E8F0FB"/>
-            <w:tcMar>
-              <w:top w:w="80" w:type="dxa"/>
-              <w:left w:w="140" w:type="dxa"/>
-              <w:bottom w:w="80" w:type="dxa"/>
-              <w:right w:w="140" w:type="dxa"/>
-            </w:tcMar>
-            <w:vAlign w:val="center"/>
-          </w:tcPr>
-          <w:p>
-            <w:r>
-              <w:rPr>
-                <w:rFonts w:ascii="Arial" w:eastAsia="Arial" w:hAnsi="Arial" w:cs="Arial"/>
-                <w:color w:val="000000"/>
-                <w:sz w:val="18"/>
-                <w:szCs w:val="18"/>
-              </w:rPr>
-              <w:t>07</w:t>
-            </w:r>
-          </w:p>
-        </w:tc>
-      </w:tr>
-      <w:tr>
-        <w:tblPrEx>
-          <w:tblCellMar>
-            <w:top w:w="0" w:type="dxa"/>
-            <w:bottom w:w="0" w:type="dxa"/>
-          </w:tblCellMar>
-        </w:tblPrEx>
-        <w:tc>
-          <w:tcPr>
-            <w:tcW w:w="700" w:type="dxa"/>
-            <w:tcBorders>
-              <w:top w:val="single" w:sz="6" w:space="0" w:color="ADB9CA"/>
-              <w:left w:val="single" w:sz="6" w:space="0" w:color="ADB9CA"/>
-              <w:bottom w:val="single" w:sz="6" w:space="0" w:color="ADB9CA"/>
-              <w:right w:val="single" w:sz="6" w:space="0" w:color="ADB9CA"/>
-            </w:tcBorders>
-            <w:shd w:val="clear" w:color="auto" w:fill="FFFFFF"/>
-            <w:tcMar>
-              <w:top w:w="80" w:type="dxa"/>
-              <w:left w:w="140" w:type="dxa"/>
-              <w:bottom w:w="80" w:type="dxa"/>
-              <w:right w:w="140" w:type="dxa"/>
-            </w:tcMar>
-            <w:vAlign w:val="center"/>
-          </w:tcPr>
-          <w:p>
-            <w:r>
-              <w:rPr>
-                <w:rFonts w:ascii="Arial" w:eastAsia="Arial" w:hAnsi="Arial" w:cs="Arial"/>
-                <w:b/>
-                <w:bCs/>
-                <w:color w:val="000000"/>
-                <w:sz w:val="18"/>
-                <w:szCs w:val="18"/>
-              </w:rPr>
-              <w:t>10</w:t>
-            </w:r>
-          </w:p>
-        </w:tc>
-        <w:tc>
-          <w:tcPr>
-            <w:tcW w:w="6510" w:type="dxa"/>
-            <w:tcBorders>
-              <w:top w:val="single" w:sz="6" w:space="0" w:color="ADB9CA"/>
-              <w:left w:val="single" w:sz="6" w:space="0" w:color="ADB9CA"/>
-              <w:bottom w:val="single" w:sz="6" w:space="0" w:color="ADB9CA"/>
-              <w:right w:val="single" w:sz="6" w:space="0" w:color="ADB9CA"/>
-            </w:tcBorders>
-            <w:shd w:val="clear" w:color="auto" w:fill="FFFFFF"/>
-            <w:tcMar>
-              <w:top w:w="80" w:type="dxa"/>
-              <w:left w:w="140" w:type="dxa"/>
-              <w:bottom w:w="80" w:type="dxa"/>
-              <w:right w:w="140" w:type="dxa"/>
-            </w:tcMar>
-            <w:vAlign w:val="center"/>
-          </w:tcPr>
-          <w:p>
-            <w:r>
-              <w:rPr>
-                <w:rFonts w:ascii="Arial" w:eastAsia="Arial" w:hAnsi="Arial" w:cs="Arial"/>
-                <w:color w:val="000000"/>
-                <w:sz w:val="18"/>
-                <w:szCs w:val="18"/>
-              </w:rPr>
-              <w:t>Checkout code, login to Docker Hub using Team Lead's repository secrets</w:t>
-            </w:r>
-          </w:p>
-        </w:tc>
-        <w:tc>
-          <w:tcPr>
-            <w:tcW w:w="2150" w:type="dxa"/>
-            <w:tcBorders>
-              <w:top w:val="single" w:sz="6" w:space="0" w:color="ADB9CA"/>
-              <w:left w:val="single" w:sz="6" w:space="0" w:color="ADB9CA"/>
-              <w:bottom w:val="single" w:sz="6" w:space="0" w:color="ADB9CA"/>
-              <w:right w:val="single" w:sz="6" w:space="0" w:color="ADB9CA"/>
-            </w:tcBorders>
-            <w:shd w:val="clear" w:color="auto" w:fill="FFFFFF"/>
-            <w:tcMar>
-              <w:top w:w="80" w:type="dxa"/>
-              <w:left w:w="140" w:type="dxa"/>
-              <w:bottom w:w="80" w:type="dxa"/>
-              <w:right w:w="140" w:type="dxa"/>
-            </w:tcMar>
-            <w:vAlign w:val="center"/>
-          </w:tcPr>
-          <w:p>
-            <w:r>
-              <w:rPr>
-                <w:rFonts w:ascii="Arial" w:eastAsia="Arial" w:hAnsi="Arial" w:cs="Arial"/>
-                <w:color w:val="000000"/>
-                <w:sz w:val="18"/>
-                <w:szCs w:val="18"/>
-              </w:rPr>
-              <w:t>06</w:t>
-            </w:r>
-          </w:p>
-        </w:tc>
-      </w:tr>
-      <w:tr>
-        <w:tblPrEx>
-          <w:tblCellMar>
-            <w:top w:w="0" w:type="dxa"/>
-            <w:bottom w:w="0" w:type="dxa"/>
-          </w:tblCellMar>
-        </w:tblPrEx>
-        <w:tc>
-          <w:tcPr>
-            <w:tcW w:w="700" w:type="dxa"/>
-            <w:tcBorders>
-              <w:top w:val="single" w:sz="6" w:space="0" w:color="ADB9CA"/>
-              <w:left w:val="single" w:sz="6" w:space="0" w:color="ADB9CA"/>
-              <w:bottom w:val="single" w:sz="6" w:space="0" w:color="ADB9CA"/>
-              <w:right w:val="single" w:sz="6" w:space="0" w:color="ADB9CA"/>
-            </w:tcBorders>
-            <w:shd w:val="clear" w:color="auto" w:fill="E8F0FB"/>
-            <w:tcMar>
-              <w:top w:w="80" w:type="dxa"/>
-              <w:left w:w="140" w:type="dxa"/>
-              <w:bottom w:w="80" w:type="dxa"/>
-              <w:right w:w="140" w:type="dxa"/>
-            </w:tcMar>
-            <w:vAlign w:val="center"/>
-          </w:tcPr>
-          <w:p>
-            <w:r>
-              <w:rPr>
-                <w:rFonts w:ascii="Arial" w:eastAsia="Arial" w:hAnsi="Arial" w:cs="Arial"/>
-                <w:b/>
-                <w:bCs/>
-                <w:color w:val="000000"/>
-                <w:sz w:val="18"/>
-                <w:szCs w:val="18"/>
-              </w:rPr>
-              <w:t>11</w:t>
-            </w:r>
-          </w:p>
-        </w:tc>
-        <w:tc>
-          <w:tcPr>
-            <w:tcW w:w="6510" w:type="dxa"/>
-            <w:tcBorders>
-              <w:top w:val="single" w:sz="6" w:space="0" w:color="ADB9CA"/>
-              <w:left w:val="single" w:sz="6" w:space="0" w:color="ADB9CA"/>
-              <w:bottom w:val="single" w:sz="6" w:space="0" w:color="ADB9CA"/>
-              <w:right w:val="single" w:sz="6" w:space="0" w:color="ADB9CA"/>
-            </w:tcBorders>
-            <w:shd w:val="clear" w:color="auto" w:fill="E8F0FB"/>
-            <w:tcMar>
-              <w:top w:w="80" w:type="dxa"/>
-              <w:left w:w="140" w:type="dxa"/>
-              <w:bottom w:w="80" w:type="dxa"/>
-              <w:right w:w="140" w:type="dxa"/>
-            </w:tcMar>
-            <w:vAlign w:val="center"/>
-          </w:tcPr>
-          <w:p>
-            <w:r>
-              <w:rPr>
-                <w:rFonts w:ascii="Arial" w:eastAsia="Arial" w:hAnsi="Arial" w:cs="Arial"/>
-                <w:color w:val="000000"/>
-                <w:sz w:val="18"/>
-                <w:szCs w:val="18"/>
-              </w:rPr>
-              <w:t>Build Docker image and tag correctly (latest and/or commit SHA)</w:t>
-            </w:r>
-          </w:p>
-        </w:tc>
-        <w:tc>
-          <w:tcPr>
-            <w:tcW w:w="2150" w:type="dxa"/>
-            <w:tcBorders>
-              <w:top w:val="single" w:sz="6" w:space="0" w:color="ADB9CA"/>
-              <w:left w:val="single" w:sz="6" w:space="0" w:color="ADB9CA"/>
-              <w:bottom w:val="single" w:sz="6" w:space="0" w:color="ADB9CA"/>
-              <w:right w:val="single" w:sz="6" w:space="0" w:color="ADB9CA"/>
-            </w:tcBorders>
-            <w:shd w:val="clear" w:color="auto" w:fill="E8F0FB"/>
-            <w:tcMar>
-              <w:top w:w="80" w:type="dxa"/>
-              <w:left w:w="140" w:type="dxa"/>
-              <w:bottom w:w="80" w:type="dxa"/>
-              <w:right w:w="140" w:type="dxa"/>
-            </w:tcMar>
-            <w:vAlign w:val="center"/>
-          </w:tcPr>
-          <w:p>
-            <w:r>
-              <w:rPr>
-                <w:rFonts w:ascii="Arial" w:eastAsia="Arial" w:hAnsi="Arial" w:cs="Arial"/>
-                <w:color w:val="000000"/>
-                <w:sz w:val="18"/>
-                <w:szCs w:val="18"/>
-              </w:rPr>
-              <w:t>06</w:t>
-            </w:r>
-          </w:p>
-        </w:tc>
-      </w:tr>
-      <w:tr>
-        <w:tblPrEx>
-          <w:tblCellMar>
-            <w:top w:w="0" w:type="dxa"/>
-            <w:bottom w:w="0" w:type="dxa"/>
-          </w:tblCellMar>
-        </w:tblPrEx>
-        <w:tc>
-          <w:tcPr>
-            <w:tcW w:w="700" w:type="dxa"/>
-            <w:tcBorders>
-              <w:top w:val="single" w:sz="6" w:space="0" w:color="ADB9CA"/>
-              <w:left w:val="single" w:sz="6" w:space="0" w:color="ADB9CA"/>
-              <w:bottom w:val="single" w:sz="6" w:space="0" w:color="ADB9CA"/>
-              <w:right w:val="single" w:sz="6" w:space="0" w:color="ADB9CA"/>
-            </w:tcBorders>
-            <w:shd w:val="clear" w:color="auto" w:fill="FFFFFF"/>
-            <w:tcMar>
-              <w:top w:w="80" w:type="dxa"/>
-              <w:left w:w="140" w:type="dxa"/>
-              <w:bottom w:w="80" w:type="dxa"/>
-              <w:right w:w="140" w:type="dxa"/>
-            </w:tcMar>
-            <w:vAlign w:val="center"/>
-          </w:tcPr>
-          <w:p>
-            <w:r>
-              <w:rPr>
-                <w:rFonts w:ascii="Arial" w:eastAsia="Arial" w:hAnsi="Arial" w:cs="Arial"/>
-                <w:b/>
-                <w:bCs/>
-                <w:color w:val="000000"/>
-                <w:sz w:val="18"/>
-                <w:szCs w:val="18"/>
-              </w:rPr>
-              <w:t>12</w:t>
-            </w:r>
-          </w:p>
-        </w:tc>
-        <w:tc>
-          <w:tcPr>
-            <w:tcW w:w="6510" w:type="dxa"/>
-            <w:tcBorders>
-              <w:top w:val="single" w:sz="6" w:space="0" w:color="ADB9CA"/>
-              <w:left w:val="single" w:sz="6" w:space="0" w:color="ADB9CA"/>
-              <w:bottom w:val="single" w:sz="6" w:space="0" w:color="ADB9CA"/>
-              <w:right w:val="single" w:sz="6" w:space="0" w:color="ADB9CA"/>
-            </w:tcBorders>
-            <w:shd w:val="clear" w:color="auto" w:fill="FFFFFF"/>
-            <w:tcMar>
-              <w:top w:w="80" w:type="dxa"/>
-              <w:left w:w="140" w:type="dxa"/>
-              <w:bottom w:w="80" w:type="dxa"/>
-              <w:right w:w="140" w:type="dxa"/>
-            </w:tcMar>
-            <w:vAlign w:val="center"/>
-          </w:tcPr>
-          <w:p>
-            <w:r>
-              <w:rPr>
-                <w:rFonts w:ascii="Arial" w:eastAsia="Arial" w:hAnsi="Arial" w:cs="Arial"/>
-                <w:color w:val="000000"/>
-                <w:sz w:val="18"/>
-                <w:szCs w:val="18"/>
-              </w:rPr>
-              <w:t>Push image to Docker Hub successfully; workflow exits on any step failure</w:t>
-            </w:r>
-          </w:p>
-        </w:tc>
-        <w:tc>
-          <w:tcPr>
-            <w:tcW w:w="2150" w:type="dxa"/>
-            <w:tcBorders>
-              <w:top w:val="single" w:sz="6" w:space="0" w:color="ADB9CA"/>
-              <w:left w:val="single" w:sz="6" w:space="0" w:color="ADB9CA"/>
-              <w:bottom w:val="single" w:sz="6" w:space="0" w:color="ADB9CA"/>
-              <w:right w:val="single" w:sz="6" w:space="0" w:color="ADB9CA"/>
-            </w:tcBorders>
-            <w:shd w:val="clear" w:color="auto" w:fill="FFFFFF"/>
-            <w:tcMar>
-              <w:top w:w="80" w:type="dxa"/>
-              <w:left w:w="140" w:type="dxa"/>
-              <w:bottom w:w="80" w:type="dxa"/>
-              <w:right w:w="140" w:type="dxa"/>
-            </w:tcMar>
-            <w:vAlign w:val="center"/>
-          </w:tcPr>
-          <w:p>
-            <w:r>
-              <w:rPr>
-                <w:rFonts w:ascii="Arial" w:eastAsia="Arial" w:hAnsi="Arial" w:cs="Arial"/>
-                <w:color w:val="000000"/>
-                <w:sz w:val="18"/>
-                <w:szCs w:val="18"/>
-              </w:rPr>
-              <w:t>06</w:t>
-            </w:r>
-          </w:p>
-        </w:tc>
-      </w:tr>
-      <w:tr>
-        <w:tblPrEx>
-          <w:tblCellMar>
-            <w:top w:w="0" w:type="dxa"/>
-            <w:bottom w:w="0" w:type="dxa"/>
-          </w:tblCellMar>
-        </w:tblPrEx>
-        <w:tc>
-          <w:tcPr>
-            <w:tcW w:w="700" w:type="dxa"/>
-            <w:tcBorders>
-              <w:top w:val="single" w:sz="6" w:space="0" w:color="ADB9CA"/>
-              <w:left w:val="single" w:sz="6" w:space="0" w:color="ADB9CA"/>
-              <w:bottom w:val="single" w:sz="6" w:space="0" w:color="ADB9CA"/>
-              <w:right w:val="single" w:sz="6" w:space="0" w:color="ADB9CA"/>
-            </w:tcBorders>
-            <w:shd w:val="clear" w:color="auto" w:fill="2E75B6"/>
-            <w:tcMar>
-              <w:top w:w="80" w:type="dxa"/>
-              <w:left w:w="140" w:type="dxa"/>
-              <w:bottom w:w="80" w:type="dxa"/>
-              <w:right w:w="140" w:type="dxa"/>
-            </w:tcMar>
-            <w:vAlign w:val="center"/>
-          </w:tcPr>
-          <w:p/>
-        </w:tc>
-        <w:tc>
-          <w:tcPr>
-            <w:tcW w:w="6510" w:type="dxa"/>
-            <w:tcBorders>
-              <w:top w:val="single" w:sz="6" w:space="0" w:color="ADB9CA"/>
-              <w:left w:val="single" w:sz="6" w:space="0" w:color="ADB9CA"/>
-              <w:bottom w:val="single" w:sz="6" w:space="0" w:color="ADB9CA"/>
-              <w:right w:val="single" w:sz="6" w:space="0" w:color="ADB9CA"/>
-            </w:tcBorders>
-            <w:shd w:val="clear" w:color="auto" w:fill="2E75B6"/>
-            <w:tcMar>
-              <w:top w:w="80" w:type="dxa"/>
-              <w:left w:w="140" w:type="dxa"/>
-              <w:bottom w:w="80" w:type="dxa"/>
-              <w:right w:w="140" w:type="dxa"/>
-            </w:tcMar>
-            <w:vAlign w:val="center"/>
-          </w:tcPr>
-          <w:p>
+              <w:t>ci.yml</w:t>
+            </w:r>
+            <w:proofErr w:type="spellEnd"/>
             <w:r>
               <w:rPr>
                 <w:rFonts w:ascii="Arial" w:eastAsia="Arial" w:hAnsi="Arial" w:cs="Arial"/>
@@ -7840,7 +8553,7 @@
                 <w:sz w:val="18"/>
                 <w:szCs w:val="18"/>
               </w:rPr>
-              <w:t>CD Pipeline – Automated Deployment to Render (cd.yml)</w:t>
+              <w:t>)</w:t>
             </w:r>
           </w:p>
         </w:tc>
@@ -7872,18 +8585,12 @@
                 <w:sz w:val="18"/>
                 <w:szCs w:val="18"/>
               </w:rPr>
-              <w:t>20 Marks</w:t>
+              <w:t>25 Marks</w:t>
             </w:r>
           </w:p>
         </w:tc>
       </w:tr>
       <w:tr>
-        <w:tblPrEx>
-          <w:tblCellMar>
-            <w:top w:w="0" w:type="dxa"/>
-            <w:bottom w:w="0" w:type="dxa"/>
-          </w:tblCellMar>
-        </w:tblPrEx>
         <w:tc>
           <w:tcPr>
             <w:tcW w:w="700" w:type="dxa"/>
@@ -7912,7 +8619,7 @@
                 <w:sz w:val="18"/>
                 <w:szCs w:val="18"/>
               </w:rPr>
-              <w:t>13</w:t>
+              <w:t>9</w:t>
             </w:r>
           </w:p>
         </w:tc>
@@ -7942,7 +8649,67 @@
                 <w:sz w:val="18"/>
                 <w:szCs w:val="18"/>
               </w:rPr>
-              <w:t xml:space="preserve">CD workflow file created at .github/workflows/cd.yml with correct push trigger on </w:t>
+              <w:t>CI workflow file created at .</w:t>
+            </w:r>
+            <w:proofErr w:type="spellStart"/>
+            <w:r>
+              <w:rPr>
+                <w:rFonts w:ascii="Arial" w:eastAsia="Arial" w:hAnsi="Arial" w:cs="Arial"/>
+                <w:color w:val="000000"/>
+                <w:sz w:val="18"/>
+                <w:szCs w:val="18"/>
+              </w:rPr>
+              <w:t>github</w:t>
+            </w:r>
+            <w:proofErr w:type="spellEnd"/>
+            <w:r>
+              <w:rPr>
+                <w:rFonts w:ascii="Arial" w:eastAsia="Arial" w:hAnsi="Arial" w:cs="Arial"/>
+                <w:color w:val="000000"/>
+                <w:sz w:val="18"/>
+                <w:szCs w:val="18"/>
+              </w:rPr>
+              <w:t>/workflows/</w:t>
+            </w:r>
+            <w:proofErr w:type="spellStart"/>
+            <w:r>
+              <w:rPr>
+                <w:rFonts w:ascii="Arial" w:eastAsia="Arial" w:hAnsi="Arial" w:cs="Arial"/>
+                <w:color w:val="000000"/>
+                <w:sz w:val="18"/>
+                <w:szCs w:val="18"/>
+              </w:rPr>
+              <w:t>ci.yml</w:t>
+            </w:r>
+            <w:proofErr w:type="spellEnd"/>
+            <w:r>
+              <w:rPr>
+                <w:rFonts w:ascii="Arial" w:eastAsia="Arial" w:hAnsi="Arial" w:cs="Arial"/>
+                <w:color w:val="000000"/>
+                <w:sz w:val="18"/>
+                <w:szCs w:val="18"/>
+              </w:rPr>
+              <w:t xml:space="preserve"> with correct </w:t>
+            </w:r>
+            <w:proofErr w:type="spellStart"/>
+            <w:r>
+              <w:rPr>
+                <w:rFonts w:ascii="Arial" w:eastAsia="Arial" w:hAnsi="Arial" w:cs="Arial"/>
+                <w:color w:val="000000"/>
+                <w:sz w:val="18"/>
+                <w:szCs w:val="18"/>
+              </w:rPr>
+              <w:t>pull_request</w:t>
+            </w:r>
+            <w:proofErr w:type="spellEnd"/>
+            <w:r>
+              <w:rPr>
+                <w:rFonts w:ascii="Arial" w:eastAsia="Arial" w:hAnsi="Arial" w:cs="Arial"/>
+                <w:color w:val="000000"/>
+                <w:sz w:val="18"/>
+                <w:szCs w:val="18"/>
+              </w:rPr>
+              <w:t xml:space="preserve"> trigger targeting </w:t>
             </w:r>
             <w:r>
               <w:rPr>
@@ -7981,18 +8748,12 @@
                 <w:sz w:val="18"/>
                 <w:szCs w:val="18"/>
               </w:rPr>
-              <w:t>06</w:t>
+              <w:t>07</w:t>
             </w:r>
           </w:p>
         </w:tc>
       </w:tr>
       <w:tr>
-        <w:tblPrEx>
-          <w:tblCellMar>
-            <w:top w:w="0" w:type="dxa"/>
-            <w:bottom w:w="0" w:type="dxa"/>
-          </w:tblCellMar>
-        </w:tblPrEx>
         <w:tc>
           <w:tcPr>
             <w:tcW w:w="700" w:type="dxa"/>
@@ -8021,7 +8782,7 @@
                 <w:sz w:val="18"/>
                 <w:szCs w:val="18"/>
               </w:rPr>
-              <w:t>14</w:t>
+              <w:t>10</w:t>
             </w:r>
           </w:p>
         </w:tc>
@@ -8051,7 +8812,7 @@
                 <w:sz w:val="18"/>
                 <w:szCs w:val="18"/>
               </w:rPr>
-              <w:t>Job declares environment: development and accesses RENDER_DEPLOY_HOOK_URL correctly</w:t>
+              <w:t>Checkout code, login to Docker Hub using Team Lead's repository secrets</w:t>
             </w:r>
           </w:p>
         </w:tc>
@@ -8081,18 +8842,12 @@
                 <w:sz w:val="18"/>
                 <w:szCs w:val="18"/>
               </w:rPr>
-              <w:t>07</w:t>
+              <w:t>06</w:t>
             </w:r>
           </w:p>
         </w:tc>
       </w:tr>
       <w:tr>
-        <w:tblPrEx>
-          <w:tblCellMar>
-            <w:top w:w="0" w:type="dxa"/>
-            <w:bottom w:w="0" w:type="dxa"/>
-          </w:tblCellMar>
-        </w:tblPrEx>
         <w:tc>
           <w:tcPr>
             <w:tcW w:w="700" w:type="dxa"/>
@@ -8121,7 +8876,7 @@
                 <w:sz w:val="18"/>
                 <w:szCs w:val="18"/>
               </w:rPr>
-              <w:t>15</w:t>
+              <w:t>11</w:t>
             </w:r>
           </w:p>
         </w:tc>
@@ -8151,7 +8906,7 @@
                 <w:sz w:val="18"/>
                 <w:szCs w:val="18"/>
               </w:rPr>
-              <w:t>Deploy step invokes Render webhook via curl POST; deployed app on Render contains all 5 pages</w:t>
+              <w:t>Build Docker image and tag correctly (latest and/or commit SHA)</w:t>
             </w:r>
           </w:p>
         </w:tc>
@@ -8181,18 +8936,106 @@
                 <w:sz w:val="18"/>
                 <w:szCs w:val="18"/>
               </w:rPr>
-              <w:t>07</w:t>
+              <w:t>06</w:t>
             </w:r>
           </w:p>
         </w:tc>
       </w:tr>
       <w:tr>
-        <w:tblPrEx>
-          <w:tblCellMar>
-            <w:top w:w="0" w:type="dxa"/>
-            <w:bottom w:w="0" w:type="dxa"/>
-          </w:tblCellMar>
-        </w:tblPrEx>
+        <w:tc>
+          <w:tcPr>
+            <w:tcW w:w="700" w:type="dxa"/>
+            <w:tcBorders>
+              <w:top w:val="single" w:sz="6" w:space="0" w:color="ADB9CA"/>
+              <w:left w:val="single" w:sz="6" w:space="0" w:color="ADB9CA"/>
+              <w:bottom w:val="single" w:sz="6" w:space="0" w:color="ADB9CA"/>
+              <w:right w:val="single" w:sz="6" w:space="0" w:color="ADB9CA"/>
+            </w:tcBorders>
+            <w:shd w:val="clear" w:color="auto" w:fill="FFFFFF"/>
+            <w:tcMar>
+              <w:top w:w="80" w:type="dxa"/>
+              <w:left w:w="140" w:type="dxa"/>
+              <w:bottom w:w="80" w:type="dxa"/>
+              <w:right w:w="140" w:type="dxa"/>
+            </w:tcMar>
+            <w:vAlign w:val="center"/>
+          </w:tcPr>
+          <w:p>
+            <w:r>
+              <w:rPr>
+                <w:rFonts w:ascii="Arial" w:eastAsia="Arial" w:hAnsi="Arial" w:cs="Arial"/>
+                <w:b/>
+                <w:bCs/>
+                <w:color w:val="000000"/>
+                <w:sz w:val="18"/>
+                <w:szCs w:val="18"/>
+              </w:rPr>
+              <w:t>12</w:t>
+            </w:r>
+          </w:p>
+        </w:tc>
+        <w:tc>
+          <w:tcPr>
+            <w:tcW w:w="6510" w:type="dxa"/>
+            <w:tcBorders>
+              <w:top w:val="single" w:sz="6" w:space="0" w:color="ADB9CA"/>
+              <w:left w:val="single" w:sz="6" w:space="0" w:color="ADB9CA"/>
+              <w:bottom w:val="single" w:sz="6" w:space="0" w:color="ADB9CA"/>
+              <w:right w:val="single" w:sz="6" w:space="0" w:color="ADB9CA"/>
+            </w:tcBorders>
+            <w:shd w:val="clear" w:color="auto" w:fill="FFFFFF"/>
+            <w:tcMar>
+              <w:top w:w="80" w:type="dxa"/>
+              <w:left w:w="140" w:type="dxa"/>
+              <w:bottom w:w="80" w:type="dxa"/>
+              <w:right w:w="140" w:type="dxa"/>
+            </w:tcMar>
+            <w:vAlign w:val="center"/>
+          </w:tcPr>
+          <w:p>
+            <w:r>
+              <w:rPr>
+                <w:rFonts w:ascii="Arial" w:eastAsia="Arial" w:hAnsi="Arial" w:cs="Arial"/>
+                <w:color w:val="000000"/>
+                <w:sz w:val="18"/>
+                <w:szCs w:val="18"/>
+              </w:rPr>
+              <w:t>Push image to Docker Hub successfully; workflow exits on any step failure</w:t>
+            </w:r>
+          </w:p>
+        </w:tc>
+        <w:tc>
+          <w:tcPr>
+            <w:tcW w:w="2150" w:type="dxa"/>
+            <w:tcBorders>
+              <w:top w:val="single" w:sz="6" w:space="0" w:color="ADB9CA"/>
+              <w:left w:val="single" w:sz="6" w:space="0" w:color="ADB9CA"/>
+              <w:bottom w:val="single" w:sz="6" w:space="0" w:color="ADB9CA"/>
+              <w:right w:val="single" w:sz="6" w:space="0" w:color="ADB9CA"/>
+            </w:tcBorders>
+            <w:shd w:val="clear" w:color="auto" w:fill="FFFFFF"/>
+            <w:tcMar>
+              <w:top w:w="80" w:type="dxa"/>
+              <w:left w:w="140" w:type="dxa"/>
+              <w:bottom w:w="80" w:type="dxa"/>
+              <w:right w:w="140" w:type="dxa"/>
+            </w:tcMar>
+            <w:vAlign w:val="center"/>
+          </w:tcPr>
+          <w:p>
+            <w:r>
+              <w:rPr>
+                <w:rFonts w:ascii="Arial" w:eastAsia="Arial" w:hAnsi="Arial" w:cs="Arial"/>
+                <w:color w:val="000000"/>
+                <w:sz w:val="18"/>
+                <w:szCs w:val="18"/>
+              </w:rPr>
+              <w:t>06</w:t>
+            </w:r>
+          </w:p>
+        </w:tc>
+      </w:tr>
+      <w:tr>
         <w:tc>
           <w:tcPr>
             <w:tcW w:w="700" w:type="dxa"/>
@@ -8241,29 +9084,9 @@
                 <w:sz w:val="18"/>
                 <w:szCs w:val="18"/>
               </w:rPr>
-              <w:t>End-to-End Verification, Screenshots &amp; Reflection</w:t>
-            </w:r>
-          </w:p>
-        </w:tc>
-        <w:tc>
-          <w:tcPr>
-            <w:tcW w:w="2150" w:type="dxa"/>
-            <w:tcBorders>
-              <w:top w:val="single" w:sz="6" w:space="0" w:color="ADB9CA"/>
-              <w:left w:val="single" w:sz="6" w:space="0" w:color="ADB9CA"/>
-              <w:bottom w:val="single" w:sz="6" w:space="0" w:color="ADB9CA"/>
-              <w:right w:val="single" w:sz="6" w:space="0" w:color="ADB9CA"/>
-            </w:tcBorders>
-            <w:shd w:val="clear" w:color="auto" w:fill="2E75B6"/>
-            <w:tcMar>
-              <w:top w:w="80" w:type="dxa"/>
-              <w:left w:w="140" w:type="dxa"/>
-              <w:bottom w:w="80" w:type="dxa"/>
-              <w:right w:w="140" w:type="dxa"/>
-            </w:tcMar>
-            <w:vAlign w:val="center"/>
-          </w:tcPr>
-          <w:p>
+              <w:t>CD Pipeline – Automated Deployment to Render (</w:t>
+            </w:r>
+            <w:proofErr w:type="spellStart"/>
             <w:r>
               <w:rPr>
                 <w:rFonts w:ascii="Arial" w:eastAsia="Arial" w:hAnsi="Arial" w:cs="Arial"/>
@@ -8273,18 +9096,56 @@
                 <w:sz w:val="18"/>
                 <w:szCs w:val="18"/>
               </w:rPr>
-              <w:t>10 Marks</w:t>
+              <w:t>cd.yml</w:t>
+            </w:r>
+            <w:proofErr w:type="spellEnd"/>
+            <w:r>
+              <w:rPr>
+                <w:rFonts w:ascii="Arial" w:eastAsia="Arial" w:hAnsi="Arial" w:cs="Arial"/>
+                <w:b/>
+                <w:bCs/>
+                <w:color w:val="FFFFFF"/>
+                <w:sz w:val="18"/>
+                <w:szCs w:val="18"/>
+              </w:rPr>
+              <w:t>)</w:t>
+            </w:r>
+          </w:p>
+        </w:tc>
+        <w:tc>
+          <w:tcPr>
+            <w:tcW w:w="2150" w:type="dxa"/>
+            <w:tcBorders>
+              <w:top w:val="single" w:sz="6" w:space="0" w:color="ADB9CA"/>
+              <w:left w:val="single" w:sz="6" w:space="0" w:color="ADB9CA"/>
+              <w:bottom w:val="single" w:sz="6" w:space="0" w:color="ADB9CA"/>
+              <w:right w:val="single" w:sz="6" w:space="0" w:color="ADB9CA"/>
+            </w:tcBorders>
+            <w:shd w:val="clear" w:color="auto" w:fill="2E75B6"/>
+            <w:tcMar>
+              <w:top w:w="80" w:type="dxa"/>
+              <w:left w:w="140" w:type="dxa"/>
+              <w:bottom w:w="80" w:type="dxa"/>
+              <w:right w:w="140" w:type="dxa"/>
+            </w:tcMar>
+            <w:vAlign w:val="center"/>
+          </w:tcPr>
+          <w:p>
+            <w:r>
+              <w:rPr>
+                <w:rFonts w:ascii="Arial" w:eastAsia="Arial" w:hAnsi="Arial" w:cs="Arial"/>
+                <w:b/>
+                <w:bCs/>
+                <w:color w:val="FFFFFF"/>
+                <w:sz w:val="18"/>
+                <w:szCs w:val="18"/>
+              </w:rPr>
+              <w:t>20 Marks</w:t>
             </w:r>
           </w:p>
         </w:tc>
       </w:tr>
       <w:tr>
-        <w:tblPrEx>
-          <w:tblCellMar>
-            <w:top w:w="0" w:type="dxa"/>
-            <w:bottom w:w="0" w:type="dxa"/>
-          </w:tblCellMar>
-        </w:tblPrEx>
         <w:tc>
           <w:tcPr>
             <w:tcW w:w="700" w:type="dxa"/>
@@ -8313,7 +9174,7 @@
                 <w:sz w:val="18"/>
                 <w:szCs w:val="18"/>
               </w:rPr>
-              <w:t>16</w:t>
+              <w:t>13</w:t>
             </w:r>
           </w:p>
         </w:tc>
@@ -8343,7 +9204,56 @@
                 <w:sz w:val="18"/>
                 <w:szCs w:val="18"/>
               </w:rPr>
-              <w:t>Screenshots: CI run, Docker Hub image with tags, CD run, live Render URL with all 5 pages visible</w:t>
+              <w:t>CD workflow file created at .</w:t>
+            </w:r>
+            <w:proofErr w:type="spellStart"/>
+            <w:r>
+              <w:rPr>
+                <w:rFonts w:ascii="Arial" w:eastAsia="Arial" w:hAnsi="Arial" w:cs="Arial"/>
+                <w:color w:val="000000"/>
+                <w:sz w:val="18"/>
+                <w:szCs w:val="18"/>
+              </w:rPr>
+              <w:t>github</w:t>
+            </w:r>
+            <w:proofErr w:type="spellEnd"/>
+            <w:r>
+              <w:rPr>
+                <w:rFonts w:ascii="Arial" w:eastAsia="Arial" w:hAnsi="Arial" w:cs="Arial"/>
+                <w:color w:val="000000"/>
+                <w:sz w:val="18"/>
+                <w:szCs w:val="18"/>
+              </w:rPr>
+              <w:t>/workflows/</w:t>
+            </w:r>
+            <w:proofErr w:type="spellStart"/>
+            <w:r>
+              <w:rPr>
+                <w:rFonts w:ascii="Arial" w:eastAsia="Arial" w:hAnsi="Arial" w:cs="Arial"/>
+                <w:color w:val="000000"/>
+                <w:sz w:val="18"/>
+                <w:szCs w:val="18"/>
+              </w:rPr>
+              <w:t>cd.yml</w:t>
+            </w:r>
+            <w:proofErr w:type="spellEnd"/>
+            <w:r>
+              <w:rPr>
+                <w:rFonts w:ascii="Arial" w:eastAsia="Arial" w:hAnsi="Arial" w:cs="Arial"/>
+                <w:color w:val="000000"/>
+                <w:sz w:val="18"/>
+                <w:szCs w:val="18"/>
+              </w:rPr>
+              <w:t xml:space="preserve"> with correct push trigger on </w:t>
+            </w:r>
+            <w:r>
+              <w:rPr>
+                <w:rFonts w:ascii="Arial" w:eastAsia="Arial" w:hAnsi="Arial" w:cs="Arial"/>
+                <w:color w:val="000000"/>
+                <w:sz w:val="18"/>
+                <w:szCs w:val="18"/>
+              </w:rPr>
+              <w:t>“develop”</w:t>
             </w:r>
           </w:p>
         </w:tc>
@@ -8373,18 +9283,12 @@
                 <w:sz w:val="18"/>
                 <w:szCs w:val="18"/>
               </w:rPr>
-              <w:t>05</w:t>
+              <w:t>06</w:t>
             </w:r>
           </w:p>
         </w:tc>
       </w:tr>
       <w:tr>
-        <w:tblPrEx>
-          <w:tblCellMar>
-            <w:top w:w="0" w:type="dxa"/>
-            <w:bottom w:w="0" w:type="dxa"/>
-          </w:tblCellMar>
-        </w:tblPrEx>
         <w:tc>
           <w:tcPr>
             <w:tcW w:w="700" w:type="dxa"/>
@@ -8413,7 +9317,8 @@
                 <w:sz w:val="18"/>
                 <w:szCs w:val="18"/>
               </w:rPr>
-              <w:t>17</w:t>
+              <w:lastRenderedPageBreak/>
+              <w:t>14</w:t>
             </w:r>
           </w:p>
         </w:tc>
@@ -8443,7 +9348,7 @@
                 <w:sz w:val="18"/>
                 <w:szCs w:val="18"/>
               </w:rPr>
-              <w:t>Individual reflection (4–5 lines per member) on CI/CD integration and page development experience</w:t>
+              <w:t>Job declares environment: development and accesses RENDER_DEPLOY_HOOK_URL correctly</w:t>
             </w:r>
           </w:p>
         </w:tc>
@@ -8473,18 +9378,380 @@
                 <w:sz w:val="18"/>
                 <w:szCs w:val="18"/>
               </w:rPr>
-              <w:t>05</w:t>
+              <w:t>07</w:t>
             </w:r>
           </w:p>
         </w:tc>
       </w:tr>
       <w:tr>
-        <w:tblPrEx>
-          <w:tblCellMar>
-            <w:top w:w="0" w:type="dxa"/>
-            <w:bottom w:w="0" w:type="dxa"/>
-          </w:tblCellMar>
-        </w:tblPrEx>
+        <w:tc>
+          <w:tcPr>
+            <w:tcW w:w="700" w:type="dxa"/>
+            <w:tcBorders>
+              <w:top w:val="single" w:sz="6" w:space="0" w:color="ADB9CA"/>
+              <w:left w:val="single" w:sz="6" w:space="0" w:color="ADB9CA"/>
+              <w:bottom w:val="single" w:sz="6" w:space="0" w:color="ADB9CA"/>
+              <w:right w:val="single" w:sz="6" w:space="0" w:color="ADB9CA"/>
+            </w:tcBorders>
+            <w:shd w:val="clear" w:color="auto" w:fill="E8F0FB"/>
+            <w:tcMar>
+              <w:top w:w="80" w:type="dxa"/>
+              <w:left w:w="140" w:type="dxa"/>
+              <w:bottom w:w="80" w:type="dxa"/>
+              <w:right w:w="140" w:type="dxa"/>
+            </w:tcMar>
+            <w:vAlign w:val="center"/>
+          </w:tcPr>
+          <w:p>
+            <w:r>
+              <w:rPr>
+                <w:rFonts w:ascii="Arial" w:eastAsia="Arial" w:hAnsi="Arial" w:cs="Arial"/>
+                <w:b/>
+                <w:bCs/>
+                <w:color w:val="000000"/>
+                <w:sz w:val="18"/>
+                <w:szCs w:val="18"/>
+              </w:rPr>
+              <w:t>15</w:t>
+            </w:r>
+          </w:p>
+        </w:tc>
+        <w:tc>
+          <w:tcPr>
+            <w:tcW w:w="6510" w:type="dxa"/>
+            <w:tcBorders>
+              <w:top w:val="single" w:sz="6" w:space="0" w:color="ADB9CA"/>
+              <w:left w:val="single" w:sz="6" w:space="0" w:color="ADB9CA"/>
+              <w:bottom w:val="single" w:sz="6" w:space="0" w:color="ADB9CA"/>
+              <w:right w:val="single" w:sz="6" w:space="0" w:color="ADB9CA"/>
+            </w:tcBorders>
+            <w:shd w:val="clear" w:color="auto" w:fill="E8F0FB"/>
+            <w:tcMar>
+              <w:top w:w="80" w:type="dxa"/>
+              <w:left w:w="140" w:type="dxa"/>
+              <w:bottom w:w="80" w:type="dxa"/>
+              <w:right w:w="140" w:type="dxa"/>
+            </w:tcMar>
+            <w:vAlign w:val="center"/>
+          </w:tcPr>
+          <w:p>
+            <w:r>
+              <w:rPr>
+                <w:rFonts w:ascii="Arial" w:eastAsia="Arial" w:hAnsi="Arial" w:cs="Arial"/>
+                <w:color w:val="000000"/>
+                <w:sz w:val="18"/>
+                <w:szCs w:val="18"/>
+              </w:rPr>
+              <w:t>Deploy step invokes Render webhook via curl POST; deployed app on Render contains all 5 pages</w:t>
+            </w:r>
+          </w:p>
+        </w:tc>
+        <w:tc>
+          <w:tcPr>
+            <w:tcW w:w="2150" w:type="dxa"/>
+            <w:tcBorders>
+              <w:top w:val="single" w:sz="6" w:space="0" w:color="ADB9CA"/>
+              <w:left w:val="single" w:sz="6" w:space="0" w:color="ADB9CA"/>
+              <w:bottom w:val="single" w:sz="6" w:space="0" w:color="ADB9CA"/>
+              <w:right w:val="single" w:sz="6" w:space="0" w:color="ADB9CA"/>
+            </w:tcBorders>
+            <w:shd w:val="clear" w:color="auto" w:fill="E8F0FB"/>
+            <w:tcMar>
+              <w:top w:w="80" w:type="dxa"/>
+              <w:left w:w="140" w:type="dxa"/>
+              <w:bottom w:w="80" w:type="dxa"/>
+              <w:right w:w="140" w:type="dxa"/>
+            </w:tcMar>
+            <w:vAlign w:val="center"/>
+          </w:tcPr>
+          <w:p>
+            <w:r>
+              <w:rPr>
+                <w:rFonts w:ascii="Arial" w:eastAsia="Arial" w:hAnsi="Arial" w:cs="Arial"/>
+                <w:color w:val="000000"/>
+                <w:sz w:val="18"/>
+                <w:szCs w:val="18"/>
+              </w:rPr>
+              <w:t>07</w:t>
+            </w:r>
+          </w:p>
+        </w:tc>
+      </w:tr>
+      <w:tr>
+        <w:tc>
+          <w:tcPr>
+            <w:tcW w:w="700" w:type="dxa"/>
+            <w:tcBorders>
+              <w:top w:val="single" w:sz="6" w:space="0" w:color="ADB9CA"/>
+              <w:left w:val="single" w:sz="6" w:space="0" w:color="ADB9CA"/>
+              <w:bottom w:val="single" w:sz="6" w:space="0" w:color="ADB9CA"/>
+              <w:right w:val="single" w:sz="6" w:space="0" w:color="ADB9CA"/>
+            </w:tcBorders>
+            <w:shd w:val="clear" w:color="auto" w:fill="2E75B6"/>
+            <w:tcMar>
+              <w:top w:w="80" w:type="dxa"/>
+              <w:left w:w="140" w:type="dxa"/>
+              <w:bottom w:w="80" w:type="dxa"/>
+              <w:right w:w="140" w:type="dxa"/>
+            </w:tcMar>
+            <w:vAlign w:val="center"/>
+          </w:tcPr>
+          <w:p/>
+        </w:tc>
+        <w:tc>
+          <w:tcPr>
+            <w:tcW w:w="6510" w:type="dxa"/>
+            <w:tcBorders>
+              <w:top w:val="single" w:sz="6" w:space="0" w:color="ADB9CA"/>
+              <w:left w:val="single" w:sz="6" w:space="0" w:color="ADB9CA"/>
+              <w:bottom w:val="single" w:sz="6" w:space="0" w:color="ADB9CA"/>
+              <w:right w:val="single" w:sz="6" w:space="0" w:color="ADB9CA"/>
+            </w:tcBorders>
+            <w:shd w:val="clear" w:color="auto" w:fill="2E75B6"/>
+            <w:tcMar>
+              <w:top w:w="80" w:type="dxa"/>
+              <w:left w:w="140" w:type="dxa"/>
+              <w:bottom w:w="80" w:type="dxa"/>
+              <w:right w:w="140" w:type="dxa"/>
+            </w:tcMar>
+            <w:vAlign w:val="center"/>
+          </w:tcPr>
+          <w:p>
+            <w:r>
+              <w:rPr>
+                <w:rFonts w:ascii="Arial" w:eastAsia="Arial" w:hAnsi="Arial" w:cs="Arial"/>
+                <w:b/>
+                <w:bCs/>
+                <w:color w:val="FFFFFF"/>
+                <w:sz w:val="18"/>
+                <w:szCs w:val="18"/>
+              </w:rPr>
+              <w:t>End-to-End Verification, Screenshots &amp; Reflection</w:t>
+            </w:r>
+          </w:p>
+        </w:tc>
+        <w:tc>
+          <w:tcPr>
+            <w:tcW w:w="2150" w:type="dxa"/>
+            <w:tcBorders>
+              <w:top w:val="single" w:sz="6" w:space="0" w:color="ADB9CA"/>
+              <w:left w:val="single" w:sz="6" w:space="0" w:color="ADB9CA"/>
+              <w:bottom w:val="single" w:sz="6" w:space="0" w:color="ADB9CA"/>
+              <w:right w:val="single" w:sz="6" w:space="0" w:color="ADB9CA"/>
+            </w:tcBorders>
+            <w:shd w:val="clear" w:color="auto" w:fill="2E75B6"/>
+            <w:tcMar>
+              <w:top w:w="80" w:type="dxa"/>
+              <w:left w:w="140" w:type="dxa"/>
+              <w:bottom w:w="80" w:type="dxa"/>
+              <w:right w:w="140" w:type="dxa"/>
+            </w:tcMar>
+            <w:vAlign w:val="center"/>
+          </w:tcPr>
+          <w:p>
+            <w:r>
+              <w:rPr>
+                <w:rFonts w:ascii="Arial" w:eastAsia="Arial" w:hAnsi="Arial" w:cs="Arial"/>
+                <w:b/>
+                <w:bCs/>
+                <w:color w:val="FFFFFF"/>
+                <w:sz w:val="18"/>
+                <w:szCs w:val="18"/>
+              </w:rPr>
+              <w:t>10 Marks</w:t>
+            </w:r>
+          </w:p>
+        </w:tc>
+      </w:tr>
+      <w:tr>
+        <w:tc>
+          <w:tcPr>
+            <w:tcW w:w="700" w:type="dxa"/>
+            <w:tcBorders>
+              <w:top w:val="single" w:sz="6" w:space="0" w:color="ADB9CA"/>
+              <w:left w:val="single" w:sz="6" w:space="0" w:color="ADB9CA"/>
+              <w:bottom w:val="single" w:sz="6" w:space="0" w:color="ADB9CA"/>
+              <w:right w:val="single" w:sz="6" w:space="0" w:color="ADB9CA"/>
+            </w:tcBorders>
+            <w:shd w:val="clear" w:color="auto" w:fill="E8F0FB"/>
+            <w:tcMar>
+              <w:top w:w="80" w:type="dxa"/>
+              <w:left w:w="140" w:type="dxa"/>
+              <w:bottom w:w="80" w:type="dxa"/>
+              <w:right w:w="140" w:type="dxa"/>
+            </w:tcMar>
+            <w:vAlign w:val="center"/>
+          </w:tcPr>
+          <w:p>
+            <w:r>
+              <w:rPr>
+                <w:rFonts w:ascii="Arial" w:eastAsia="Arial" w:hAnsi="Arial" w:cs="Arial"/>
+                <w:b/>
+                <w:bCs/>
+                <w:color w:val="000000"/>
+                <w:sz w:val="18"/>
+                <w:szCs w:val="18"/>
+              </w:rPr>
+              <w:t>16</w:t>
+            </w:r>
+          </w:p>
+        </w:tc>
+        <w:tc>
+          <w:tcPr>
+            <w:tcW w:w="6510" w:type="dxa"/>
+            <w:tcBorders>
+              <w:top w:val="single" w:sz="6" w:space="0" w:color="ADB9CA"/>
+              <w:left w:val="single" w:sz="6" w:space="0" w:color="ADB9CA"/>
+              <w:bottom w:val="single" w:sz="6" w:space="0" w:color="ADB9CA"/>
+              <w:right w:val="single" w:sz="6" w:space="0" w:color="ADB9CA"/>
+            </w:tcBorders>
+            <w:shd w:val="clear" w:color="auto" w:fill="E8F0FB"/>
+            <w:tcMar>
+              <w:top w:w="80" w:type="dxa"/>
+              <w:left w:w="140" w:type="dxa"/>
+              <w:bottom w:w="80" w:type="dxa"/>
+              <w:right w:w="140" w:type="dxa"/>
+            </w:tcMar>
+            <w:vAlign w:val="center"/>
+          </w:tcPr>
+          <w:p>
+            <w:r>
+              <w:rPr>
+                <w:rFonts w:ascii="Arial" w:eastAsia="Arial" w:hAnsi="Arial" w:cs="Arial"/>
+                <w:color w:val="000000"/>
+                <w:sz w:val="18"/>
+                <w:szCs w:val="18"/>
+              </w:rPr>
+              <w:t>Screenshots: CI run, Docker Hub image with tags, CD run, live Render URL with all 5 pages visible</w:t>
+            </w:r>
+          </w:p>
+        </w:tc>
+        <w:tc>
+          <w:tcPr>
+            <w:tcW w:w="2150" w:type="dxa"/>
+            <w:tcBorders>
+              <w:top w:val="single" w:sz="6" w:space="0" w:color="ADB9CA"/>
+              <w:left w:val="single" w:sz="6" w:space="0" w:color="ADB9CA"/>
+              <w:bottom w:val="single" w:sz="6" w:space="0" w:color="ADB9CA"/>
+              <w:right w:val="single" w:sz="6" w:space="0" w:color="ADB9CA"/>
+            </w:tcBorders>
+            <w:shd w:val="clear" w:color="auto" w:fill="E8F0FB"/>
+            <w:tcMar>
+              <w:top w:w="80" w:type="dxa"/>
+              <w:left w:w="140" w:type="dxa"/>
+              <w:bottom w:w="80" w:type="dxa"/>
+              <w:right w:w="140" w:type="dxa"/>
+            </w:tcMar>
+            <w:vAlign w:val="center"/>
+          </w:tcPr>
+          <w:p>
+            <w:r>
+              <w:rPr>
+                <w:rFonts w:ascii="Arial" w:eastAsia="Arial" w:hAnsi="Arial" w:cs="Arial"/>
+                <w:color w:val="000000"/>
+                <w:sz w:val="18"/>
+                <w:szCs w:val="18"/>
+              </w:rPr>
+              <w:t>05</w:t>
+            </w:r>
+          </w:p>
+        </w:tc>
+      </w:tr>
+      <w:tr>
+        <w:tc>
+          <w:tcPr>
+            <w:tcW w:w="700" w:type="dxa"/>
+            <w:tcBorders>
+              <w:top w:val="single" w:sz="6" w:space="0" w:color="ADB9CA"/>
+              <w:left w:val="single" w:sz="6" w:space="0" w:color="ADB9CA"/>
+              <w:bottom w:val="single" w:sz="6" w:space="0" w:color="ADB9CA"/>
+              <w:right w:val="single" w:sz="6" w:space="0" w:color="ADB9CA"/>
+            </w:tcBorders>
+            <w:shd w:val="clear" w:color="auto" w:fill="FFFFFF"/>
+            <w:tcMar>
+              <w:top w:w="80" w:type="dxa"/>
+              <w:left w:w="140" w:type="dxa"/>
+              <w:bottom w:w="80" w:type="dxa"/>
+              <w:right w:w="140" w:type="dxa"/>
+            </w:tcMar>
+            <w:vAlign w:val="center"/>
+          </w:tcPr>
+          <w:p>
+            <w:r>
+              <w:rPr>
+                <w:rFonts w:ascii="Arial" w:eastAsia="Arial" w:hAnsi="Arial" w:cs="Arial"/>
+                <w:b/>
+                <w:bCs/>
+                <w:color w:val="000000"/>
+                <w:sz w:val="18"/>
+                <w:szCs w:val="18"/>
+              </w:rPr>
+              <w:t>17</w:t>
+            </w:r>
+          </w:p>
+        </w:tc>
+        <w:tc>
+          <w:tcPr>
+            <w:tcW w:w="6510" w:type="dxa"/>
+            <w:tcBorders>
+              <w:top w:val="single" w:sz="6" w:space="0" w:color="ADB9CA"/>
+              <w:left w:val="single" w:sz="6" w:space="0" w:color="ADB9CA"/>
+              <w:bottom w:val="single" w:sz="6" w:space="0" w:color="ADB9CA"/>
+              <w:right w:val="single" w:sz="6" w:space="0" w:color="ADB9CA"/>
+            </w:tcBorders>
+            <w:shd w:val="clear" w:color="auto" w:fill="FFFFFF"/>
+            <w:tcMar>
+              <w:top w:w="80" w:type="dxa"/>
+              <w:left w:w="140" w:type="dxa"/>
+              <w:bottom w:w="80" w:type="dxa"/>
+              <w:right w:w="140" w:type="dxa"/>
+            </w:tcMar>
+            <w:vAlign w:val="center"/>
+          </w:tcPr>
+          <w:p>
+            <w:r>
+              <w:rPr>
+                <w:rFonts w:ascii="Arial" w:eastAsia="Arial" w:hAnsi="Arial" w:cs="Arial"/>
+                <w:color w:val="000000"/>
+                <w:sz w:val="18"/>
+                <w:szCs w:val="18"/>
+              </w:rPr>
+              <w:t>Individual reflection (4–5 lines per member) on CI/CD integration and page development experience</w:t>
+            </w:r>
+          </w:p>
+        </w:tc>
+        <w:tc>
+          <w:tcPr>
+            <w:tcW w:w="2150" w:type="dxa"/>
+            <w:tcBorders>
+              <w:top w:val="single" w:sz="6" w:space="0" w:color="ADB9CA"/>
+              <w:left w:val="single" w:sz="6" w:space="0" w:color="ADB9CA"/>
+              <w:bottom w:val="single" w:sz="6" w:space="0" w:color="ADB9CA"/>
+              <w:right w:val="single" w:sz="6" w:space="0" w:color="ADB9CA"/>
+            </w:tcBorders>
+            <w:shd w:val="clear" w:color="auto" w:fill="FFFFFF"/>
+            <w:tcMar>
+              <w:top w:w="80" w:type="dxa"/>
+              <w:left w:w="140" w:type="dxa"/>
+              <w:bottom w:w="80" w:type="dxa"/>
+              <w:right w:w="140" w:type="dxa"/>
+            </w:tcMar>
+            <w:vAlign w:val="center"/>
+          </w:tcPr>
+          <w:p>
+            <w:r>
+              <w:rPr>
+                <w:rFonts w:ascii="Arial" w:eastAsia="Arial" w:hAnsi="Arial" w:cs="Arial"/>
+                <w:color w:val="000000"/>
+                <w:sz w:val="18"/>
+                <w:szCs w:val="18"/>
+              </w:rPr>
+              <w:t>05</w:t>
+            </w:r>
+          </w:p>
+        </w:tc>
+      </w:tr>
+      <w:tr>
         <w:tc>
           <w:tcPr>
             <w:tcW w:w="700" w:type="dxa"/>
@@ -8700,7 +9967,15 @@
           <w:rFonts w:ascii="Arial" w:eastAsia="Arial" w:hAnsi="Arial" w:cs="Arial"/>
           <w:color w:val="000000"/>
         </w:rPr>
-        <w:t xml:space="preserve">Screenshot 2: Each member's CI workflow run triggered by their individual PR </w:t>
+        <w:t xml:space="preserve">Screenshot 2: Each member's CI workflow run triggered by their individual </w:t>
+      </w:r>
+      <w:proofErr w:type="gramStart"/>
+      <w:r>
+        <w:rPr>
+          <w:rFonts w:ascii="Arial" w:eastAsia="Arial" w:hAnsi="Arial" w:cs="Arial"/>
+          <w:color w:val="000000"/>
+        </w:rPr>
+        <w:t xml:space="preserve">PR </w:t>
       </w:r>
       <w:r>
         <w:rPr>
@@ -8709,6 +9984,7 @@
         </w:rPr>
         <w:t>,</w:t>
       </w:r>
+      <w:proofErr w:type="gramEnd"/>
       <w:r>
         <w:rPr>
           <w:rFonts w:ascii="Arial" w:eastAsia="Arial" w:hAnsi="Arial" w:cs="Arial"/>
@@ -8755,7 +10031,15 @@
           <w:rFonts w:ascii="Arial" w:eastAsia="Arial" w:hAnsi="Arial" w:cs="Arial"/>
           <w:color w:val="000000"/>
         </w:rPr>
-        <w:t>“develop”</w:t>
+        <w:t>“develop</w:t>
+      </w:r>
+      <w:proofErr w:type="gramStart"/>
+      <w:r>
+        <w:rPr>
+          <w:rFonts w:ascii="Arial" w:eastAsia="Arial" w:hAnsi="Arial" w:cs="Arial"/>
+          <w:color w:val="000000"/>
+        </w:rPr>
+        <w:t>”</w:t>
       </w:r>
       <w:r>
         <w:rPr>
@@ -8771,6 +10055,7 @@
         </w:rPr>
         <w:t>,</w:t>
       </w:r>
+      <w:proofErr w:type="gramEnd"/>
       <w:r>
         <w:rPr>
           <w:rFonts w:ascii="Arial" w:eastAsia="Arial" w:hAnsi="Arial" w:cs="Arial"/>
@@ -8793,7 +10078,23 @@
           <w:rFonts w:ascii="Arial" w:eastAsia="Arial" w:hAnsi="Arial" w:cs="Arial"/>
           <w:color w:val="000000"/>
         </w:rPr>
-        <w:t>Screenshot 5: Live TaskFlow application on Render showing all five pages are accessible.</w:t>
+        <w:t xml:space="preserve">Screenshot 5: Live </w:t>
+      </w:r>
+      <w:proofErr w:type="spellStart"/>
+      <w:r>
+        <w:rPr>
+          <w:rFonts w:ascii="Arial" w:eastAsia="Arial" w:hAnsi="Arial" w:cs="Arial"/>
+          <w:color w:val="000000"/>
+        </w:rPr>
+        <w:t>TaskFlow</w:t>
+      </w:r>
+      <w:proofErr w:type="spellEnd"/>
+      <w:r>
+        <w:rPr>
+          <w:rFonts w:ascii="Arial" w:eastAsia="Arial" w:hAnsi="Arial" w:cs="Arial"/>
+          <w:color w:val="000000"/>
+        </w:rPr>
+        <w:t xml:space="preserve"> application on Render showing all five pages are accessible.</w:t>
       </w:r>
     </w:p>
     <w:p>
@@ -8831,9 +10132,9 @@
       </w:r>
     </w:p>
     <w:p>
-      <w:pPr>
-        <w:spacing w:after="100"/>
-      </w:pPr>
+      <w:r>
+        <w:br w:type="page"/>
+      </w:r>
     </w:p>
     <w:p>
       <w:pPr>
@@ -8851,6 +10152,7 @@
           <w:sz w:val="28"/>
           <w:szCs w:val="28"/>
         </w:rPr>
+        <w:lastRenderedPageBreak/>
         <w:t>VERIFICATION SCREENSHOTS</w:t>
       </w:r>
     </w:p>
@@ -8885,16 +10187,10 @@
         <w:tblLook w:val="0000" w:firstRow="0" w:lastRow="0" w:firstColumn="0" w:lastColumn="0" w:noHBand="0" w:noVBand="0"/>
       </w:tblPr>
       <w:tblGrid>
-        <w:gridCol w:w="3200"/>
-        <w:gridCol w:w="6160"/>
+        <w:gridCol w:w="1359"/>
+        <w:gridCol w:w="8705"/>
       </w:tblGrid>
       <w:tr>
-        <w:tblPrEx>
-          <w:tblCellMar>
-            <w:top w:w="0" w:type="dxa"/>
-            <w:bottom w:w="0" w:type="dxa"/>
-          </w:tblCellMar>
-        </w:tblPrEx>
         <w:tc>
           <w:tcPr>
             <w:tcW w:w="3200" w:type="dxa"/>
@@ -8961,12 +10257,6 @@
         </w:tc>
       </w:tr>
       <w:tr>
-        <w:tblPrEx>
-          <w:tblCellMar>
-            <w:top w:w="0" w:type="dxa"/>
-            <w:bottom w:w="0" w:type="dxa"/>
-          </w:tblCellMar>
-        </w:tblPrEx>
         <w:tc>
           <w:tcPr>
             <w:tcW w:w="3200" w:type="dxa"/>
@@ -9039,16 +10329,57 @@
             </w:tcMar>
             <w:vAlign w:val="center"/>
           </w:tcPr>
-          <w:p/>
+          <w:p>
+            <w:r>
+              <w:rPr>
+                <w:noProof/>
+              </w:rPr>
+              <w:drawing>
+                <wp:inline distT="0" distB="0" distL="0" distR="0" wp14:anchorId="6B1474F5" wp14:editId="7539E883">
+                  <wp:extent cx="6400800" cy="3599180"/>
+                  <wp:effectExtent l="0" t="0" r="0" b="1270"/>
+                  <wp:docPr id="2" name="Picture 2"/>
+                  <wp:cNvGraphicFramePr>
+                    <a:graphicFrameLocks xmlns:a="http://schemas.openxmlformats.org/drawingml/2006/main" noChangeAspect="1"/>
+                  </wp:cNvGraphicFramePr>
+                  <a:graphic xmlns:a="http://schemas.openxmlformats.org/drawingml/2006/main">
+                    <a:graphicData uri="http://schemas.openxmlformats.org/drawingml/2006/picture">
+                      <pic:pic xmlns:pic="http://schemas.openxmlformats.org/drawingml/2006/picture">
+                        <pic:nvPicPr>
+                          <pic:cNvPr id="2" name="Picture 2"/>
+                          <pic:cNvPicPr/>
+                        </pic:nvPicPr>
+                        <pic:blipFill>
+                          <a:blip r:embed="rId7" cstate="print">
+                            <a:extLst>
+                              <a:ext uri="{28A0092B-C50C-407E-A947-70E740481C1C}">
+                                <a14:useLocalDpi xmlns:a14="http://schemas.microsoft.com/office/drawing/2010/main" val="0"/>
+                              </a:ext>
+                            </a:extLst>
+                          </a:blip>
+                          <a:stretch>
+                            <a:fillRect/>
+                          </a:stretch>
+                        </pic:blipFill>
+                        <pic:spPr>
+                          <a:xfrm>
+                            <a:off x="0" y="0"/>
+                            <a:ext cx="6400800" cy="3599180"/>
+                          </a:xfrm>
+                          <a:prstGeom prst="rect">
+                            <a:avLst/>
+                          </a:prstGeom>
+                        </pic:spPr>
+                      </pic:pic>
+                    </a:graphicData>
+                  </a:graphic>
+                </wp:inline>
+              </w:drawing>
+            </w:r>
+          </w:p>
         </w:tc>
       </w:tr>
       <w:tr>
-        <w:tblPrEx>
-          <w:tblCellMar>
-            <w:top w:w="0" w:type="dxa"/>
-            <w:bottom w:w="0" w:type="dxa"/>
-          </w:tblCellMar>
-        </w:tblPrEx>
         <w:tc>
           <w:tcPr>
             <w:tcW w:w="3200" w:type="dxa"/>
@@ -9099,16 +10430,48 @@
             </w:tcMar>
             <w:vAlign w:val="center"/>
           </w:tcPr>
-          <w:p/>
+          <w:p>
+            <w:r>
+              <w:drawing>
+                <wp:inline distT="0" distB="0" distL="0" distR="0" wp14:anchorId="51C30540" wp14:editId="72B9CF31">
+                  <wp:extent cx="5330519" cy="1619250"/>
+                  <wp:effectExtent l="0" t="0" r="3810" b="0"/>
+                  <wp:docPr id="225011078" name="Picture 1"/>
+                  <wp:cNvGraphicFramePr>
+                    <a:graphicFrameLocks xmlns:a="http://schemas.openxmlformats.org/drawingml/2006/main" noChangeAspect="1"/>
+                  </wp:cNvGraphicFramePr>
+                  <a:graphic xmlns:a="http://schemas.openxmlformats.org/drawingml/2006/main">
+                    <a:graphicData uri="http://schemas.openxmlformats.org/drawingml/2006/picture">
+                      <pic:pic xmlns:pic="http://schemas.openxmlformats.org/drawingml/2006/picture">
+                        <pic:nvPicPr>
+                          <pic:cNvPr id="225011078" name=""/>
+                          <pic:cNvPicPr/>
+                        </pic:nvPicPr>
+                        <pic:blipFill>
+                          <a:blip r:embed="rId8"/>
+                          <a:stretch>
+                            <a:fillRect/>
+                          </a:stretch>
+                        </pic:blipFill>
+                        <pic:spPr>
+                          <a:xfrm>
+                            <a:off x="0" y="0"/>
+                            <a:ext cx="5395840" cy="1639093"/>
+                          </a:xfrm>
+                          <a:prstGeom prst="rect">
+                            <a:avLst/>
+                          </a:prstGeom>
+                        </pic:spPr>
+                      </pic:pic>
+                    </a:graphicData>
+                  </a:graphic>
+                </wp:inline>
+              </w:drawing>
+            </w:r>
+          </w:p>
         </w:tc>
       </w:tr>
       <w:tr>
-        <w:tblPrEx>
-          <w:tblCellMar>
-            <w:top w:w="0" w:type="dxa"/>
-            <w:bottom w:w="0" w:type="dxa"/>
-          </w:tblCellMar>
-        </w:tblPrEx>
         <w:tc>
           <w:tcPr>
             <w:tcW w:w="3200" w:type="dxa"/>
@@ -9137,6 +10500,7 @@
                 <w:sz w:val="18"/>
                 <w:szCs w:val="18"/>
               </w:rPr>
+              <w:lastRenderedPageBreak/>
               <w:t>Docker Hub – Pushed Image with Tags</w:t>
             </w:r>
           </w:p>
@@ -9159,16 +10523,48 @@
             </w:tcMar>
             <w:vAlign w:val="center"/>
           </w:tcPr>
-          <w:p/>
+          <w:p>
+            <w:r>
+              <w:drawing>
+                <wp:inline distT="0" distB="0" distL="0" distR="0" wp14:anchorId="5E9C692F" wp14:editId="317C0FAF">
+                  <wp:extent cx="6400800" cy="3351530"/>
+                  <wp:effectExtent l="0" t="0" r="0" b="1270"/>
+                  <wp:docPr id="19758371" name="Picture 1"/>
+                  <wp:cNvGraphicFramePr>
+                    <a:graphicFrameLocks xmlns:a="http://schemas.openxmlformats.org/drawingml/2006/main" noChangeAspect="1"/>
+                  </wp:cNvGraphicFramePr>
+                  <a:graphic xmlns:a="http://schemas.openxmlformats.org/drawingml/2006/main">
+                    <a:graphicData uri="http://schemas.openxmlformats.org/drawingml/2006/picture">
+                      <pic:pic xmlns:pic="http://schemas.openxmlformats.org/drawingml/2006/picture">
+                        <pic:nvPicPr>
+                          <pic:cNvPr id="19758371" name=""/>
+                          <pic:cNvPicPr/>
+                        </pic:nvPicPr>
+                        <pic:blipFill>
+                          <a:blip r:embed="rId9"/>
+                          <a:stretch>
+                            <a:fillRect/>
+                          </a:stretch>
+                        </pic:blipFill>
+                        <pic:spPr>
+                          <a:xfrm>
+                            <a:off x="0" y="0"/>
+                            <a:ext cx="6400800" cy="3351530"/>
+                          </a:xfrm>
+                          <a:prstGeom prst="rect">
+                            <a:avLst/>
+                          </a:prstGeom>
+                        </pic:spPr>
+                      </pic:pic>
+                    </a:graphicData>
+                  </a:graphic>
+                </wp:inline>
+              </w:drawing>
+            </w:r>
+          </w:p>
         </w:tc>
       </w:tr>
       <w:tr>
-        <w:tblPrEx>
-          <w:tblCellMar>
-            <w:top w:w="0" w:type="dxa"/>
-            <w:bottom w:w="0" w:type="dxa"/>
-          </w:tblCellMar>
-        </w:tblPrEx>
         <w:tc>
           <w:tcPr>
             <w:tcW w:w="3200" w:type="dxa"/>
@@ -9230,16 +10626,48 @@
             </w:tcMar>
             <w:vAlign w:val="center"/>
           </w:tcPr>
-          <w:p/>
+          <w:p>
+            <w:r>
+              <w:drawing>
+                <wp:inline distT="0" distB="0" distL="0" distR="0" wp14:anchorId="30D683AC" wp14:editId="30862AA9">
+                  <wp:extent cx="6400800" cy="2686050"/>
+                  <wp:effectExtent l="0" t="0" r="0" b="0"/>
+                  <wp:docPr id="157974217" name="Picture 1"/>
+                  <wp:cNvGraphicFramePr>
+                    <a:graphicFrameLocks xmlns:a="http://schemas.openxmlformats.org/drawingml/2006/main" noChangeAspect="1"/>
+                  </wp:cNvGraphicFramePr>
+                  <a:graphic xmlns:a="http://schemas.openxmlformats.org/drawingml/2006/main">
+                    <a:graphicData uri="http://schemas.openxmlformats.org/drawingml/2006/picture">
+                      <pic:pic xmlns:pic="http://schemas.openxmlformats.org/drawingml/2006/picture">
+                        <pic:nvPicPr>
+                          <pic:cNvPr id="157974217" name=""/>
+                          <pic:cNvPicPr/>
+                        </pic:nvPicPr>
+                        <pic:blipFill>
+                          <a:blip r:embed="rId10"/>
+                          <a:stretch>
+                            <a:fillRect/>
+                          </a:stretch>
+                        </pic:blipFill>
+                        <pic:spPr>
+                          <a:xfrm>
+                            <a:off x="0" y="0"/>
+                            <a:ext cx="6400800" cy="2686050"/>
+                          </a:xfrm>
+                          <a:prstGeom prst="rect">
+                            <a:avLst/>
+                          </a:prstGeom>
+                        </pic:spPr>
+                      </pic:pic>
+                    </a:graphicData>
+                  </a:graphic>
+                </wp:inline>
+              </w:drawing>
+            </w:r>
+          </w:p>
         </w:tc>
       </w:tr>
       <w:tr>
-        <w:tblPrEx>
-          <w:tblCellMar>
-            <w:top w:w="0" w:type="dxa"/>
-            <w:bottom w:w="0" w:type="dxa"/>
-          </w:tblCellMar>
-        </w:tblPrEx>
         <w:tc>
           <w:tcPr>
             <w:tcW w:w="3200" w:type="dxa"/>
@@ -9268,7 +10696,32 @@
                 <w:sz w:val="18"/>
                 <w:szCs w:val="18"/>
               </w:rPr>
-              <w:t>Live TaskFlow on Render – All 5 Pages Accessible</w:t>
+              <w:lastRenderedPageBreak/>
+              <w:t xml:space="preserve">Live </w:t>
+            </w:r>
+            <w:proofErr w:type="spellStart"/>
+            <w:r>
+              <w:rPr>
+                <w:rFonts w:ascii="Arial" w:eastAsia="Arial" w:hAnsi="Arial" w:cs="Arial"/>
+                <w:b/>
+                <w:bCs/>
+                <w:color w:val="000000"/>
+                <w:sz w:val="18"/>
+                <w:szCs w:val="18"/>
+              </w:rPr>
+              <w:t>TaskFlow</w:t>
+            </w:r>
+            <w:proofErr w:type="spellEnd"/>
+            <w:r>
+              <w:rPr>
+                <w:rFonts w:ascii="Arial" w:eastAsia="Arial" w:hAnsi="Arial" w:cs="Arial"/>
+                <w:b/>
+                <w:bCs/>
+                <w:color w:val="000000"/>
+                <w:sz w:val="18"/>
+                <w:szCs w:val="18"/>
+              </w:rPr>
+              <w:t xml:space="preserve"> on Render – All 5 Pages Accessible</w:t>
             </w:r>
           </w:p>
         </w:tc>
@@ -9290,16 +10743,51 @@
             </w:tcMar>
             <w:vAlign w:val="center"/>
           </w:tcPr>
-          <w:p/>
+          <w:p>
+            <w:r>
+              <w:rPr>
+                <w:noProof/>
+              </w:rPr>
+              <w:drawing>
+                <wp:inline distT="0" distB="0" distL="0" distR="0" wp14:anchorId="6A7D8C0F" wp14:editId="6D72F942">
+                  <wp:extent cx="6400800" cy="4516755"/>
+                  <wp:effectExtent l="0" t="0" r="0" b="0"/>
+                  <wp:docPr id="1" name="Picture 1"/>
+                  <wp:cNvGraphicFramePr>
+                    <a:graphicFrameLocks xmlns:a="http://schemas.openxmlformats.org/drawingml/2006/main" noChangeAspect="1"/>
+                  </wp:cNvGraphicFramePr>
+                  <a:graphic xmlns:a="http://schemas.openxmlformats.org/drawingml/2006/main">
+                    <a:graphicData uri="http://schemas.openxmlformats.org/drawingml/2006/picture">
+                      <pic:pic xmlns:pic="http://schemas.openxmlformats.org/drawingml/2006/picture">
+                        <pic:nvPicPr>
+                          <pic:cNvPr id="1" name=""/>
+                          <pic:cNvPicPr/>
+                        </pic:nvPicPr>
+                        <pic:blipFill>
+                          <a:blip r:embed="rId11"/>
+                          <a:stretch>
+                            <a:fillRect/>
+                          </a:stretch>
+                        </pic:blipFill>
+                        <pic:spPr>
+                          <a:xfrm>
+                            <a:off x="0" y="0"/>
+                            <a:ext cx="6400800" cy="4516755"/>
+                          </a:xfrm>
+                          <a:prstGeom prst="rect">
+                            <a:avLst/>
+                          </a:prstGeom>
+                        </pic:spPr>
+                      </pic:pic>
+                    </a:graphicData>
+                  </a:graphic>
+                </wp:inline>
+              </w:drawing>
+            </w:r>
+          </w:p>
         </w:tc>
       </w:tr>
       <w:tr>
-        <w:tblPrEx>
-          <w:tblCellMar>
-            <w:top w:w="0" w:type="dxa"/>
-            <w:bottom w:w="0" w:type="dxa"/>
-          </w:tblCellMar>
-        </w:tblPrEx>
         <w:tc>
           <w:tcPr>
             <w:tcW w:w="3200" w:type="dxa"/>
@@ -9328,6 +10816,7 @@
                 <w:sz w:val="18"/>
                 <w:szCs w:val="18"/>
               </w:rPr>
+              <w:lastRenderedPageBreak/>
               <w:t>Assignment 04 .docx Visible in GitHub Repo</w:t>
             </w:r>
           </w:p>
@@ -9350,7 +10839,48 @@
             </w:tcMar>
             <w:vAlign w:val="center"/>
           </w:tcPr>
-          <w:p/>
+          <w:p>
+            <w:r>
+              <w:rPr>
+                <w:noProof/>
+              </w:rPr>
+              <w:drawing>
+                <wp:inline distT="0" distB="0" distL="0" distR="0" wp14:anchorId="67DAAC97" wp14:editId="6C8C3683">
+                  <wp:extent cx="5306504" cy="4064635"/>
+                  <wp:effectExtent l="0" t="0" r="8890" b="0"/>
+                  <wp:docPr id="2108153729" name="Picture 1"/>
+                  <wp:cNvGraphicFramePr>
+                    <a:graphicFrameLocks xmlns:a="http://schemas.openxmlformats.org/drawingml/2006/main" noChangeAspect="1"/>
+                  </wp:cNvGraphicFramePr>
+                  <a:graphic xmlns:a="http://schemas.openxmlformats.org/drawingml/2006/main">
+                    <a:graphicData uri="http://schemas.openxmlformats.org/drawingml/2006/picture">
+                      <pic:pic xmlns:pic="http://schemas.openxmlformats.org/drawingml/2006/picture">
+                        <pic:nvPicPr>
+                          <pic:cNvPr id="2108153729" name=""/>
+                          <pic:cNvPicPr/>
+                        </pic:nvPicPr>
+                        <pic:blipFill>
+                          <a:blip r:embed="rId12"/>
+                          <a:stretch>
+                            <a:fillRect/>
+                          </a:stretch>
+                        </pic:blipFill>
+                        <pic:spPr>
+                          <a:xfrm>
+                            <a:off x="0" y="0"/>
+                            <a:ext cx="5313578" cy="4070053"/>
+                          </a:xfrm>
+                          <a:prstGeom prst="rect">
+                            <a:avLst/>
+                          </a:prstGeom>
+                        </pic:spPr>
+                      </pic:pic>
+                    </a:graphicData>
+                  </a:graphic>
+                </wp:inline>
+              </w:drawing>
+            </w:r>
+          </w:p>
         </w:tc>
       </w:tr>
     </w:tbl>
@@ -9382,6 +10912,10 @@
       <w:pPr>
         <w:spacing w:before="60" w:after="120"/>
         <w:jc w:val="both"/>
+        <w:rPr>
+          <w:rFonts w:ascii="Arial" w:eastAsia="Arial" w:hAnsi="Arial" w:cs="Arial"/>
+          <w:color w:val="000000"/>
+        </w:rPr>
       </w:pPr>
       <w:r>
         <w:rPr>
@@ -9390,11 +10924,6 @@
         </w:rPr>
         <w:t>Each team member must individually write 4–5 lines covering: what was learnt, the most challenging part of the assignment, and how the team resolved it.</w:t>
       </w:r>
-    </w:p>
-    <w:p>
-      <w:pPr>
-        <w:spacing w:after="100"/>
-      </w:pPr>
     </w:p>
     <w:p>
       <w:pPr>
@@ -9408,7 +10937,45 @@
           <w:bCs/>
           <w:color w:val="000000"/>
         </w:rPr>
-        <w:t>Member 1  (Name: _______________________________________________)</w:t>
+        <w:t xml:space="preserve">Member </w:t>
+      </w:r>
+      <w:proofErr w:type="gramStart"/>
+      <w:r>
+        <w:rPr>
+          <w:rFonts w:ascii="Arial" w:eastAsia="Arial" w:hAnsi="Arial" w:cs="Arial"/>
+          <w:b/>
+          <w:bCs/>
+          <w:color w:val="000000"/>
+        </w:rPr>
+        <w:t>1  (</w:t>
+      </w:r>
+      <w:proofErr w:type="gramEnd"/>
+      <w:r>
+        <w:rPr>
+          <w:rFonts w:ascii="Arial" w:eastAsia="Arial" w:hAnsi="Arial" w:cs="Arial"/>
+          <w:b/>
+          <w:bCs/>
+          <w:color w:val="000000"/>
+        </w:rPr>
+        <w:t>Name: __</w:t>
+      </w:r>
+      <w:r>
+        <w:rPr>
+          <w:rFonts w:ascii="Arial" w:eastAsia="Arial" w:hAnsi="Arial" w:cs="Arial"/>
+          <w:b/>
+          <w:bCs/>
+          <w:color w:val="000000"/>
+        </w:rPr>
+        <w:t>Abdul Rahman Asad</w:t>
+      </w:r>
+      <w:r>
+        <w:rPr>
+          <w:rFonts w:ascii="Arial" w:eastAsia="Arial" w:hAnsi="Arial" w:cs="Arial"/>
+          <w:b/>
+          <w:bCs/>
+          <w:color w:val="000000"/>
+        </w:rPr>
+        <w:t>_____________________________________________)</w:t>
       </w:r>
     </w:p>
     <w:tbl>
@@ -9432,12 +10999,6 @@
         <w:gridCol w:w="9360"/>
       </w:tblGrid>
       <w:tr>
-        <w:tblPrEx>
-          <w:tblCellMar>
-            <w:top w:w="0" w:type="dxa"/>
-            <w:bottom w:w="0" w:type="dxa"/>
-          </w:tblCellMar>
-        </w:tblPrEx>
         <w:tc>
           <w:tcPr>
             <w:tcW w:w="9360" w:type="dxa"/>
@@ -9456,63 +11017,14 @@
             </w:tcMar>
             <w:vAlign w:val="center"/>
           </w:tcPr>
-          <w:p/>
-        </w:tc>
-      </w:tr>
-      <w:tr>
-        <w:tblPrEx>
-          <w:tblCellMar>
-            <w:top w:w="0" w:type="dxa"/>
-            <w:bottom w:w="0" w:type="dxa"/>
-          </w:tblCellMar>
-        </w:tblPrEx>
-        <w:tc>
-          <w:tcPr>
-            <w:tcW w:w="9360" w:type="dxa"/>
-            <w:tcBorders>
-              <w:top w:val="single" w:sz="6" w:space="0" w:color="ADB9CA"/>
-              <w:left w:val="single" w:sz="6" w:space="0" w:color="ADB9CA"/>
-              <w:bottom w:val="single" w:sz="6" w:space="0" w:color="ADB9CA"/>
-              <w:right w:val="single" w:sz="6" w:space="0" w:color="ADB9CA"/>
-            </w:tcBorders>
-            <w:shd w:val="clear" w:color="auto" w:fill="FFFFFF"/>
-            <w:tcMar>
-              <w:top w:w="80" w:type="dxa"/>
-              <w:left w:w="140" w:type="dxa"/>
-              <w:bottom w:w="80" w:type="dxa"/>
-              <w:right w:w="140" w:type="dxa"/>
-            </w:tcMar>
-            <w:vAlign w:val="center"/>
-          </w:tcPr>
-          <w:p/>
-        </w:tc>
-      </w:tr>
-      <w:tr>
-        <w:tblPrEx>
-          <w:tblCellMar>
-            <w:top w:w="0" w:type="dxa"/>
-            <w:bottom w:w="0" w:type="dxa"/>
-          </w:tblCellMar>
-        </w:tblPrEx>
-        <w:tc>
-          <w:tcPr>
-            <w:tcW w:w="9360" w:type="dxa"/>
-            <w:tcBorders>
-              <w:top w:val="single" w:sz="6" w:space="0" w:color="ADB9CA"/>
-              <w:left w:val="single" w:sz="6" w:space="0" w:color="ADB9CA"/>
-              <w:bottom w:val="single" w:sz="6" w:space="0" w:color="ADB9CA"/>
-              <w:right w:val="single" w:sz="6" w:space="0" w:color="ADB9CA"/>
-            </w:tcBorders>
-            <w:shd w:val="clear" w:color="auto" w:fill="FFFFFF"/>
-            <w:tcMar>
-              <w:top w:w="80" w:type="dxa"/>
-              <w:left w:w="140" w:type="dxa"/>
-              <w:bottom w:w="80" w:type="dxa"/>
-              <w:right w:w="140" w:type="dxa"/>
-            </w:tcMar>
-            <w:vAlign w:val="center"/>
-          </w:tcPr>
-          <w:p/>
+          <w:p>
+            <w:r>
+              <w:rPr>
+                <w:rStyle w:val="animating6ta1u10"/>
+              </w:rPr>
+              <w:t>In this assignment, I learnt how to set up a complete CI/CD pipeline using GitHub Actions, Docker Hub, and Render from scratch. As Team Lead, I was responsible for creating the repository, configuring secrets, setting up the GitHub Environment, and writing both the CI and CD workflow files. The most challenging part was managing branch protection rules while also ensuring all team members could contribute smoothly through Pull Requests. I also built the Home Dashboard and FAQ pages, which helped me better understand how a shared stylesheet keeps the application consistent. Our team resolved conflicts by communicating regularly and following a clear branching strategy throughout the project.</w:t>
+            </w:r>
+          </w:p>
         </w:tc>
       </w:tr>
     </w:tbl>
@@ -9533,7 +11045,45 @@
           <w:bCs/>
           <w:color w:val="000000"/>
         </w:rPr>
-        <w:t>Member 2  (Name: _______________________________________________)</w:t>
+        <w:t xml:space="preserve">Member </w:t>
+      </w:r>
+      <w:proofErr w:type="gramStart"/>
+      <w:r>
+        <w:rPr>
+          <w:rFonts w:ascii="Arial" w:eastAsia="Arial" w:hAnsi="Arial" w:cs="Arial"/>
+          <w:b/>
+          <w:bCs/>
+          <w:color w:val="000000"/>
+        </w:rPr>
+        <w:t>2  (</w:t>
+      </w:r>
+      <w:proofErr w:type="gramEnd"/>
+      <w:r>
+        <w:rPr>
+          <w:rFonts w:ascii="Arial" w:eastAsia="Arial" w:hAnsi="Arial" w:cs="Arial"/>
+          <w:b/>
+          <w:bCs/>
+          <w:color w:val="000000"/>
+        </w:rPr>
+        <w:t>Name: __</w:t>
+      </w:r>
+      <w:r>
+        <w:rPr>
+          <w:rFonts w:ascii="Arial" w:eastAsia="Arial" w:hAnsi="Arial" w:cs="Arial"/>
+          <w:b/>
+          <w:bCs/>
+          <w:color w:val="000000"/>
+        </w:rPr>
+        <w:t>Arma Sajjad</w:t>
+      </w:r>
+      <w:r>
+        <w:rPr>
+          <w:rFonts w:ascii="Arial" w:eastAsia="Arial" w:hAnsi="Arial" w:cs="Arial"/>
+          <w:b/>
+          <w:bCs/>
+          <w:color w:val="000000"/>
+        </w:rPr>
+        <w:t>_____________________________________________)</w:t>
       </w:r>
     </w:p>
     <w:tbl>
@@ -9557,12 +11107,6 @@
         <w:gridCol w:w="9360"/>
       </w:tblGrid>
       <w:tr>
-        <w:tblPrEx>
-          <w:tblCellMar>
-            <w:top w:w="0" w:type="dxa"/>
-            <w:bottom w:w="0" w:type="dxa"/>
-          </w:tblCellMar>
-        </w:tblPrEx>
         <w:tc>
           <w:tcPr>
             <w:tcW w:w="9360" w:type="dxa"/>
@@ -9581,63 +11125,19 @@
             </w:tcMar>
             <w:vAlign w:val="center"/>
           </w:tcPr>
-          <w:p/>
-        </w:tc>
-      </w:tr>
-      <w:tr>
-        <w:tblPrEx>
-          <w:tblCellMar>
-            <w:top w:w="0" w:type="dxa"/>
-            <w:bottom w:w="0" w:type="dxa"/>
-          </w:tblCellMar>
-        </w:tblPrEx>
-        <w:tc>
-          <w:tcPr>
-            <w:tcW w:w="9360" w:type="dxa"/>
-            <w:tcBorders>
-              <w:top w:val="single" w:sz="6" w:space="0" w:color="ADB9CA"/>
-              <w:left w:val="single" w:sz="6" w:space="0" w:color="ADB9CA"/>
-              <w:bottom w:val="single" w:sz="6" w:space="0" w:color="ADB9CA"/>
-              <w:right w:val="single" w:sz="6" w:space="0" w:color="ADB9CA"/>
-            </w:tcBorders>
-            <w:shd w:val="clear" w:color="auto" w:fill="FFFFFF"/>
-            <w:tcMar>
-              <w:top w:w="80" w:type="dxa"/>
-              <w:left w:w="140" w:type="dxa"/>
-              <w:bottom w:w="80" w:type="dxa"/>
-              <w:right w:w="140" w:type="dxa"/>
-            </w:tcMar>
-            <w:vAlign w:val="center"/>
-          </w:tcPr>
-          <w:p/>
-        </w:tc>
-      </w:tr>
-      <w:tr>
-        <w:tblPrEx>
-          <w:tblCellMar>
-            <w:top w:w="0" w:type="dxa"/>
-            <w:bottom w:w="0" w:type="dxa"/>
-          </w:tblCellMar>
-        </w:tblPrEx>
-        <w:tc>
-          <w:tcPr>
-            <w:tcW w:w="9360" w:type="dxa"/>
-            <w:tcBorders>
-              <w:top w:val="single" w:sz="6" w:space="0" w:color="ADB9CA"/>
-              <w:left w:val="single" w:sz="6" w:space="0" w:color="ADB9CA"/>
-              <w:bottom w:val="single" w:sz="6" w:space="0" w:color="ADB9CA"/>
-              <w:right w:val="single" w:sz="6" w:space="0" w:color="ADB9CA"/>
-            </w:tcBorders>
-            <w:shd w:val="clear" w:color="auto" w:fill="FFFFFF"/>
-            <w:tcMar>
-              <w:top w:w="80" w:type="dxa"/>
-              <w:left w:w="140" w:type="dxa"/>
-              <w:bottom w:w="80" w:type="dxa"/>
-              <w:right w:w="140" w:type="dxa"/>
-            </w:tcMar>
-            <w:vAlign w:val="center"/>
-          </w:tcPr>
-          <w:p/>
+          <w:p>
+            <w:r>
+              <w:t xml:space="preserve">Through this assignment I learnt how the Git branching workflow works in a real team setting, specifically creating feature branches and opening Pull Requests targeting a specific branch. I was responsible for building the About and Help page which describes the </w:t>
+            </w:r>
+            <w:proofErr w:type="spellStart"/>
+            <w:r>
+              <w:t>TaskFlow</w:t>
+            </w:r>
+            <w:proofErr w:type="spellEnd"/>
+            <w:r>
+              <w:t xml:space="preserve"> application and provides a usage guide for new users. The most challenging part for me was understanding how my individual work connects to the automated pipeline — I did not realize that simply merging a PR would trigger a live deployment automatically. The team resolved any confusion by sharing instructions clearly and the Team Lead guided us through each step patiently.</w:t>
+            </w:r>
+          </w:p>
         </w:tc>
       </w:tr>
     </w:tbl>
@@ -9658,7 +11158,45 @@
           <w:bCs/>
           <w:color w:val="000000"/>
         </w:rPr>
-        <w:t>Member 3  (Name: _______________________________________________)</w:t>
+        <w:t xml:space="preserve">Member </w:t>
+      </w:r>
+      <w:proofErr w:type="gramStart"/>
+      <w:r>
+        <w:rPr>
+          <w:rFonts w:ascii="Arial" w:eastAsia="Arial" w:hAnsi="Arial" w:cs="Arial"/>
+          <w:b/>
+          <w:bCs/>
+          <w:color w:val="000000"/>
+        </w:rPr>
+        <w:t>3  (</w:t>
+      </w:r>
+      <w:proofErr w:type="gramEnd"/>
+      <w:r>
+        <w:rPr>
+          <w:rFonts w:ascii="Arial" w:eastAsia="Arial" w:hAnsi="Arial" w:cs="Arial"/>
+          <w:b/>
+          <w:bCs/>
+          <w:color w:val="000000"/>
+        </w:rPr>
+        <w:t>Name: ____</w:t>
+      </w:r>
+      <w:r>
+        <w:rPr>
+          <w:rFonts w:ascii="Arial" w:eastAsia="Arial" w:hAnsi="Arial" w:cs="Arial"/>
+          <w:b/>
+          <w:bCs/>
+          <w:color w:val="000000"/>
+        </w:rPr>
+        <w:t>Mohsin Ali</w:t>
+      </w:r>
+      <w:r>
+        <w:rPr>
+          <w:rFonts w:ascii="Arial" w:eastAsia="Arial" w:hAnsi="Arial" w:cs="Arial"/>
+          <w:b/>
+          <w:bCs/>
+          <w:color w:val="000000"/>
+        </w:rPr>
+        <w:t>___________________________________________)</w:t>
       </w:r>
     </w:p>
     <w:tbl>
@@ -9682,12 +11220,6 @@
         <w:gridCol w:w="9360"/>
       </w:tblGrid>
       <w:tr>
-        <w:tblPrEx>
-          <w:tblCellMar>
-            <w:top w:w="0" w:type="dxa"/>
-            <w:bottom w:w="0" w:type="dxa"/>
-          </w:tblCellMar>
-        </w:tblPrEx>
         <w:tc>
           <w:tcPr>
             <w:tcW w:w="9360" w:type="dxa"/>
@@ -9706,63 +11238,12 @@
             </w:tcMar>
             <w:vAlign w:val="center"/>
           </w:tcPr>
-          <w:p/>
-        </w:tc>
-      </w:tr>
-      <w:tr>
-        <w:tblPrEx>
-          <w:tblCellMar>
-            <w:top w:w="0" w:type="dxa"/>
-            <w:bottom w:w="0" w:type="dxa"/>
-          </w:tblCellMar>
-        </w:tblPrEx>
-        <w:tc>
-          <w:tcPr>
-            <w:tcW w:w="9360" w:type="dxa"/>
-            <w:tcBorders>
-              <w:top w:val="single" w:sz="6" w:space="0" w:color="ADB9CA"/>
-              <w:left w:val="single" w:sz="6" w:space="0" w:color="ADB9CA"/>
-              <w:bottom w:val="single" w:sz="6" w:space="0" w:color="ADB9CA"/>
-              <w:right w:val="single" w:sz="6" w:space="0" w:color="ADB9CA"/>
-            </w:tcBorders>
-            <w:shd w:val="clear" w:color="auto" w:fill="FFFFFF"/>
-            <w:tcMar>
-              <w:top w:w="80" w:type="dxa"/>
-              <w:left w:w="140" w:type="dxa"/>
-              <w:bottom w:w="80" w:type="dxa"/>
-              <w:right w:w="140" w:type="dxa"/>
-            </w:tcMar>
-            <w:vAlign w:val="center"/>
-          </w:tcPr>
-          <w:p/>
-        </w:tc>
-      </w:tr>
-      <w:tr>
-        <w:tblPrEx>
-          <w:tblCellMar>
-            <w:top w:w="0" w:type="dxa"/>
-            <w:bottom w:w="0" w:type="dxa"/>
-          </w:tblCellMar>
-        </w:tblPrEx>
-        <w:tc>
-          <w:tcPr>
-            <w:tcW w:w="9360" w:type="dxa"/>
-            <w:tcBorders>
-              <w:top w:val="single" w:sz="6" w:space="0" w:color="ADB9CA"/>
-              <w:left w:val="single" w:sz="6" w:space="0" w:color="ADB9CA"/>
-              <w:bottom w:val="single" w:sz="6" w:space="0" w:color="ADB9CA"/>
-              <w:right w:val="single" w:sz="6" w:space="0" w:color="ADB9CA"/>
-            </w:tcBorders>
-            <w:shd w:val="clear" w:color="auto" w:fill="FFFFFF"/>
-            <w:tcMar>
-              <w:top w:w="80" w:type="dxa"/>
-              <w:left w:w="140" w:type="dxa"/>
-              <w:bottom w:w="80" w:type="dxa"/>
-              <w:right w:w="140" w:type="dxa"/>
-            </w:tcMar>
-            <w:vAlign w:val="center"/>
-          </w:tcPr>
-          <w:p/>
+          <w:p>
+            <w:r>
+              <w:lastRenderedPageBreak/>
+              <w:t>This assignment taught me how containerization works with Docker and how a CI pipeline automatically builds and pushes a Docker image to Docker Hub whenever a Pull Request is opened. I built the Add Task page which includes a form with fields for task title, description, due date, and priority. The most challenging part was setting up Git on my computer for the first time and understanding the difference between the main and develop branches. Our team resolved this by following step by step instructions provided by the Team Lead and running each Git command one at a time carefully.</w:t>
+            </w:r>
+          </w:p>
         </w:tc>
       </w:tr>
     </w:tbl>
@@ -9783,7 +11264,45 @@
           <w:bCs/>
           <w:color w:val="000000"/>
         </w:rPr>
-        <w:t>Member 4  (Name: _______________________________________________)</w:t>
+        <w:t xml:space="preserve">Member </w:t>
+      </w:r>
+      <w:proofErr w:type="gramStart"/>
+      <w:r>
+        <w:rPr>
+          <w:rFonts w:ascii="Arial" w:eastAsia="Arial" w:hAnsi="Arial" w:cs="Arial"/>
+          <w:b/>
+          <w:bCs/>
+          <w:color w:val="000000"/>
+        </w:rPr>
+        <w:t>4  (</w:t>
+      </w:r>
+      <w:proofErr w:type="gramEnd"/>
+      <w:r>
+        <w:rPr>
+          <w:rFonts w:ascii="Arial" w:eastAsia="Arial" w:hAnsi="Arial" w:cs="Arial"/>
+          <w:b/>
+          <w:bCs/>
+          <w:color w:val="000000"/>
+        </w:rPr>
+        <w:t>Name: ____</w:t>
+      </w:r>
+      <w:r>
+        <w:rPr>
+          <w:rFonts w:ascii="Arial" w:eastAsia="Arial" w:hAnsi="Arial" w:cs="Arial"/>
+          <w:b/>
+          <w:bCs/>
+          <w:color w:val="000000"/>
+        </w:rPr>
+        <w:t>Abdul Ahad</w:t>
+      </w:r>
+      <w:r>
+        <w:rPr>
+          <w:rFonts w:ascii="Arial" w:eastAsia="Arial" w:hAnsi="Arial" w:cs="Arial"/>
+          <w:b/>
+          <w:bCs/>
+          <w:color w:val="000000"/>
+        </w:rPr>
+        <w:t>___________________________________________)</w:t>
       </w:r>
     </w:p>
     <w:tbl>
@@ -9807,12 +11326,6 @@
         <w:gridCol w:w="9360"/>
       </w:tblGrid>
       <w:tr>
-        <w:tblPrEx>
-          <w:tblCellMar>
-            <w:top w:w="0" w:type="dxa"/>
-            <w:bottom w:w="0" w:type="dxa"/>
-          </w:tblCellMar>
-        </w:tblPrEx>
         <w:tc>
           <w:tcPr>
             <w:tcW w:w="9360" w:type="dxa"/>
@@ -9831,63 +11344,11 @@
             </w:tcMar>
             <w:vAlign w:val="center"/>
           </w:tcPr>
-          <w:p/>
-        </w:tc>
-      </w:tr>
-      <w:tr>
-        <w:tblPrEx>
-          <w:tblCellMar>
-            <w:top w:w="0" w:type="dxa"/>
-            <w:bottom w:w="0" w:type="dxa"/>
-          </w:tblCellMar>
-        </w:tblPrEx>
-        <w:tc>
-          <w:tcPr>
-            <w:tcW w:w="9360" w:type="dxa"/>
-            <w:tcBorders>
-              <w:top w:val="single" w:sz="6" w:space="0" w:color="ADB9CA"/>
-              <w:left w:val="single" w:sz="6" w:space="0" w:color="ADB9CA"/>
-              <w:bottom w:val="single" w:sz="6" w:space="0" w:color="ADB9CA"/>
-              <w:right w:val="single" w:sz="6" w:space="0" w:color="ADB9CA"/>
-            </w:tcBorders>
-            <w:shd w:val="clear" w:color="auto" w:fill="FFFFFF"/>
-            <w:tcMar>
-              <w:top w:w="80" w:type="dxa"/>
-              <w:left w:w="140" w:type="dxa"/>
-              <w:bottom w:w="80" w:type="dxa"/>
-              <w:right w:w="140" w:type="dxa"/>
-            </w:tcMar>
-            <w:vAlign w:val="center"/>
-          </w:tcPr>
-          <w:p/>
-        </w:tc>
-      </w:tr>
-      <w:tr>
-        <w:tblPrEx>
-          <w:tblCellMar>
-            <w:top w:w="0" w:type="dxa"/>
-            <w:bottom w:w="0" w:type="dxa"/>
-          </w:tblCellMar>
-        </w:tblPrEx>
-        <w:tc>
-          <w:tcPr>
-            <w:tcW w:w="9360" w:type="dxa"/>
-            <w:tcBorders>
-              <w:top w:val="single" w:sz="6" w:space="0" w:color="ADB9CA"/>
-              <w:left w:val="single" w:sz="6" w:space="0" w:color="ADB9CA"/>
-              <w:bottom w:val="single" w:sz="6" w:space="0" w:color="ADB9CA"/>
-              <w:right w:val="single" w:sz="6" w:space="0" w:color="ADB9CA"/>
-            </w:tcBorders>
-            <w:shd w:val="clear" w:color="auto" w:fill="FFFFFF"/>
-            <w:tcMar>
-              <w:top w:w="80" w:type="dxa"/>
-              <w:left w:w="140" w:type="dxa"/>
-              <w:bottom w:w="80" w:type="dxa"/>
-              <w:right w:w="140" w:type="dxa"/>
-            </w:tcMar>
-            <w:vAlign w:val="center"/>
-          </w:tcPr>
-          <w:p/>
+          <w:p>
+            <w:r>
+              <w:t>I learnt how GitHub Actions workflows are structured using YAML files and how secrets are used to securely store sensitive credentials like Docker Hub tokens and Render deploy hook URLs. My contribution was the Contact page which includes a message form with validation and team information. The most challenging part was understanding the role of the GitHub Environment named "development" and why the Render secret had to be stored there specifically rather than as a repository secret. The team resolved this through discussion and by carefully reading the assignment requirements together.</w:t>
+            </w:r>
+          </w:p>
         </w:tc>
       </w:tr>
     </w:tbl>
@@ -9908,7 +11369,45 @@
           <w:bCs/>
           <w:color w:val="000000"/>
         </w:rPr>
-        <w:t>Member 5  (Name: _______________________________________________)</w:t>
+        <w:t xml:space="preserve">Member </w:t>
+      </w:r>
+      <w:proofErr w:type="gramStart"/>
+      <w:r>
+        <w:rPr>
+          <w:rFonts w:ascii="Arial" w:eastAsia="Arial" w:hAnsi="Arial" w:cs="Arial"/>
+          <w:b/>
+          <w:bCs/>
+          <w:color w:val="000000"/>
+        </w:rPr>
+        <w:t>5  (</w:t>
+      </w:r>
+      <w:proofErr w:type="gramEnd"/>
+      <w:r>
+        <w:rPr>
+          <w:rFonts w:ascii="Arial" w:eastAsia="Arial" w:hAnsi="Arial" w:cs="Arial"/>
+          <w:b/>
+          <w:bCs/>
+          <w:color w:val="000000"/>
+        </w:rPr>
+        <w:t>Name: ___</w:t>
+      </w:r>
+      <w:r>
+        <w:rPr>
+          <w:rFonts w:ascii="Arial" w:eastAsia="Arial" w:hAnsi="Arial" w:cs="Arial"/>
+          <w:b/>
+          <w:bCs/>
+          <w:color w:val="000000"/>
+        </w:rPr>
+        <w:t>Minahil Fatima</w:t>
+      </w:r>
+      <w:r>
+        <w:rPr>
+          <w:rFonts w:ascii="Arial" w:eastAsia="Arial" w:hAnsi="Arial" w:cs="Arial"/>
+          <w:b/>
+          <w:bCs/>
+          <w:color w:val="000000"/>
+        </w:rPr>
+        <w:t>____________________________________________)</w:t>
       </w:r>
     </w:p>
     <w:tbl>
@@ -9932,12 +11431,6 @@
         <w:gridCol w:w="9360"/>
       </w:tblGrid>
       <w:tr>
-        <w:tblPrEx>
-          <w:tblCellMar>
-            <w:top w:w="0" w:type="dxa"/>
-            <w:bottom w:w="0" w:type="dxa"/>
-          </w:tblCellMar>
-        </w:tblPrEx>
         <w:tc>
           <w:tcPr>
             <w:tcW w:w="9360" w:type="dxa"/>
@@ -9956,63 +11449,11 @@
             </w:tcMar>
             <w:vAlign w:val="center"/>
           </w:tcPr>
-          <w:p/>
-        </w:tc>
-      </w:tr>
-      <w:tr>
-        <w:tblPrEx>
-          <w:tblCellMar>
-            <w:top w:w="0" w:type="dxa"/>
-            <w:bottom w:w="0" w:type="dxa"/>
-          </w:tblCellMar>
-        </w:tblPrEx>
-        <w:tc>
-          <w:tcPr>
-            <w:tcW w:w="9360" w:type="dxa"/>
-            <w:tcBorders>
-              <w:top w:val="single" w:sz="6" w:space="0" w:color="ADB9CA"/>
-              <w:left w:val="single" w:sz="6" w:space="0" w:color="ADB9CA"/>
-              <w:bottom w:val="single" w:sz="6" w:space="0" w:color="ADB9CA"/>
-              <w:right w:val="single" w:sz="6" w:space="0" w:color="ADB9CA"/>
-            </w:tcBorders>
-            <w:shd w:val="clear" w:color="auto" w:fill="FFFFFF"/>
-            <w:tcMar>
-              <w:top w:w="80" w:type="dxa"/>
-              <w:left w:w="140" w:type="dxa"/>
-              <w:bottom w:w="80" w:type="dxa"/>
-              <w:right w:w="140" w:type="dxa"/>
-            </w:tcMar>
-            <w:vAlign w:val="center"/>
-          </w:tcPr>
-          <w:p/>
-        </w:tc>
-      </w:tr>
-      <w:tr>
-        <w:tblPrEx>
-          <w:tblCellMar>
-            <w:top w:w="0" w:type="dxa"/>
-            <w:bottom w:w="0" w:type="dxa"/>
-          </w:tblCellMar>
-        </w:tblPrEx>
-        <w:tc>
-          <w:tcPr>
-            <w:tcW w:w="9360" w:type="dxa"/>
-            <w:tcBorders>
-              <w:top w:val="single" w:sz="6" w:space="0" w:color="ADB9CA"/>
-              <w:left w:val="single" w:sz="6" w:space="0" w:color="ADB9CA"/>
-              <w:bottom w:val="single" w:sz="6" w:space="0" w:color="ADB9CA"/>
-              <w:right w:val="single" w:sz="6" w:space="0" w:color="ADB9CA"/>
-            </w:tcBorders>
-            <w:shd w:val="clear" w:color="auto" w:fill="FFFFFF"/>
-            <w:tcMar>
-              <w:top w:w="80" w:type="dxa"/>
-              <w:left w:w="140" w:type="dxa"/>
-              <w:bottom w:w="80" w:type="dxa"/>
-              <w:right w:w="140" w:type="dxa"/>
-            </w:tcMar>
-            <w:vAlign w:val="center"/>
-          </w:tcPr>
-          <w:p/>
+          <w:p>
+            <w:r>
+              <w:t>This assignment gave me hands-on experience with the full DevOps workflow, from writing code on a feature branch to seeing it live on Render after the CD pipeline runs. I developed the Task Detail page which displays full task information and allows users to mark a task as complete or delete it. The most challenging part was waiting for the CI checks to pass before the Pull Request could be merged, as I had not worked with automated status checks before. Our team stayed organized by assigning each member a specific page and branch, which prevented conflicts and made the integration process much smoother.</w:t>
+            </w:r>
+          </w:p>
         </w:tc>
       </w:tr>
     </w:tbl>
@@ -10021,13 +11462,224 @@
         <w:spacing w:after="100"/>
       </w:pPr>
     </w:p>
+    <w:p>
+      <w:pPr>
+        <w:spacing w:after="100"/>
+      </w:pPr>
+      <w:r>
+        <w:rPr>
+          <w:rFonts w:ascii="Arial" w:eastAsia="Arial" w:hAnsi="Arial" w:cs="Arial"/>
+          <w:b/>
+          <w:bCs/>
+          <w:color w:val="000000"/>
+        </w:rPr>
+        <w:t xml:space="preserve">Member </w:t>
+      </w:r>
+      <w:proofErr w:type="gramStart"/>
+      <w:r>
+        <w:rPr>
+          <w:rFonts w:ascii="Arial" w:eastAsia="Arial" w:hAnsi="Arial" w:cs="Arial"/>
+          <w:b/>
+          <w:bCs/>
+          <w:color w:val="000000"/>
+        </w:rPr>
+        <w:t>6  (</w:t>
+      </w:r>
+      <w:proofErr w:type="gramEnd"/>
+      <w:r>
+        <w:rPr>
+          <w:rFonts w:ascii="Arial" w:eastAsia="Arial" w:hAnsi="Arial" w:cs="Arial"/>
+          <w:b/>
+          <w:bCs/>
+          <w:color w:val="000000"/>
+        </w:rPr>
+        <w:t>Name: ___Noor Fatima____________________________________________)</w:t>
+      </w:r>
+    </w:p>
+    <w:tbl>
+      <w:tblPr>
+        <w:tblW w:w="9360" w:type="dxa"/>
+        <w:tblBorders>
+          <w:top w:val="single" w:sz="4" w:space="0" w:color="auto"/>
+          <w:left w:val="single" w:sz="4" w:space="0" w:color="auto"/>
+          <w:bottom w:val="single" w:sz="4" w:space="0" w:color="auto"/>
+          <w:right w:val="single" w:sz="4" w:space="0" w:color="auto"/>
+          <w:insideH w:val="single" w:sz="4" w:space="0" w:color="auto"/>
+          <w:insideV w:val="single" w:sz="4" w:space="0" w:color="auto"/>
+        </w:tblBorders>
+        <w:tblCellMar>
+          <w:left w:w="10" w:type="dxa"/>
+          <w:right w:w="10" w:type="dxa"/>
+        </w:tblCellMar>
+        <w:tblLook w:val="0000" w:firstRow="0" w:lastRow="0" w:firstColumn="0" w:lastColumn="0" w:noHBand="0" w:noVBand="0"/>
+      </w:tblPr>
+      <w:tblGrid>
+        <w:gridCol w:w="9360"/>
+      </w:tblGrid>
+      <w:tr>
+        <w:tc>
+          <w:tcPr>
+            <w:tcW w:w="9360" w:type="dxa"/>
+            <w:tcBorders>
+              <w:top w:val="single" w:sz="6" w:space="0" w:color="ADB9CA"/>
+              <w:left w:val="single" w:sz="6" w:space="0" w:color="ADB9CA"/>
+              <w:bottom w:val="single" w:sz="6" w:space="0" w:color="ADB9CA"/>
+              <w:right w:val="single" w:sz="6" w:space="0" w:color="ADB9CA"/>
+            </w:tcBorders>
+            <w:shd w:val="clear" w:color="auto" w:fill="FFFFFF"/>
+            <w:tcMar>
+              <w:top w:w="80" w:type="dxa"/>
+              <w:left w:w="140" w:type="dxa"/>
+              <w:bottom w:w="80" w:type="dxa"/>
+              <w:right w:w="140" w:type="dxa"/>
+            </w:tcMar>
+            <w:vAlign w:val="center"/>
+          </w:tcPr>
+          <w:p>
+            <w:pPr>
+              <w:pStyle w:val="font-claude-response-body"/>
+            </w:pPr>
+            <w:r>
+              <w:t>Through this assignment I learnt how a CD pipeline automatically deploys an updated application to Render every time a Pull Request is merged into the develop branch, without any manual steps. I was responsible for the Task List page which displays all tasks in a table with filter buttons for All, Pending, and Completed statuses. The most challenging part was understanding the connection between the CI and CD workflows and why they are kept as two separate files with different triggers. Our team resolved confusion by referring to the workflow summary table in the assignment and testing each step carefully before moving to the next.</w:t>
+            </w:r>
+          </w:p>
+        </w:tc>
+      </w:tr>
+    </w:tbl>
+    <w:p>
+      <w:pPr>
+        <w:spacing w:after="100"/>
+        <w:rPr>
+          <w:b/>
+          <w:bCs/>
+          <w:sz w:val="22"/>
+          <w:szCs w:val="22"/>
+        </w:rPr>
+      </w:pPr>
+    </w:p>
+    <w:p>
+      <w:pPr>
+        <w:spacing w:after="100"/>
+        <w:rPr>
+          <w:rFonts w:ascii="Arial" w:hAnsi="Arial" w:cs="Arial"/>
+          <w:b/>
+          <w:bCs/>
+        </w:rPr>
+      </w:pPr>
+      <w:r>
+        <w:rPr>
+          <w:rFonts w:ascii="Arial" w:hAnsi="Arial" w:cs="Arial"/>
+          <w:b/>
+          <w:bCs/>
+        </w:rPr>
+        <w:t xml:space="preserve">Member 7 </w:t>
+      </w:r>
+      <w:r>
+        <w:rPr>
+          <w:rFonts w:ascii="Arial" w:eastAsia="Arial" w:hAnsi="Arial" w:cs="Arial"/>
+          <w:b/>
+          <w:bCs/>
+          <w:color w:val="000000"/>
+        </w:rPr>
+        <w:t>(Name: ___</w:t>
+      </w:r>
+      <w:r>
+        <w:rPr>
+          <w:rFonts w:ascii="Arial" w:eastAsia="Arial" w:hAnsi="Arial" w:cs="Arial"/>
+          <w:b/>
+          <w:bCs/>
+          <w:color w:val="000000"/>
+        </w:rPr>
+        <w:t>Talha Khurram</w:t>
+      </w:r>
+      <w:r>
+        <w:rPr>
+          <w:rFonts w:ascii="Arial" w:eastAsia="Arial" w:hAnsi="Arial" w:cs="Arial"/>
+          <w:b/>
+          <w:bCs/>
+          <w:color w:val="000000"/>
+        </w:rPr>
+        <w:t>____________________________________________)</w:t>
+      </w:r>
+      <w:r>
+        <w:rPr>
+          <w:rFonts w:ascii="Arial" w:hAnsi="Arial" w:cs="Arial"/>
+          <w:b/>
+          <w:bCs/>
+        </w:rPr>
+        <w:t xml:space="preserve"> </w:t>
+      </w:r>
+    </w:p>
+    <w:tbl>
+      <w:tblPr>
+        <w:tblW w:w="9360" w:type="dxa"/>
+        <w:tblBorders>
+          <w:top w:val="single" w:sz="4" w:space="0" w:color="auto"/>
+          <w:left w:val="single" w:sz="4" w:space="0" w:color="auto"/>
+          <w:bottom w:val="single" w:sz="4" w:space="0" w:color="auto"/>
+          <w:right w:val="single" w:sz="4" w:space="0" w:color="auto"/>
+          <w:insideH w:val="single" w:sz="4" w:space="0" w:color="auto"/>
+          <w:insideV w:val="single" w:sz="4" w:space="0" w:color="auto"/>
+        </w:tblBorders>
+        <w:tblCellMar>
+          <w:left w:w="10" w:type="dxa"/>
+          <w:right w:w="10" w:type="dxa"/>
+        </w:tblCellMar>
+        <w:tblLook w:val="0000" w:firstRow="0" w:lastRow="0" w:firstColumn="0" w:lastColumn="0" w:noHBand="0" w:noVBand="0"/>
+      </w:tblPr>
+      <w:tblGrid>
+        <w:gridCol w:w="9360"/>
+      </w:tblGrid>
+      <w:tr>
+        <w:tc>
+          <w:tcPr>
+            <w:tcW w:w="9360" w:type="dxa"/>
+            <w:tcBorders>
+              <w:top w:val="single" w:sz="6" w:space="0" w:color="ADB9CA"/>
+              <w:left w:val="single" w:sz="6" w:space="0" w:color="ADB9CA"/>
+              <w:bottom w:val="single" w:sz="6" w:space="0" w:color="ADB9CA"/>
+              <w:right w:val="single" w:sz="6" w:space="0" w:color="ADB9CA"/>
+            </w:tcBorders>
+            <w:shd w:val="clear" w:color="auto" w:fill="FFFFFF"/>
+            <w:tcMar>
+              <w:top w:w="80" w:type="dxa"/>
+              <w:left w:w="140" w:type="dxa"/>
+              <w:bottom w:w="80" w:type="dxa"/>
+              <w:right w:w="140" w:type="dxa"/>
+            </w:tcMar>
+            <w:vAlign w:val="center"/>
+          </w:tcPr>
+          <w:p>
+            <w:pPr>
+              <w:pStyle w:val="font-claude-response-body"/>
+            </w:pPr>
+            <w:r>
+              <w:t xml:space="preserve">This assignment introduced me to the concept of CI/CD pipelines and how automated workflows can save a lot of time compared to deploying manually every time a change is made. I built the FAQ page for the </w:t>
+            </w:r>
+            <w:proofErr w:type="spellStart"/>
+            <w:r>
+              <w:t>TaskFlow</w:t>
+            </w:r>
+            <w:proofErr w:type="spellEnd"/>
+            <w:r>
+              <w:t xml:space="preserve"> application which includes commonly asked questions about the app presented in an interactive accordion style layout. The most challenging part for me was understanding how the feature branch connects to the Pull Request and how the CI workflow gets triggered automatically just by opening a PR targeting the develop branch. Our team resolved any issues by staying in close contact and the Team Lead provided clear instructions at every step which made the whole process much easier to follow.</w:t>
+            </w:r>
+          </w:p>
+        </w:tc>
+      </w:tr>
+    </w:tbl>
+    <w:p>
+      <w:pPr>
+        <w:spacing w:after="100"/>
+      </w:pPr>
+    </w:p>
     <w:sectPr>
-      <w:headerReference w:type="even" r:id="rId7"/>
-      <w:headerReference w:type="default" r:id="rId8"/>
-      <w:footerReference w:type="even" r:id="rId9"/>
-      <w:footerReference w:type="default" r:id="rId10"/>
-      <w:headerReference w:type="first" r:id="rId11"/>
-      <w:footerReference w:type="first" r:id="rId12"/>
+      <w:headerReference w:type="even" r:id="rId13"/>
+      <w:headerReference w:type="default" r:id="rId14"/>
+      <w:footerReference w:type="even" r:id="rId15"/>
+      <w:footerReference w:type="default" r:id="rId16"/>
+      <w:headerReference w:type="first" r:id="rId17"/>
+      <w:footerReference w:type="first" r:id="rId18"/>
       <w:pgSz w:w="12240" w:h="15840"/>
       <w:pgMar w:top="1080" w:right="1080" w:bottom="1080" w:left="1080" w:header="708" w:footer="708" w:gutter="0"/>
       <w:cols w:space="720"/>
@@ -10086,7 +11738,17 @@
         <w:sz w:val="16"/>
         <w:szCs w:val="16"/>
       </w:rPr>
-      <w:t xml:space="preserve">Assignment 04 – CI/CD Pipeline Integration  </w:t>
+      <w:t xml:space="preserve">Assignment 04 – CI/CD Pipeline </w:t>
+    </w:r>
+    <w:proofErr w:type="gramStart"/>
+    <w:r>
+      <w:rPr>
+        <w:rFonts w:ascii="Arial" w:eastAsia="Arial" w:hAnsi="Arial" w:cs="Arial"/>
+        <w:color w:val="555555"/>
+        <w:sz w:val="16"/>
+        <w:szCs w:val="16"/>
+      </w:rPr>
+      <w:t xml:space="preserve">Integration  </w:t>
     </w:r>
     <w:r>
       <w:rPr>
@@ -10096,6 +11758,15 @@
         <w:szCs w:val="16"/>
       </w:rPr>
       <w:tab/>
+    </w:r>
+    <w:proofErr w:type="gramEnd"/>
+    <w:r>
+      <w:rPr>
+        <w:rFonts w:ascii="Arial" w:eastAsia="Arial" w:hAnsi="Arial" w:cs="Arial"/>
+        <w:color w:val="555555"/>
+        <w:sz w:val="16"/>
+        <w:szCs w:val="16"/>
+      </w:rPr>
       <w:t xml:space="preserve"> Page </w:t>
     </w:r>
     <w:r>
@@ -10206,7 +11877,19 @@
         <w:sz w:val="18"/>
         <w:szCs w:val="18"/>
       </w:rPr>
-      <w:t>University of Central Punjab – Faculty of Information Technology</w:t>
+      <w:t xml:space="preserve">University of Central Punjab – Faculty of Information </w:t>
+    </w:r>
+    <w:proofErr w:type="gramStart"/>
+    <w:r>
+      <w:rPr>
+        <w:rFonts w:ascii="Arial" w:eastAsia="Arial" w:hAnsi="Arial" w:cs="Arial"/>
+        <w:b/>
+        <w:bCs/>
+        <w:color w:val="1F3864"/>
+        <w:sz w:val="18"/>
+        <w:szCs w:val="18"/>
+      </w:rPr>
+      <w:t>Technology</w:t>
     </w:r>
     <w:r>
       <w:rPr>
@@ -10215,7 +11898,17 @@
         <w:sz w:val="18"/>
         <w:szCs w:val="18"/>
       </w:rPr>
-      <w:t xml:space="preserve">  |  </w:t>
+      <w:t xml:space="preserve">  |</w:t>
+    </w:r>
+    <w:proofErr w:type="gramEnd"/>
+    <w:r>
+      <w:rPr>
+        <w:rFonts w:ascii="Arial" w:eastAsia="Arial" w:hAnsi="Arial" w:cs="Arial"/>
+        <w:color w:val="ADB9CA"/>
+        <w:sz w:val="18"/>
+        <w:szCs w:val="18"/>
+      </w:rPr>
+      <w:t xml:space="preserve">  </w:t>
     </w:r>
     <w:r>
       <w:rPr>
@@ -10552,34 +12245,34 @@
       <w:lvlJc w:val="left"/>
     </w:lvl>
   </w:abstractNum>
-  <w:num w:numId="1" w16cid:durableId="1548451513">
+  <w:num w:numId="1" w16cid:durableId="597714337">
     <w:abstractNumId w:val="2"/>
     <w:lvlOverride w:ilvl="0">
       <w:startOverride w:val="1"/>
     </w:lvlOverride>
   </w:num>
-  <w:num w:numId="2" w16cid:durableId="406927219">
+  <w:num w:numId="2" w16cid:durableId="1544094758">
     <w:abstractNumId w:val="0"/>
     <w:lvlOverride w:ilvl="0">
       <w:startOverride w:val="1"/>
     </w:lvlOverride>
   </w:num>
-  <w:num w:numId="3" w16cid:durableId="1209684877">
+  <w:num w:numId="3" w16cid:durableId="1349286254">
     <w:abstractNumId w:val="1"/>
     <w:lvlOverride w:ilvl="0">
       <w:startOverride w:val="1"/>
     </w:lvlOverride>
   </w:num>
-  <w:num w:numId="4" w16cid:durableId="188567385">
+  <w:num w:numId="4" w16cid:durableId="1859079647">
     <w:abstractNumId w:val="0"/>
   </w:num>
-  <w:num w:numId="5" w16cid:durableId="751972918">
+  <w:num w:numId="5" w16cid:durableId="1799563108">
     <w:abstractNumId w:val="4"/>
   </w:num>
-  <w:num w:numId="6" w16cid:durableId="1298678207">
+  <w:num w:numId="6" w16cid:durableId="1890921042">
     <w:abstractNumId w:val="1"/>
   </w:num>
-  <w:num w:numId="7" w16cid:durableId="143203211">
+  <w:num w:numId="7" w16cid:durableId="762842178">
     <w:abstractNumId w:val="3"/>
   </w:num>
 </w:numbering>
@@ -11065,7 +12758,6 @@
   <w:style w:type="character" w:default="1" w:styleId="DefaultParagraphFont">
     <w:name w:val="Default Paragraph Font"/>
     <w:uiPriority w:val="1"/>
-    <w:semiHidden/>
     <w:unhideWhenUsed/>
   </w:style>
   <w:style w:type="table" w:default="1" w:styleId="TableNormal">
@@ -11214,6 +12906,23 @@
     <w:link w:val="Footer"/>
     <w:uiPriority w:val="99"/>
     <w:rsid w:val="008E7902"/>
+  </w:style>
+  <w:style w:type="character" w:customStyle="1" w:styleId="animating6ta1u10">
+    <w:name w:val="_animating_6ta1u_10"/>
+    <w:basedOn w:val="DefaultParagraphFont"/>
+    <w:rsid w:val="00D92226"/>
+  </w:style>
+  <w:style w:type="paragraph" w:customStyle="1" w:styleId="font-claude-response-body">
+    <w:name w:val="font-claude-response-body"/>
+    <w:basedOn w:val="Normal"/>
+    <w:rsid w:val="00D92226"/>
+    <w:pPr>
+      <w:spacing w:before="100" w:beforeAutospacing="1" w:after="100" w:afterAutospacing="1"/>
+    </w:pPr>
+    <w:rPr>
+      <w:sz w:val="24"/>
+      <w:szCs w:val="24"/>
+    </w:rPr>
   </w:style>
 </w:styles>
 </file>

--- a/DF_Assignment_04_Spring_2026.docx
+++ b/DF_Assignment_04_Spring_2026.docx
@@ -1182,7 +1182,13 @@
             </w:tcMar>
             <w:vAlign w:val="center"/>
           </w:tcPr>
-          <w:p/>
+          <w:p>
+            <w:proofErr w:type="spellStart"/>
+            <w:r>
+              <w:t>armasajjad</w:t>
+            </w:r>
+            <w:proofErr w:type="spellEnd"/>
+          </w:p>
         </w:tc>
         <w:tc>
           <w:tcPr>
@@ -1530,7 +1536,11 @@
             </w:tcMar>
             <w:vAlign w:val="center"/>
           </w:tcPr>
-          <w:p/>
+          <w:p>
+            <w:r>
+              <w:t>aahad4653-design</w:t>
+            </w:r>
+          </w:p>
         </w:tc>
         <w:tc>
           <w:tcPr>
@@ -10187,8 +10197,8 @@
         <w:tblLook w:val="0000" w:firstRow="0" w:lastRow="0" w:firstColumn="0" w:lastColumn="0" w:noHBand="0" w:noVBand="0"/>
       </w:tblPr>
       <w:tblGrid>
-        <w:gridCol w:w="1359"/>
-        <w:gridCol w:w="8705"/>
+        <w:gridCol w:w="1536"/>
+        <w:gridCol w:w="8528"/>
       </w:tblGrid>
       <w:tr>
         <w:tc>
@@ -10335,9 +10345,9 @@
                 <w:noProof/>
               </w:rPr>
               <w:drawing>
-                <wp:inline distT="0" distB="0" distL="0" distR="0" wp14:anchorId="6B1474F5" wp14:editId="7539E883">
-                  <wp:extent cx="6400800" cy="3599180"/>
-                  <wp:effectExtent l="0" t="0" r="0" b="1270"/>
+                <wp:inline distT="0" distB="0" distL="0" distR="0" wp14:anchorId="6B1474F5" wp14:editId="555AB9AD">
+                  <wp:extent cx="5276850" cy="2967181"/>
+                  <wp:effectExtent l="0" t="0" r="0" b="5080"/>
                   <wp:docPr id="2" name="Picture 2"/>
                   <wp:cNvGraphicFramePr>
                     <a:graphicFrameLocks xmlns:a="http://schemas.openxmlformats.org/drawingml/2006/main" noChangeAspect="1"/>
@@ -10364,7 +10374,7 @@
                         <pic:spPr>
                           <a:xfrm>
                             <a:off x="0" y="0"/>
-                            <a:ext cx="6400800" cy="3599180"/>
+                            <a:ext cx="5287147" cy="2972971"/>
                           </a:xfrm>
                           <a:prstGeom prst="rect">
                             <a:avLst/>
@@ -10433,10 +10443,10 @@
           <w:p>
             <w:r>
               <w:drawing>
-                <wp:inline distT="0" distB="0" distL="0" distR="0" wp14:anchorId="51C30540" wp14:editId="72B9CF31">
-                  <wp:extent cx="5330519" cy="1619250"/>
-                  <wp:effectExtent l="0" t="0" r="3810" b="0"/>
-                  <wp:docPr id="225011078" name="Picture 1"/>
+                <wp:inline distT="0" distB="0" distL="0" distR="0" wp14:anchorId="17424578" wp14:editId="5BB77B26">
+                  <wp:extent cx="5229225" cy="1895594"/>
+                  <wp:effectExtent l="0" t="0" r="0" b="9525"/>
+                  <wp:docPr id="1355726565" name="Picture 1"/>
                   <wp:cNvGraphicFramePr>
                     <a:graphicFrameLocks xmlns:a="http://schemas.openxmlformats.org/drawingml/2006/main" noChangeAspect="1"/>
                   </wp:cNvGraphicFramePr>
@@ -10444,7 +10454,7 @@
                     <a:graphicData uri="http://schemas.openxmlformats.org/drawingml/2006/picture">
                       <pic:pic xmlns:pic="http://schemas.openxmlformats.org/drawingml/2006/picture">
                         <pic:nvPicPr>
-                          <pic:cNvPr id="225011078" name=""/>
+                          <pic:cNvPr id="1355726565" name=""/>
                           <pic:cNvPicPr/>
                         </pic:nvPicPr>
                         <pic:blipFill>
@@ -10456,7 +10466,7 @@
                         <pic:spPr>
                           <a:xfrm>
                             <a:off x="0" y="0"/>
-                            <a:ext cx="5395840" cy="1639093"/>
+                            <a:ext cx="5240754" cy="1899773"/>
                           </a:xfrm>
                           <a:prstGeom prst="rect">
                             <a:avLst/>
@@ -10526,9 +10536,9 @@
           <w:p>
             <w:r>
               <w:drawing>
-                <wp:inline distT="0" distB="0" distL="0" distR="0" wp14:anchorId="5E9C692F" wp14:editId="317C0FAF">
-                  <wp:extent cx="6400800" cy="3351530"/>
-                  <wp:effectExtent l="0" t="0" r="0" b="1270"/>
+                <wp:inline distT="0" distB="0" distL="0" distR="0" wp14:anchorId="5E9C692F" wp14:editId="15955A51">
+                  <wp:extent cx="5229225" cy="2738080"/>
+                  <wp:effectExtent l="0" t="0" r="0" b="5715"/>
                   <wp:docPr id="19758371" name="Picture 1"/>
                   <wp:cNvGraphicFramePr>
                     <a:graphicFrameLocks xmlns:a="http://schemas.openxmlformats.org/drawingml/2006/main" noChangeAspect="1"/>
@@ -10549,7 +10559,7 @@
                         <pic:spPr>
                           <a:xfrm>
                             <a:off x="0" y="0"/>
-                            <a:ext cx="6400800" cy="3351530"/>
+                            <a:ext cx="5239876" cy="2743657"/>
                           </a:xfrm>
                           <a:prstGeom prst="rect">
                             <a:avLst/>
@@ -10629,9 +10639,9 @@
           <w:p>
             <w:r>
               <w:drawing>
-                <wp:inline distT="0" distB="0" distL="0" distR="0" wp14:anchorId="30D683AC" wp14:editId="30862AA9">
-                  <wp:extent cx="6400800" cy="2686050"/>
-                  <wp:effectExtent l="0" t="0" r="0" b="0"/>
+                <wp:inline distT="0" distB="0" distL="0" distR="0" wp14:anchorId="30D683AC" wp14:editId="0AB0898E">
+                  <wp:extent cx="5381625" cy="2258360"/>
+                  <wp:effectExtent l="0" t="0" r="0" b="8890"/>
                   <wp:docPr id="157974217" name="Picture 1"/>
                   <wp:cNvGraphicFramePr>
                     <a:graphicFrameLocks xmlns:a="http://schemas.openxmlformats.org/drawingml/2006/main" noChangeAspect="1"/>
@@ -10652,7 +10662,7 @@
                         <pic:spPr>
                           <a:xfrm>
                             <a:off x="0" y="0"/>
-                            <a:ext cx="6400800" cy="2686050"/>
+                            <a:ext cx="5389566" cy="2261692"/>
                           </a:xfrm>
                           <a:prstGeom prst="rect">
                             <a:avLst/>
@@ -10749,9 +10759,9 @@
                 <w:noProof/>
               </w:rPr>
               <w:drawing>
-                <wp:inline distT="0" distB="0" distL="0" distR="0" wp14:anchorId="6A7D8C0F" wp14:editId="6D72F942">
-                  <wp:extent cx="6400800" cy="4516755"/>
-                  <wp:effectExtent l="0" t="0" r="0" b="0"/>
+                <wp:inline distT="0" distB="0" distL="0" distR="0" wp14:anchorId="6A7D8C0F" wp14:editId="1946435C">
+                  <wp:extent cx="5067300" cy="3575764"/>
+                  <wp:effectExtent l="0" t="0" r="0" b="5715"/>
                   <wp:docPr id="1" name="Picture 1"/>
                   <wp:cNvGraphicFramePr>
                     <a:graphicFrameLocks xmlns:a="http://schemas.openxmlformats.org/drawingml/2006/main" noChangeAspect="1"/>
@@ -10772,7 +10782,7 @@
                         <pic:spPr>
                           <a:xfrm>
                             <a:off x="0" y="0"/>
-                            <a:ext cx="6400800" cy="4516755"/>
+                            <a:ext cx="5074309" cy="3580710"/>
                           </a:xfrm>
                           <a:prstGeom prst="rect">
                             <a:avLst/>
@@ -10816,7 +10826,6 @@
                 <w:sz w:val="18"/>
                 <w:szCs w:val="18"/>
               </w:rPr>
-              <w:lastRenderedPageBreak/>
               <w:t>Assignment 04 .docx Visible in GitHub Repo</w:t>
             </w:r>
           </w:p>
@@ -10922,8 +10931,29 @@
           <w:rFonts w:ascii="Arial" w:eastAsia="Arial" w:hAnsi="Arial" w:cs="Arial"/>
           <w:color w:val="000000"/>
         </w:rPr>
+        <w:lastRenderedPageBreak/>
         <w:t>Each team member must individually write 4–5 lines covering: what was learnt, the most challenging part of the assignment, and how the team resolved it.</w:t>
       </w:r>
+    </w:p>
+    <w:p>
+      <w:pPr>
+        <w:spacing w:before="60" w:after="120"/>
+        <w:jc w:val="both"/>
+        <w:rPr>
+          <w:rFonts w:ascii="Arial" w:eastAsia="Arial" w:hAnsi="Arial" w:cs="Arial"/>
+          <w:color w:val="000000"/>
+        </w:rPr>
+      </w:pPr>
+    </w:p>
+    <w:p>
+      <w:pPr>
+        <w:spacing w:before="60" w:after="120"/>
+        <w:jc w:val="both"/>
+        <w:rPr>
+          <w:rFonts w:ascii="Arial" w:eastAsia="Arial" w:hAnsi="Arial" w:cs="Arial"/>
+          <w:color w:val="000000"/>
+        </w:rPr>
+      </w:pPr>
     </w:p>
     <w:p>
       <w:pPr>
@@ -11022,7 +11052,7 @@
               <w:rPr>
                 <w:rStyle w:val="animating6ta1u10"/>
               </w:rPr>
-              <w:t>In this assignment, I learnt how to set up a complete CI/CD pipeline using GitHub Actions, Docker Hub, and Render from scratch. As Team Lead, I was responsible for creating the repository, configuring secrets, setting up the GitHub Environment, and writing both the CI and CD workflow files. The most challenging part was managing branch protection rules while also ensuring all team members could contribute smoothly through Pull Requests. I also built the Home Dashboard and FAQ pages, which helped me better understand how a shared stylesheet keeps the application consistent. Our team resolved conflicts by communicating regularly and following a clear branching strategy throughout the project.</w:t>
+              <w:t>In this assignment, I learnt how to set up a complete CI/CD pipeline using GitHub Actions, Docker Hub, and Render from scratch. As Team Lead, I was responsible for creating the repository, configuring secrets, setting up the GitHub Environment, and writing both the CI and CD workflow files. The most challenging part was managing branch protection rules while also ensuring all team members could contribute smoothly through Pull Requests. I also built the Home Dashboard page, which helped me better understand how a shared stylesheet keeps the application consistent. Our team resolved conflicts by communicating regularly and following a clear branching strategy throughout the project.</w:t>
             </w:r>
           </w:p>
         </w:tc>
@@ -11240,7 +11270,6 @@
           </w:tcPr>
           <w:p>
             <w:r>
-              <w:lastRenderedPageBreak/>
               <w:t>This assignment taught me how containerization works with Docker and how a CI pipeline automatically builds and pushes a Docker image to Docker Hub whenever a Pull Request is opened. I built the Add Task page which includes a form with fields for task title, description, due date, and priority. The most challenging part was setting up Git on my computer for the first time and understanding the difference between the main and develop branches. Our team resolved this by following step by step instructions provided by the Team Lead and running each Git command one at a time carefully.</w:t>
             </w:r>
           </w:p>
@@ -11540,7 +11569,19 @@
               <w:pStyle w:val="font-claude-response-body"/>
             </w:pPr>
             <w:r>
-              <w:t>Through this assignment I learnt how a CD pipeline automatically deploys an updated application to Render every time a Pull Request is merged into the develop branch, without any manual steps. I was responsible for the Task List page which displays all tasks in a table with filter buttons for All, Pending, and Completed statuses. The most challenging part was understanding the connection between the CI and CD workflows and why they are kept as two separate files with different triggers. Our team resolved confusion by referring to the workflow summary table in the assignment and testing each step carefully before moving to the next.</w:t>
+              <w:rPr>
+                <w:sz w:val="20"/>
+                <w:szCs w:val="20"/>
+              </w:rPr>
+              <w:t xml:space="preserve">Through this assignment I learnt how a CD pipeline automatically deploys an updated application to Render every time a Pull Request is merged into the develop branch, without any manual steps. I was responsible for the Task List page which displays all tasks in a table with filter buttons for All, Pending, and Completed statuses. </w:t>
+            </w:r>
+            <w:r>
+              <w:rPr>
+                <w:sz w:val="20"/>
+                <w:szCs w:val="20"/>
+              </w:rPr>
+              <w:lastRenderedPageBreak/>
+              <w:t>The most challenging part was understanding the connection between the CI and CD workflows and why they are kept as two separate files with different triggers. Our team resolved confusion by referring to the workflow summary table in the assignment and testing each step carefully before moving to the next.</w:t>
             </w:r>
           </w:p>
         </w:tc>
@@ -11654,14 +11695,26 @@
               <w:pStyle w:val="font-claude-response-body"/>
             </w:pPr>
             <w:r>
+              <w:rPr>
+                <w:sz w:val="20"/>
+                <w:szCs w:val="20"/>
+              </w:rPr>
               <w:t xml:space="preserve">This assignment introduced me to the concept of CI/CD pipelines and how automated workflows can save a lot of time compared to deploying manually every time a change is made. I built the FAQ page for the </w:t>
             </w:r>
             <w:proofErr w:type="spellStart"/>
             <w:r>
+              <w:rPr>
+                <w:sz w:val="20"/>
+                <w:szCs w:val="20"/>
+              </w:rPr>
               <w:t>TaskFlow</w:t>
             </w:r>
             <w:proofErr w:type="spellEnd"/>
             <w:r>
+              <w:rPr>
+                <w:sz w:val="20"/>
+                <w:szCs w:val="20"/>
+              </w:rPr>
               <w:t xml:space="preserve"> application which includes commonly asked questions about the app presented in an interactive accordion style layout. The most challenging part for me was understanding how the feature branch connects to the Pull Request and how the CI workflow gets triggered automatically just by opening a PR targeting the develop branch. Our team resolved any issues by staying in close contact and the Team Lead provided clear instructions at every step which made the whole process much easier to follow.</w:t>
             </w:r>
           </w:p>
